--- a/pro_sanzhutraining/docs/平台开发方案.docx
+++ b/pro_sanzhutraining/docs/平台开发方案.docx
@@ -712,7 +712,22 @@
                 <w:rFonts w:hint="eastAsia" w:ascii="微软雅黑" w:hAnsi="微软雅黑" w:eastAsia="微软雅黑" w:cs="微软雅黑"/>
                 <w:sz w:val="22"/>
               </w:rPr>
-              <w:t>3000</w:t>
+              <w:t>3</w:t>
+            </w:r>
+            <w:r>
+              <w:rPr>
+                <w:rFonts w:hint="eastAsia" w:ascii="微软雅黑" w:hAnsi="微软雅黑" w:eastAsia="微软雅黑" w:cs="微软雅黑"/>
+                <w:sz w:val="22"/>
+                <w:lang w:val="en-US" w:eastAsia="zh-CN"/>
+              </w:rPr>
+              <w:t>5</w:t>
+            </w:r>
+            <w:r>
+              <w:rPr>
+                <w:rFonts w:hint="eastAsia" w:ascii="微软雅黑" w:hAnsi="微软雅黑" w:eastAsia="微软雅黑" w:cs="微软雅黑"/>
+                <w:sz w:val="22"/>
+              </w:rPr>
+              <w:t>00</w:t>
             </w:r>
           </w:p>
         </w:tc>
@@ -839,7 +854,22 @@
                 <w:rFonts w:hint="eastAsia" w:ascii="微软雅黑" w:hAnsi="微软雅黑" w:eastAsia="微软雅黑" w:cs="微软雅黑"/>
                 <w:sz w:val="22"/>
               </w:rPr>
-              <w:t>1400</w:t>
+              <w:t>1</w:t>
+            </w:r>
+            <w:r>
+              <w:rPr>
+                <w:rFonts w:hint="eastAsia" w:ascii="微软雅黑" w:hAnsi="微软雅黑" w:eastAsia="微软雅黑" w:cs="微软雅黑"/>
+                <w:sz w:val="22"/>
+                <w:lang w:val="en-US" w:eastAsia="zh-CN"/>
+              </w:rPr>
+              <w:t>5</w:t>
+            </w:r>
+            <w:r>
+              <w:rPr>
+                <w:rFonts w:hint="eastAsia" w:ascii="微软雅黑" w:hAnsi="微软雅黑" w:eastAsia="微软雅黑" w:cs="微软雅黑"/>
+                <w:sz w:val="22"/>
+              </w:rPr>
+              <w:t>00</w:t>
             </w:r>
           </w:p>
         </w:tc>
@@ -959,7 +989,22 @@
                 <w:rFonts w:hint="eastAsia" w:ascii="微软雅黑" w:hAnsi="微软雅黑" w:eastAsia="微软雅黑" w:cs="微软雅黑"/>
                 <w:sz w:val="22"/>
               </w:rPr>
-              <w:t>1200</w:t>
+              <w:t>1</w:t>
+            </w:r>
+            <w:r>
+              <w:rPr>
+                <w:rFonts w:hint="eastAsia" w:ascii="微软雅黑" w:hAnsi="微软雅黑" w:eastAsia="微软雅黑" w:cs="微软雅黑"/>
+                <w:sz w:val="22"/>
+                <w:lang w:val="en-US" w:eastAsia="zh-CN"/>
+              </w:rPr>
+              <w:t>4</w:t>
+            </w:r>
+            <w:r>
+              <w:rPr>
+                <w:rFonts w:hint="eastAsia" w:ascii="微软雅黑" w:hAnsi="微软雅黑" w:eastAsia="微软雅黑" w:cs="微软雅黑"/>
+                <w:sz w:val="22"/>
+              </w:rPr>
+              <w:t>00</w:t>
             </w:r>
           </w:p>
         </w:tc>
@@ -1326,8 +1371,16 @@
               <w:rPr>
                 <w:rFonts w:hint="eastAsia" w:ascii="微软雅黑" w:hAnsi="微软雅黑" w:eastAsia="微软雅黑" w:cs="微软雅黑"/>
                 <w:sz w:val="22"/>
-              </w:rPr>
-              <w:t>1800</w:t>
+                <w:lang w:val="en-US" w:eastAsia="zh-CN"/>
+              </w:rPr>
+              <w:t>20</w:t>
+            </w:r>
+            <w:r>
+              <w:rPr>
+                <w:rFonts w:hint="eastAsia" w:ascii="微软雅黑" w:hAnsi="微软雅黑" w:eastAsia="微软雅黑" w:cs="微软雅黑"/>
+                <w:sz w:val="22"/>
+              </w:rPr>
+              <w:t>00</w:t>
             </w:r>
           </w:p>
         </w:tc>
@@ -1453,8 +1506,16 @@
               <w:rPr>
                 <w:rFonts w:hint="eastAsia" w:ascii="微软雅黑" w:hAnsi="微软雅黑" w:eastAsia="微软雅黑" w:cs="微软雅黑"/>
                 <w:sz w:val="22"/>
-              </w:rPr>
-              <w:t>2000</w:t>
+                <w:lang w:val="en-US" w:eastAsia="zh-CN"/>
+              </w:rPr>
+              <w:t>3</w:t>
+            </w:r>
+            <w:r>
+              <w:rPr>
+                <w:rFonts w:hint="eastAsia" w:ascii="微软雅黑" w:hAnsi="微软雅黑" w:eastAsia="微软雅黑" w:cs="微软雅黑"/>
+                <w:sz w:val="22"/>
+              </w:rPr>
+              <w:t>000</w:t>
             </w:r>
           </w:p>
         </w:tc>
@@ -1941,8 +2002,16 @@
               <w:rPr>
                 <w:rFonts w:hint="eastAsia" w:ascii="微软雅黑" w:hAnsi="微软雅黑" w:eastAsia="微软雅黑" w:cs="微软雅黑"/>
                 <w:sz w:val="22"/>
-              </w:rPr>
-              <w:t>2000</w:t>
+                <w:lang w:val="en-US" w:eastAsia="zh-CN"/>
+              </w:rPr>
+              <w:t>5</w:t>
+            </w:r>
+            <w:r>
+              <w:rPr>
+                <w:rFonts w:hint="eastAsia" w:ascii="微软雅黑" w:hAnsi="微软雅黑" w:eastAsia="微软雅黑" w:cs="微软雅黑"/>
+                <w:sz w:val="22"/>
+              </w:rPr>
+              <w:t>000</w:t>
             </w:r>
           </w:p>
         </w:tc>
@@ -2061,8 +2130,16 @@
               <w:rPr>
                 <w:rFonts w:hint="eastAsia" w:ascii="微软雅黑" w:hAnsi="微软雅黑" w:eastAsia="微软雅黑" w:cs="微软雅黑"/>
                 <w:sz w:val="22"/>
-              </w:rPr>
-              <w:t>800</w:t>
+                <w:lang w:val="en-US" w:eastAsia="zh-CN"/>
+              </w:rPr>
+              <w:t>12</w:t>
+            </w:r>
+            <w:r>
+              <w:rPr>
+                <w:rFonts w:hint="eastAsia" w:ascii="微软雅黑" w:hAnsi="微软雅黑" w:eastAsia="微软雅黑" w:cs="微软雅黑"/>
+                <w:sz w:val="22"/>
+              </w:rPr>
+              <w:t>00</w:t>
             </w:r>
           </w:p>
         </w:tc>
@@ -2181,8 +2258,16 @@
               <w:rPr>
                 <w:rFonts w:hint="eastAsia" w:ascii="微软雅黑" w:hAnsi="微软雅黑" w:eastAsia="微软雅黑" w:cs="微软雅黑"/>
                 <w:sz w:val="22"/>
-              </w:rPr>
-              <w:t>800</w:t>
+                <w:lang w:val="en-US" w:eastAsia="zh-CN"/>
+              </w:rPr>
+              <w:t>12</w:t>
+            </w:r>
+            <w:r>
+              <w:rPr>
+                <w:rFonts w:hint="eastAsia" w:ascii="微软雅黑" w:hAnsi="微软雅黑" w:eastAsia="微软雅黑" w:cs="微软雅黑"/>
+                <w:sz w:val="22"/>
+              </w:rPr>
+              <w:t>00</w:t>
             </w:r>
           </w:p>
         </w:tc>
@@ -2301,8 +2386,16 @@
               <w:rPr>
                 <w:rFonts w:hint="eastAsia" w:ascii="微软雅黑" w:hAnsi="微软雅黑" w:eastAsia="微软雅黑" w:cs="微软雅黑"/>
                 <w:sz w:val="22"/>
-              </w:rPr>
-              <w:t>600</w:t>
+                <w:lang w:val="en-US" w:eastAsia="zh-CN"/>
+              </w:rPr>
+              <w:t>12</w:t>
+            </w:r>
+            <w:r>
+              <w:rPr>
+                <w:rFonts w:hint="eastAsia" w:ascii="微软雅黑" w:hAnsi="微软雅黑" w:eastAsia="微软雅黑" w:cs="微软雅黑"/>
+                <w:sz w:val="22"/>
+              </w:rPr>
+              <w:t>00</w:t>
             </w:r>
           </w:p>
         </w:tc>
@@ -2421,8 +2514,16 @@
               <w:rPr>
                 <w:rFonts w:hint="eastAsia" w:ascii="微软雅黑" w:hAnsi="微软雅黑" w:eastAsia="微软雅黑" w:cs="微软雅黑"/>
                 <w:sz w:val="22"/>
-              </w:rPr>
-              <w:t>600</w:t>
+                <w:lang w:val="en-US" w:eastAsia="zh-CN"/>
+              </w:rPr>
+              <w:t>12</w:t>
+            </w:r>
+            <w:r>
+              <w:rPr>
+                <w:rFonts w:hint="eastAsia" w:ascii="微软雅黑" w:hAnsi="微软雅黑" w:eastAsia="微软雅黑" w:cs="微软雅黑"/>
+                <w:sz w:val="22"/>
+              </w:rPr>
+              <w:t>00</w:t>
             </w:r>
           </w:p>
         </w:tc>
@@ -4227,6 +4328,8 @@
               </w:rPr>
               <w:t>微信支付对接、订单自动同步、支付状态回调、交易流水记录</w:t>
             </w:r>
+            <w:bookmarkStart w:id="5" w:name="_GoBack"/>
+            <w:bookmarkEnd w:id="5"/>
           </w:p>
         </w:tc>
         <w:tc>
@@ -4493,7 +4596,7 @@
                 <w:sz w:val="22"/>
                 <w:lang w:val="en-US" w:eastAsia="zh-CN"/>
               </w:rPr>
-              <w:t>5</w:t>
+              <w:t>4</w:t>
             </w:r>
             <w:r>
               <w:rPr>
@@ -4592,8 +4695,6 @@
               </w:rPr>
               <w:t>9</w:t>
             </w:r>
-            <w:bookmarkStart w:id="5" w:name="_GoBack"/>
-            <w:bookmarkEnd w:id="5"/>
             <w:r>
               <w:rPr>
                 <w:rFonts w:hint="eastAsia" w:ascii="微软雅黑" w:hAnsi="微软雅黑" w:eastAsia="微软雅黑" w:cs="微软雅黑"/>

--- a/pro_sanzhutraining/docs/平台开发方案.docx
+++ b/pro_sanzhutraining/docs/平台开发方案.docx
@@ -55,7 +55,22 @@
           <w:rFonts w:hint="eastAsia" w:ascii="微软雅黑" w:hAnsi="微软雅黑" w:eastAsia="微软雅黑" w:cs="微软雅黑"/>
           <w:sz w:val="22"/>
         </w:rPr>
-        <w:t>叁竹培训在线学习平台是面向养老行业从业人员的全品类一站式在线培训平台，聚焦老年人能力评估师、养老护理员、健康照护师、营养配餐员等多工种的课程学习、在线刷题等需求。平台以微信小程序为核心学习入口，PC端承担品牌展示、课程报名转化与学员自主学习职能，后台管理系统支撑全平台机构运营、数据统计、课程和学员管理，全方位解决机构的核心资产价值挖掘和学员粘性等核心痛点。</w:t>
+        <w:t>叁竹培训在线学习平台是面向养老行业从业人员的全品类一站式在线培训平台，聚焦老年人能力评估师、养老护理员、健康照护师、营养配餐员等多工种的课程学习、在线刷题等需求。平台以微信小程序为核心学习入口，</w:t>
+      </w:r>
+      <w:r>
+        <w:rPr>
+          <w:rFonts w:hint="eastAsia" w:ascii="微软雅黑" w:hAnsi="微软雅黑" w:eastAsia="微软雅黑" w:cs="微软雅黑"/>
+          <w:sz w:val="22"/>
+          <w:lang w:val="en-US" w:eastAsia="zh-CN"/>
+        </w:rPr>
+        <w:t>电脑</w:t>
+      </w:r>
+      <w:r>
+        <w:rPr>
+          <w:rFonts w:hint="eastAsia" w:ascii="微软雅黑" w:hAnsi="微软雅黑" w:eastAsia="微软雅黑" w:cs="微软雅黑"/>
+          <w:sz w:val="22"/>
+        </w:rPr>
+        <w:t>端承担品牌展示、课程报名转化与学员自主学习职能，后台管理系统支撑全平台机构运营、数据统计、课程和学员管理，全方位解决机构的核心资产价值挖掘和学员粘性等核心痛点。</w:t>
       </w:r>
     </w:p>
     <w:p>
@@ -412,7 +427,7 @@
           <w:b/>
           <w:sz w:val="32"/>
         </w:rPr>
-        <w:t>二、产品功能及单项报价</w:t>
+        <w:t>二、功能报价</w:t>
       </w:r>
       <w:bookmarkEnd w:id="1"/>
     </w:p>
@@ -426,14 +441,37 @@
           <w:rFonts w:hint="eastAsia" w:ascii="微软雅黑" w:hAnsi="微软雅黑" w:eastAsia="微软雅黑" w:cs="微软雅黑"/>
           <w:sz w:val="22"/>
         </w:rPr>
-        <w:t>本平台分为数据驾驶舱、电脑官网端、微信小程序端、后台管理系统四大终端，全覆盖养老培训学习、运营、管理、数据分析全场景。以下为各功能模块详细说明及单项开发报价：</w:t>
+        <w:t>本平台分为数据驾驶舱、电脑官网端、微信小程序端、后台管理系统四大终端，全覆盖养老培训学习、运营、管理、数据分析全场景。以下为各功能模块详细说明及报价</w:t>
+      </w:r>
+      <w:r>
+        <w:rPr>
+          <w:rFonts w:hint="eastAsia" w:ascii="微软雅黑" w:hAnsi="微软雅黑" w:eastAsia="微软雅黑" w:cs="微软雅黑"/>
+          <w:sz w:val="22"/>
+          <w:lang w:eastAsia="zh-CN"/>
+        </w:rPr>
+        <w:t>（</w:t>
+      </w:r>
+      <w:r>
+        <w:rPr>
+          <w:rFonts w:hint="eastAsia" w:ascii="微软雅黑" w:hAnsi="微软雅黑" w:eastAsia="微软雅黑" w:cs="微软雅黑"/>
+          <w:sz w:val="22"/>
+          <w:lang w:val="en-US" w:eastAsia="zh-CN"/>
+        </w:rPr>
+        <w:t>单位：元）</w:t>
+      </w:r>
+      <w:r>
+        <w:rPr>
+          <w:rFonts w:hint="eastAsia" w:ascii="微软雅黑" w:hAnsi="微软雅黑" w:eastAsia="微软雅黑" w:cs="微软雅黑"/>
+          <w:sz w:val="22"/>
+        </w:rPr>
+        <w:t>：</w:t>
       </w:r>
     </w:p>
     <w:tbl>
       <w:tblPr>
         <w:tblStyle w:val="2"/>
-        <w:tblW w:w="0" w:type="auto"/>
-        <w:tblInd w:w="0" w:type="dxa"/>
+        <w:tblW w:w="8521" w:type="dxa"/>
+        <w:jc w:val="center"/>
         <w:tblBorders>
           <w:top w:val="single" w:color="auto" w:sz="4" w:space="0"/>
           <w:left w:val="single" w:color="auto" w:sz="4" w:space="0"/>
@@ -442,7 +480,7 @@
           <w:insideH w:val="single" w:color="auto" w:sz="4" w:space="0"/>
           <w:insideV w:val="single" w:color="auto" w:sz="4" w:space="0"/>
         </w:tblBorders>
-        <w:tblLayout w:type="fixed"/>
+        <w:tblLayout w:type="autofit"/>
         <w:tblCellMar>
           <w:top w:w="0" w:type="dxa"/>
           <w:left w:w="10" w:type="dxa"/>
@@ -451,10 +489,10 @@
         </w:tblCellMar>
       </w:tblPr>
       <w:tblGrid>
-        <w:gridCol w:w="1254"/>
-        <w:gridCol w:w="1560"/>
-        <w:gridCol w:w="4252"/>
-        <w:gridCol w:w="1418"/>
+        <w:gridCol w:w="952"/>
+        <w:gridCol w:w="1393"/>
+        <w:gridCol w:w="5011"/>
+        <w:gridCol w:w="1165"/>
       </w:tblGrid>
       <w:tr>
         <w:tblPrEx>
@@ -473,22 +511,32 @@
             <w:right w:w="10" w:type="dxa"/>
           </w:tblCellMar>
         </w:tblPrEx>
-        <w:tc>
-          <w:tcPr>
-            <w:tcW w:w="1254" w:type="dxa"/>
-            <w:tcMar>
-              <w:top w:w="60" w:type="dxa"/>
-              <w:left w:w="120" w:type="dxa"/>
-              <w:bottom w:w="30" w:type="dxa"/>
-              <w:right w:w="120" w:type="dxa"/>
-            </w:tcMar>
-          </w:tcPr>
-          <w:p>
-            <w:pPr>
-              <w:spacing w:before="120" w:after="120" w:line="288" w:lineRule="auto"/>
-              <w:jc w:val="left"/>
-              <w:rPr>
-                <w:rFonts w:hint="eastAsia" w:ascii="微软雅黑" w:hAnsi="微软雅黑" w:eastAsia="微软雅黑" w:cs="微软雅黑"/>
+        <w:trPr>
+          <w:trHeight w:val="604" w:hRule="atLeast"/>
+          <w:tblHeader/>
+          <w:jc w:val="center"/>
+        </w:trPr>
+        <w:tc>
+          <w:tcPr>
+            <w:tcW w:w="952" w:type="dxa"/>
+            <w:tcMar>
+              <w:top w:w="60" w:type="dxa"/>
+              <w:left w:w="120" w:type="dxa"/>
+              <w:bottom w:w="30" w:type="dxa"/>
+              <w:right w:w="120" w:type="dxa"/>
+            </w:tcMar>
+            <w:vAlign w:val="center"/>
+          </w:tcPr>
+          <w:p>
+            <w:pPr>
+              <w:snapToGrid w:val="0"/>
+              <w:spacing w:before="120" w:after="120" w:line="240" w:lineRule="auto"/>
+              <w:ind w:left="0" w:leftChars="0" w:right="0" w:rightChars="0" w:firstLine="0" w:firstLineChars="0"/>
+              <w:jc w:val="center"/>
+              <w:rPr>
+                <w:rFonts w:hint="eastAsia" w:ascii="微软雅黑" w:hAnsi="微软雅黑" w:eastAsia="微软雅黑" w:cs="微软雅黑"/>
+                <w:b/>
+                <w:sz w:val="22"/>
               </w:rPr>
             </w:pPr>
             <w:r>
@@ -504,20 +552,25 @@
         </w:tc>
         <w:tc>
           <w:tcPr>
-            <w:tcW w:w="1560" w:type="dxa"/>
-            <w:tcMar>
-              <w:top w:w="60" w:type="dxa"/>
-              <w:left w:w="120" w:type="dxa"/>
-              <w:bottom w:w="30" w:type="dxa"/>
-              <w:right w:w="120" w:type="dxa"/>
-            </w:tcMar>
-          </w:tcPr>
-          <w:p>
-            <w:pPr>
-              <w:spacing w:before="120" w:after="120" w:line="288" w:lineRule="auto"/>
-              <w:jc w:val="left"/>
-              <w:rPr>
-                <w:rFonts w:hint="eastAsia" w:ascii="微软雅黑" w:hAnsi="微软雅黑" w:eastAsia="微软雅黑" w:cs="微软雅黑"/>
+            <w:tcW w:w="1393" w:type="dxa"/>
+            <w:tcMar>
+              <w:top w:w="60" w:type="dxa"/>
+              <w:left w:w="120" w:type="dxa"/>
+              <w:bottom w:w="30" w:type="dxa"/>
+              <w:right w:w="120" w:type="dxa"/>
+            </w:tcMar>
+            <w:vAlign w:val="center"/>
+          </w:tcPr>
+          <w:p>
+            <w:pPr>
+              <w:snapToGrid w:val="0"/>
+              <w:spacing w:before="120" w:after="120" w:line="240" w:lineRule="auto"/>
+              <w:ind w:left="0" w:leftChars="0" w:right="0" w:rightChars="0" w:firstLine="0" w:firstLineChars="0"/>
+              <w:jc w:val="center"/>
+              <w:rPr>
+                <w:rFonts w:hint="eastAsia" w:ascii="微软雅黑" w:hAnsi="微软雅黑" w:eastAsia="微软雅黑" w:cs="微软雅黑"/>
+                <w:b/>
+                <w:sz w:val="22"/>
               </w:rPr>
             </w:pPr>
             <w:r>
@@ -527,26 +580,31 @@
                 <w:bCs/>
                 <w:sz w:val="22"/>
               </w:rPr>
-              <w:t>核心功能模块</w:t>
-            </w:r>
-          </w:p>
-        </w:tc>
-        <w:tc>
-          <w:tcPr>
-            <w:tcW w:w="4252" w:type="dxa"/>
-            <w:tcMar>
-              <w:top w:w="60" w:type="dxa"/>
-              <w:left w:w="120" w:type="dxa"/>
-              <w:bottom w:w="30" w:type="dxa"/>
-              <w:right w:w="120" w:type="dxa"/>
-            </w:tcMar>
-          </w:tcPr>
-          <w:p>
-            <w:pPr>
-              <w:spacing w:before="120" w:after="120" w:line="288" w:lineRule="auto"/>
-              <w:jc w:val="left"/>
-              <w:rPr>
-                <w:rFonts w:hint="eastAsia" w:ascii="微软雅黑" w:hAnsi="微软雅黑" w:eastAsia="微软雅黑" w:cs="微软雅黑"/>
+              <w:t>核心功能</w:t>
+            </w:r>
+          </w:p>
+        </w:tc>
+        <w:tc>
+          <w:tcPr>
+            <w:tcW w:w="5011" w:type="dxa"/>
+            <w:tcMar>
+              <w:top w:w="60" w:type="dxa"/>
+              <w:left w:w="120" w:type="dxa"/>
+              <w:bottom w:w="30" w:type="dxa"/>
+              <w:right w:w="120" w:type="dxa"/>
+            </w:tcMar>
+            <w:vAlign w:val="center"/>
+          </w:tcPr>
+          <w:p>
+            <w:pPr>
+              <w:snapToGrid w:val="0"/>
+              <w:spacing w:before="120" w:after="120" w:line="240" w:lineRule="auto"/>
+              <w:ind w:left="0" w:leftChars="0" w:right="0" w:rightChars="0" w:firstLine="0" w:firstLineChars="0"/>
+              <w:jc w:val="center"/>
+              <w:rPr>
+                <w:rFonts w:hint="eastAsia" w:ascii="微软雅黑" w:hAnsi="微软雅黑" w:eastAsia="微软雅黑" w:cs="微软雅黑"/>
+                <w:b/>
+                <w:sz w:val="22"/>
               </w:rPr>
             </w:pPr>
             <w:r>
@@ -562,20 +620,25 @@
         </w:tc>
         <w:tc>
           <w:tcPr>
-            <w:tcW w:w="1418" w:type="dxa"/>
-            <w:tcMar>
-              <w:top w:w="60" w:type="dxa"/>
-              <w:left w:w="120" w:type="dxa"/>
-              <w:bottom w:w="30" w:type="dxa"/>
-              <w:right w:w="120" w:type="dxa"/>
-            </w:tcMar>
-          </w:tcPr>
-          <w:p>
-            <w:pPr>
-              <w:spacing w:before="120" w:after="120" w:line="288" w:lineRule="auto"/>
-              <w:jc w:val="left"/>
-              <w:rPr>
-                <w:rFonts w:hint="eastAsia" w:ascii="微软雅黑" w:hAnsi="微软雅黑" w:eastAsia="微软雅黑" w:cs="微软雅黑"/>
+            <w:tcW w:w="1165" w:type="dxa"/>
+            <w:tcMar>
+              <w:top w:w="60" w:type="dxa"/>
+              <w:left w:w="120" w:type="dxa"/>
+              <w:bottom w:w="30" w:type="dxa"/>
+              <w:right w:w="120" w:type="dxa"/>
+            </w:tcMar>
+            <w:vAlign w:val="center"/>
+          </w:tcPr>
+          <w:p>
+            <w:pPr>
+              <w:snapToGrid w:val="0"/>
+              <w:spacing w:before="120" w:after="120" w:line="240" w:lineRule="auto"/>
+              <w:ind w:left="0" w:leftChars="0" w:right="0" w:rightChars="0" w:firstLine="0" w:firstLineChars="0"/>
+              <w:jc w:val="center"/>
+              <w:rPr>
+                <w:rFonts w:hint="eastAsia" w:ascii="微软雅黑" w:hAnsi="微软雅黑" w:eastAsia="微软雅黑" w:cs="微软雅黑"/>
+                <w:b/>
+                <w:sz w:val="22"/>
               </w:rPr>
             </w:pPr>
             <w:r>
@@ -585,7 +648,7 @@
                 <w:bCs/>
                 <w:sz w:val="22"/>
               </w:rPr>
-              <w:t>报价（元）</w:t>
+              <w:t>报价</w:t>
             </w:r>
           </w:p>
         </w:tc>
@@ -607,77 +670,92 @@
             <w:right w:w="10" w:type="dxa"/>
           </w:tblCellMar>
         </w:tblPrEx>
-        <w:tc>
-          <w:tcPr>
-            <w:tcW w:w="1254" w:type="dxa"/>
-            <w:vMerge w:val="restart"/>
-            <w:tcMar>
-              <w:top w:w="60" w:type="dxa"/>
-              <w:left w:w="120" w:type="dxa"/>
-              <w:bottom w:w="30" w:type="dxa"/>
-              <w:right w:w="120" w:type="dxa"/>
-            </w:tcMar>
-          </w:tcPr>
-          <w:p>
-            <w:pPr>
-              <w:spacing w:before="120" w:after="120" w:line="288" w:lineRule="auto"/>
+        <w:trPr>
+          <w:trHeight w:val="0" w:hRule="atLeast"/>
+          <w:jc w:val="center"/>
+        </w:trPr>
+        <w:tc>
+          <w:tcPr>
+            <w:tcW w:w="952" w:type="dxa"/>
+            <w:tcMar>
+              <w:top w:w="60" w:type="dxa"/>
+              <w:left w:w="120" w:type="dxa"/>
+              <w:bottom w:w="30" w:type="dxa"/>
+              <w:right w:w="120" w:type="dxa"/>
+            </w:tcMar>
+            <w:vAlign w:val="center"/>
+          </w:tcPr>
+          <w:p>
+            <w:pPr>
+              <w:snapToGrid w:val="0"/>
+              <w:spacing w:before="120" w:after="120" w:line="240" w:lineRule="auto"/>
+              <w:ind w:left="0" w:leftChars="0" w:right="0" w:rightChars="0" w:firstLine="0" w:firstLineChars="0"/>
+              <w:jc w:val="center"/>
+              <w:rPr>
+                <w:rFonts w:hint="eastAsia" w:ascii="微软雅黑" w:hAnsi="微软雅黑" w:eastAsia="微软雅黑" w:cs="微软雅黑"/>
+                <w:sz w:val="22"/>
+              </w:rPr>
+            </w:pPr>
+            <w:r>
+              <w:rPr>
+                <w:rFonts w:hint="eastAsia" w:ascii="微软雅黑" w:hAnsi="微软雅黑" w:eastAsia="微软雅黑" w:cs="微软雅黑"/>
+                <w:sz w:val="22"/>
+              </w:rPr>
+              <w:t>数据驾驶舱</w:t>
+            </w:r>
+          </w:p>
+        </w:tc>
+        <w:tc>
+          <w:tcPr>
+            <w:tcW w:w="1393" w:type="dxa"/>
+            <w:tcMar>
+              <w:top w:w="60" w:type="dxa"/>
+              <w:left w:w="120" w:type="dxa"/>
+              <w:bottom w:w="30" w:type="dxa"/>
+              <w:right w:w="120" w:type="dxa"/>
+            </w:tcMar>
+            <w:vAlign w:val="center"/>
+          </w:tcPr>
+          <w:p>
+            <w:pPr>
+              <w:snapToGrid w:val="0"/>
+              <w:spacing w:before="120" w:after="120" w:line="240" w:lineRule="auto"/>
+              <w:ind w:left="0" w:leftChars="0" w:right="0" w:rightChars="0" w:firstLine="0" w:firstLineChars="0"/>
+              <w:jc w:val="center"/>
+              <w:rPr>
+                <w:rFonts w:hint="eastAsia" w:ascii="微软雅黑" w:hAnsi="微软雅黑" w:eastAsia="微软雅黑" w:cs="微软雅黑"/>
+                <w:sz w:val="22"/>
+              </w:rPr>
+            </w:pPr>
+            <w:r>
+              <w:rPr>
+                <w:rFonts w:hint="eastAsia" w:ascii="微软雅黑" w:hAnsi="微软雅黑" w:eastAsia="微软雅黑" w:cs="微软雅黑"/>
+                <w:sz w:val="22"/>
+              </w:rPr>
+              <w:t>大屏数据看板</w:t>
+            </w:r>
+          </w:p>
+        </w:tc>
+        <w:tc>
+          <w:tcPr>
+            <w:tcW w:w="5011" w:type="dxa"/>
+            <w:tcMar>
+              <w:top w:w="60" w:type="dxa"/>
+              <w:left w:w="120" w:type="dxa"/>
+              <w:bottom w:w="30" w:type="dxa"/>
+              <w:right w:w="120" w:type="dxa"/>
+            </w:tcMar>
+            <w:vAlign w:val="center"/>
+          </w:tcPr>
+          <w:p>
+            <w:pPr>
+              <w:snapToGrid w:val="0"/>
+              <w:spacing w:before="120" w:after="120" w:line="240" w:lineRule="auto"/>
+              <w:ind w:left="0" w:leftChars="0" w:right="0" w:rightChars="0" w:firstLine="0" w:firstLineChars="0"/>
               <w:jc w:val="left"/>
               <w:rPr>
                 <w:rFonts w:hint="eastAsia" w:ascii="微软雅黑" w:hAnsi="微软雅黑" w:eastAsia="微软雅黑" w:cs="微软雅黑"/>
-              </w:rPr>
-            </w:pPr>
-            <w:r>
-              <w:rPr>
-                <w:rFonts w:hint="eastAsia" w:ascii="微软雅黑" w:hAnsi="微软雅黑" w:eastAsia="微软雅黑" w:cs="微软雅黑"/>
-                <w:sz w:val="22"/>
-              </w:rPr>
-              <w:t>数据驾驶舱</w:t>
-            </w:r>
-          </w:p>
-        </w:tc>
-        <w:tc>
-          <w:tcPr>
-            <w:tcW w:w="1560" w:type="dxa"/>
-            <w:tcMar>
-              <w:top w:w="60" w:type="dxa"/>
-              <w:left w:w="120" w:type="dxa"/>
-              <w:bottom w:w="30" w:type="dxa"/>
-              <w:right w:w="120" w:type="dxa"/>
-            </w:tcMar>
-          </w:tcPr>
-          <w:p>
-            <w:pPr>
-              <w:spacing w:before="120" w:after="120" w:line="288" w:lineRule="auto"/>
-              <w:jc w:val="left"/>
-              <w:rPr>
-                <w:rFonts w:hint="eastAsia" w:ascii="微软雅黑" w:hAnsi="微软雅黑" w:eastAsia="微软雅黑" w:cs="微软雅黑"/>
-              </w:rPr>
-            </w:pPr>
-            <w:r>
-              <w:rPr>
-                <w:rFonts w:hint="eastAsia" w:ascii="微软雅黑" w:hAnsi="微软雅黑" w:eastAsia="微软雅黑" w:cs="微软雅黑"/>
-                <w:sz w:val="22"/>
-              </w:rPr>
-              <w:t>大屏数据看板</w:t>
-            </w:r>
-          </w:p>
-        </w:tc>
-        <w:tc>
-          <w:tcPr>
-            <w:tcW w:w="4252" w:type="dxa"/>
-            <w:tcMar>
-              <w:top w:w="60" w:type="dxa"/>
-              <w:left w:w="120" w:type="dxa"/>
-              <w:bottom w:w="30" w:type="dxa"/>
-              <w:right w:w="120" w:type="dxa"/>
-            </w:tcMar>
-          </w:tcPr>
-          <w:p>
-            <w:pPr>
-              <w:spacing w:before="120" w:after="120" w:line="288" w:lineRule="auto"/>
-              <w:jc w:val="left"/>
-              <w:rPr>
-                <w:rFonts w:hint="eastAsia" w:ascii="微软雅黑" w:hAnsi="微软雅黑" w:eastAsia="微软雅黑" w:cs="微软雅黑"/>
+                <w:sz w:val="22"/>
               </w:rPr>
             </w:pPr>
             <w:r>
@@ -691,36 +769,33 @@
         </w:tc>
         <w:tc>
           <w:tcPr>
-            <w:tcW w:w="1418" w:type="dxa"/>
-            <w:tcMar>
-              <w:top w:w="60" w:type="dxa"/>
-              <w:left w:w="120" w:type="dxa"/>
-              <w:bottom w:w="30" w:type="dxa"/>
-              <w:right w:w="120" w:type="dxa"/>
-            </w:tcMar>
-          </w:tcPr>
-          <w:p>
-            <w:pPr>
-              <w:spacing w:before="120" w:after="120" w:line="288" w:lineRule="auto"/>
-              <w:jc w:val="center"/>
-              <w:rPr>
-                <w:rFonts w:hint="eastAsia" w:ascii="微软雅黑" w:hAnsi="微软雅黑" w:eastAsia="微软雅黑" w:cs="微软雅黑"/>
-              </w:rPr>
-            </w:pPr>
-            <w:r>
-              <w:rPr>
-                <w:rFonts w:hint="eastAsia" w:ascii="微软雅黑" w:hAnsi="微软雅黑" w:eastAsia="微软雅黑" w:cs="微软雅黑"/>
-                <w:sz w:val="22"/>
-              </w:rPr>
-              <w:t>3</w:t>
-            </w:r>
-            <w:r>
-              <w:rPr>
-                <w:rFonts w:hint="eastAsia" w:ascii="微软雅黑" w:hAnsi="微软雅黑" w:eastAsia="微软雅黑" w:cs="微软雅黑"/>
-                <w:sz w:val="22"/>
-                <w:lang w:val="en-US" w:eastAsia="zh-CN"/>
-              </w:rPr>
-              <w:t>5</w:t>
+            <w:tcW w:w="1165" w:type="dxa"/>
+            <w:tcMar>
+              <w:top w:w="60" w:type="dxa"/>
+              <w:left w:w="120" w:type="dxa"/>
+              <w:bottom w:w="30" w:type="dxa"/>
+              <w:right w:w="120" w:type="dxa"/>
+            </w:tcMar>
+            <w:vAlign w:val="center"/>
+          </w:tcPr>
+          <w:p>
+            <w:pPr>
+              <w:snapToGrid w:val="0"/>
+              <w:spacing w:before="120" w:after="120" w:line="240" w:lineRule="auto"/>
+              <w:ind w:left="0" w:leftChars="0" w:right="0" w:rightChars="0" w:firstLine="0" w:firstLineChars="0"/>
+              <w:jc w:val="center"/>
+              <w:rPr>
+                <w:rFonts w:hint="eastAsia" w:ascii="微软雅黑" w:hAnsi="微软雅黑" w:eastAsia="微软雅黑" w:cs="微软雅黑"/>
+                <w:sz w:val="22"/>
+              </w:rPr>
+            </w:pPr>
+            <w:r>
+              <w:rPr>
+                <w:rFonts w:hint="eastAsia" w:ascii="微软雅黑" w:hAnsi="微软雅黑" w:eastAsia="微软雅黑" w:cs="微软雅黑"/>
+                <w:sz w:val="22"/>
+                <w:lang w:val="en-US" w:eastAsia="zh-CN"/>
+              </w:rPr>
+              <w:t>40</w:t>
             </w:r>
             <w:r>
               <w:rPr>
@@ -749,9 +824,13 @@
             <w:right w:w="10" w:type="dxa"/>
           </w:tblCellMar>
         </w:tblPrEx>
-        <w:tc>
-          <w:tcPr>
-            <w:tcW w:w="1254" w:type="dxa"/>
+        <w:trPr>
+          <w:trHeight w:val="0" w:hRule="atLeast"/>
+          <w:jc w:val="center"/>
+        </w:trPr>
+        <w:tc>
+          <w:tcPr>
+            <w:tcW w:w="952" w:type="dxa"/>
             <w:vMerge w:val="restart"/>
             <w:tcMar>
               <w:top w:w="60" w:type="dxa"/>
@@ -759,67 +838,79 @@
               <w:bottom w:w="30" w:type="dxa"/>
               <w:right w:w="120" w:type="dxa"/>
             </w:tcMar>
-          </w:tcPr>
-          <w:p>
-            <w:pPr>
-              <w:spacing w:before="120" w:after="120" w:line="288" w:lineRule="auto"/>
+            <w:vAlign w:val="center"/>
+          </w:tcPr>
+          <w:p>
+            <w:pPr>
+              <w:snapToGrid w:val="0"/>
+              <w:spacing w:before="120" w:after="120" w:line="240" w:lineRule="auto"/>
+              <w:ind w:left="0" w:leftChars="0" w:right="0" w:rightChars="0" w:firstLine="0" w:firstLineChars="0"/>
+              <w:jc w:val="center"/>
+              <w:rPr>
+                <w:rFonts w:hint="eastAsia" w:ascii="微软雅黑" w:hAnsi="微软雅黑" w:eastAsia="微软雅黑" w:cs="微软雅黑"/>
+                <w:sz w:val="22"/>
+              </w:rPr>
+            </w:pPr>
+            <w:r>
+              <w:rPr>
+                <w:rFonts w:hint="eastAsia" w:ascii="微软雅黑" w:hAnsi="微软雅黑" w:eastAsia="微软雅黑" w:cs="微软雅黑"/>
+                <w:sz w:val="22"/>
+              </w:rPr>
+              <w:t>电脑官网端</w:t>
+            </w:r>
+          </w:p>
+        </w:tc>
+        <w:tc>
+          <w:tcPr>
+            <w:tcW w:w="1393" w:type="dxa"/>
+            <w:tcMar>
+              <w:top w:w="60" w:type="dxa"/>
+              <w:left w:w="120" w:type="dxa"/>
+              <w:bottom w:w="30" w:type="dxa"/>
+              <w:right w:w="120" w:type="dxa"/>
+            </w:tcMar>
+            <w:vAlign w:val="center"/>
+          </w:tcPr>
+          <w:p>
+            <w:pPr>
+              <w:snapToGrid w:val="0"/>
+              <w:spacing w:before="120" w:after="120" w:line="240" w:lineRule="auto"/>
+              <w:ind w:left="0" w:leftChars="0" w:right="0" w:rightChars="0" w:firstLine="0" w:firstLineChars="0"/>
+              <w:jc w:val="center"/>
+              <w:rPr>
+                <w:rFonts w:hint="eastAsia" w:ascii="微软雅黑" w:hAnsi="微软雅黑" w:eastAsia="微软雅黑" w:cs="微软雅黑"/>
+                <w:sz w:val="22"/>
+              </w:rPr>
+            </w:pPr>
+            <w:r>
+              <w:rPr>
+                <w:rFonts w:hint="eastAsia" w:ascii="微软雅黑" w:hAnsi="微软雅黑" w:eastAsia="微软雅黑" w:cs="微软雅黑"/>
+                <w:sz w:val="22"/>
+              </w:rPr>
+              <w:t>官网首页</w:t>
+            </w:r>
+          </w:p>
+        </w:tc>
+        <w:tc>
+          <w:tcPr>
+            <w:tcW w:w="5011" w:type="dxa"/>
+            <w:tcMar>
+              <w:top w:w="60" w:type="dxa"/>
+              <w:left w:w="120" w:type="dxa"/>
+              <w:bottom w:w="30" w:type="dxa"/>
+              <w:right w:w="120" w:type="dxa"/>
+            </w:tcMar>
+            <w:vAlign w:val="center"/>
+          </w:tcPr>
+          <w:p>
+            <w:pPr>
+              <w:snapToGrid w:val="0"/>
+              <w:spacing w:before="120" w:after="120" w:line="240" w:lineRule="auto"/>
+              <w:ind w:left="0" w:leftChars="0" w:right="0" w:rightChars="0" w:firstLine="0" w:firstLineChars="0"/>
               <w:jc w:val="left"/>
               <w:rPr>
                 <w:rFonts w:hint="eastAsia" w:ascii="微软雅黑" w:hAnsi="微软雅黑" w:eastAsia="微软雅黑" w:cs="微软雅黑"/>
-              </w:rPr>
-            </w:pPr>
-            <w:r>
-              <w:rPr>
-                <w:rFonts w:hint="eastAsia" w:ascii="微软雅黑" w:hAnsi="微软雅黑" w:eastAsia="微软雅黑" w:cs="微软雅黑"/>
-                <w:sz w:val="22"/>
-              </w:rPr>
-              <w:t>电脑官网端</w:t>
-            </w:r>
-          </w:p>
-        </w:tc>
-        <w:tc>
-          <w:tcPr>
-            <w:tcW w:w="1560" w:type="dxa"/>
-            <w:tcMar>
-              <w:top w:w="60" w:type="dxa"/>
-              <w:left w:w="120" w:type="dxa"/>
-              <w:bottom w:w="30" w:type="dxa"/>
-              <w:right w:w="120" w:type="dxa"/>
-            </w:tcMar>
-          </w:tcPr>
-          <w:p>
-            <w:pPr>
-              <w:spacing w:before="120" w:after="120" w:line="288" w:lineRule="auto"/>
-              <w:jc w:val="left"/>
-              <w:rPr>
-                <w:rFonts w:hint="eastAsia" w:ascii="微软雅黑" w:hAnsi="微软雅黑" w:eastAsia="微软雅黑" w:cs="微软雅黑"/>
-              </w:rPr>
-            </w:pPr>
-            <w:r>
-              <w:rPr>
-                <w:rFonts w:hint="eastAsia" w:ascii="微软雅黑" w:hAnsi="微软雅黑" w:eastAsia="微软雅黑" w:cs="微软雅黑"/>
-                <w:sz w:val="22"/>
-              </w:rPr>
-              <w:t>官网首页</w:t>
-            </w:r>
-          </w:p>
-        </w:tc>
-        <w:tc>
-          <w:tcPr>
-            <w:tcW w:w="4252" w:type="dxa"/>
-            <w:tcMar>
-              <w:top w:w="60" w:type="dxa"/>
-              <w:left w:w="120" w:type="dxa"/>
-              <w:bottom w:w="30" w:type="dxa"/>
-              <w:right w:w="120" w:type="dxa"/>
-            </w:tcMar>
-          </w:tcPr>
-          <w:p>
-            <w:pPr>
-              <w:spacing w:before="120" w:after="120" w:line="288" w:lineRule="auto"/>
-              <w:jc w:val="left"/>
-              <w:rPr>
-                <w:rFonts w:hint="eastAsia" w:ascii="微软雅黑" w:hAnsi="微软雅黑" w:eastAsia="微软雅黑" w:cs="微软雅黑"/>
+                <w:sz w:val="22"/>
               </w:rPr>
             </w:pPr>
             <w:r>
@@ -833,36 +924,33 @@
         </w:tc>
         <w:tc>
           <w:tcPr>
-            <w:tcW w:w="1418" w:type="dxa"/>
-            <w:tcMar>
-              <w:top w:w="60" w:type="dxa"/>
-              <w:left w:w="120" w:type="dxa"/>
-              <w:bottom w:w="30" w:type="dxa"/>
-              <w:right w:w="120" w:type="dxa"/>
-            </w:tcMar>
-          </w:tcPr>
-          <w:p>
-            <w:pPr>
-              <w:spacing w:before="120" w:after="120" w:line="288" w:lineRule="auto"/>
-              <w:jc w:val="center"/>
-              <w:rPr>
-                <w:rFonts w:hint="eastAsia" w:ascii="微软雅黑" w:hAnsi="微软雅黑" w:eastAsia="微软雅黑" w:cs="微软雅黑"/>
-              </w:rPr>
-            </w:pPr>
-            <w:r>
-              <w:rPr>
-                <w:rFonts w:hint="eastAsia" w:ascii="微软雅黑" w:hAnsi="微软雅黑" w:eastAsia="微软雅黑" w:cs="微软雅黑"/>
-                <w:sz w:val="22"/>
-              </w:rPr>
-              <w:t>1</w:t>
-            </w:r>
-            <w:r>
-              <w:rPr>
-                <w:rFonts w:hint="eastAsia" w:ascii="微软雅黑" w:hAnsi="微软雅黑" w:eastAsia="微软雅黑" w:cs="微软雅黑"/>
-                <w:sz w:val="22"/>
-                <w:lang w:val="en-US" w:eastAsia="zh-CN"/>
-              </w:rPr>
-              <w:t>5</w:t>
+            <w:tcW w:w="1165" w:type="dxa"/>
+            <w:tcMar>
+              <w:top w:w="60" w:type="dxa"/>
+              <w:left w:w="120" w:type="dxa"/>
+              <w:bottom w:w="30" w:type="dxa"/>
+              <w:right w:w="120" w:type="dxa"/>
+            </w:tcMar>
+            <w:vAlign w:val="center"/>
+          </w:tcPr>
+          <w:p>
+            <w:pPr>
+              <w:snapToGrid w:val="0"/>
+              <w:spacing w:before="120" w:after="120" w:line="240" w:lineRule="auto"/>
+              <w:ind w:left="0" w:leftChars="0" w:right="0" w:rightChars="0" w:firstLine="0" w:firstLineChars="0"/>
+              <w:jc w:val="center"/>
+              <w:rPr>
+                <w:rFonts w:hint="eastAsia" w:ascii="微软雅黑" w:hAnsi="微软雅黑" w:eastAsia="微软雅黑" w:cs="微软雅黑"/>
+                <w:sz w:val="22"/>
+              </w:rPr>
+            </w:pPr>
+            <w:r>
+              <w:rPr>
+                <w:rFonts w:hint="eastAsia" w:ascii="微软雅黑" w:hAnsi="微软雅黑" w:eastAsia="微软雅黑" w:cs="微软雅黑"/>
+                <w:sz w:val="22"/>
+                <w:lang w:val="en-US" w:eastAsia="zh-CN"/>
+              </w:rPr>
+              <w:t>20</w:t>
             </w:r>
             <w:r>
               <w:rPr>
@@ -891,9 +979,13 @@
             <w:right w:w="10" w:type="dxa"/>
           </w:tblCellMar>
         </w:tblPrEx>
-        <w:tc>
-          <w:tcPr>
-            <w:tcW w:w="1254" w:type="dxa"/>
+        <w:trPr>
+          <w:trHeight w:val="0" w:hRule="atLeast"/>
+          <w:jc w:val="center"/>
+        </w:trPr>
+        <w:tc>
+          <w:tcPr>
+            <w:tcW w:w="952" w:type="dxa"/>
             <w:vMerge w:val="continue"/>
             <w:tcMar>
               <w:top w:w="60" w:type="dxa"/>
@@ -901,62 +993,92 @@
               <w:bottom w:w="30" w:type="dxa"/>
               <w:right w:w="120" w:type="dxa"/>
             </w:tcMar>
-          </w:tcPr>
-          <w:p>
-            <w:pPr>
-              <w:spacing w:before="120" w:after="120" w:line="288" w:lineRule="auto"/>
+            <w:vAlign w:val="center"/>
+          </w:tcPr>
+          <w:p>
+            <w:pPr>
+              <w:snapToGrid w:val="0"/>
+              <w:spacing w:before="120" w:after="120" w:line="240" w:lineRule="auto"/>
+              <w:ind w:left="0" w:leftChars="0" w:right="0" w:rightChars="0" w:firstLine="0" w:firstLineChars="0"/>
+              <w:jc w:val="center"/>
+              <w:rPr>
+                <w:rFonts w:hint="eastAsia" w:ascii="微软雅黑" w:hAnsi="微软雅黑" w:eastAsia="微软雅黑" w:cs="微软雅黑"/>
+                <w:sz w:val="22"/>
+              </w:rPr>
+            </w:pPr>
+          </w:p>
+        </w:tc>
+        <w:tc>
+          <w:tcPr>
+            <w:tcW w:w="1393" w:type="dxa"/>
+            <w:tcMar>
+              <w:top w:w="60" w:type="dxa"/>
+              <w:left w:w="120" w:type="dxa"/>
+              <w:bottom w:w="30" w:type="dxa"/>
+              <w:right w:w="120" w:type="dxa"/>
+            </w:tcMar>
+            <w:vAlign w:val="center"/>
+          </w:tcPr>
+          <w:p>
+            <w:pPr>
+              <w:snapToGrid w:val="0"/>
+              <w:spacing w:before="120" w:after="120" w:line="240" w:lineRule="auto"/>
+              <w:ind w:left="0" w:leftChars="0" w:right="0" w:rightChars="0" w:firstLine="0" w:firstLineChars="0"/>
+              <w:jc w:val="center"/>
+              <w:rPr>
+                <w:rFonts w:hint="default" w:ascii="微软雅黑" w:hAnsi="微软雅黑" w:eastAsia="微软雅黑" w:cs="微软雅黑"/>
+                <w:sz w:val="22"/>
+                <w:lang w:val="en-US" w:eastAsia="zh-CN"/>
+              </w:rPr>
+            </w:pPr>
+            <w:r>
+              <w:rPr>
+                <w:rFonts w:hint="eastAsia" w:ascii="微软雅黑" w:hAnsi="微软雅黑" w:eastAsia="微软雅黑" w:cs="微软雅黑"/>
+                <w:sz w:val="22"/>
+              </w:rPr>
+              <w:t>课程</w:t>
+            </w:r>
+            <w:r>
+              <w:rPr>
+                <w:rFonts w:hint="eastAsia" w:ascii="微软雅黑" w:hAnsi="微软雅黑" w:eastAsia="微软雅黑" w:cs="微软雅黑"/>
+                <w:sz w:val="22"/>
+                <w:lang w:val="en-US" w:eastAsia="zh-CN"/>
+              </w:rPr>
+              <w:t>中心</w:t>
+            </w:r>
+          </w:p>
+        </w:tc>
+        <w:tc>
+          <w:tcPr>
+            <w:tcW w:w="5011" w:type="dxa"/>
+            <w:tcMar>
+              <w:top w:w="60" w:type="dxa"/>
+              <w:left w:w="120" w:type="dxa"/>
+              <w:bottom w:w="30" w:type="dxa"/>
+              <w:right w:w="120" w:type="dxa"/>
+            </w:tcMar>
+            <w:vAlign w:val="center"/>
+          </w:tcPr>
+          <w:p>
+            <w:pPr>
+              <w:snapToGrid w:val="0"/>
+              <w:spacing w:before="120" w:after="120" w:line="240" w:lineRule="auto"/>
+              <w:ind w:left="0" w:leftChars="0" w:right="0" w:rightChars="0" w:firstLine="0" w:firstLineChars="0"/>
               <w:jc w:val="left"/>
               <w:rPr>
                 <w:rFonts w:hint="eastAsia" w:ascii="微软雅黑" w:hAnsi="微软雅黑" w:eastAsia="微软雅黑" w:cs="微软雅黑"/>
-              </w:rPr>
-            </w:pPr>
-          </w:p>
-        </w:tc>
-        <w:tc>
-          <w:tcPr>
-            <w:tcW w:w="1560" w:type="dxa"/>
-            <w:tcMar>
-              <w:top w:w="60" w:type="dxa"/>
-              <w:left w:w="120" w:type="dxa"/>
-              <w:bottom w:w="30" w:type="dxa"/>
-              <w:right w:w="120" w:type="dxa"/>
-            </w:tcMar>
-          </w:tcPr>
-          <w:p>
-            <w:pPr>
-              <w:spacing w:before="120" w:after="120" w:line="288" w:lineRule="auto"/>
-              <w:jc w:val="left"/>
-              <w:rPr>
-                <w:rFonts w:hint="eastAsia" w:ascii="微软雅黑" w:hAnsi="微软雅黑" w:eastAsia="微软雅黑" w:cs="微软雅黑"/>
-              </w:rPr>
-            </w:pPr>
-            <w:r>
-              <w:rPr>
-                <w:rFonts w:hint="eastAsia" w:ascii="微软雅黑" w:hAnsi="微软雅黑" w:eastAsia="微软雅黑" w:cs="微软雅黑"/>
-                <w:sz w:val="22"/>
-              </w:rPr>
-              <w:t>课程列表与搜索</w:t>
-            </w:r>
-          </w:p>
-        </w:tc>
-        <w:tc>
-          <w:tcPr>
-            <w:tcW w:w="4252" w:type="dxa"/>
-            <w:tcMar>
-              <w:top w:w="60" w:type="dxa"/>
-              <w:left w:w="120" w:type="dxa"/>
-              <w:bottom w:w="30" w:type="dxa"/>
-              <w:right w:w="120" w:type="dxa"/>
-            </w:tcMar>
-          </w:tcPr>
-          <w:p>
-            <w:pPr>
-              <w:spacing w:before="120" w:after="120" w:line="288" w:lineRule="auto"/>
-              <w:jc w:val="left"/>
-              <w:rPr>
-                <w:rFonts w:hint="eastAsia" w:ascii="微软雅黑" w:hAnsi="微软雅黑" w:eastAsia="微软雅黑" w:cs="微软雅黑"/>
-              </w:rPr>
-            </w:pPr>
+                <w:sz w:val="22"/>
+                <w:lang w:val="en-US" w:eastAsia="zh-CN"/>
+              </w:rPr>
+            </w:pPr>
+            <w:r>
+              <w:rPr>
+                <w:rFonts w:hint="eastAsia" w:ascii="微软雅黑" w:hAnsi="微软雅黑" w:eastAsia="微软雅黑" w:cs="微软雅黑"/>
+                <w:sz w:val="22"/>
+                <w:lang w:val="en-US" w:eastAsia="zh-CN"/>
+              </w:rPr>
+              <w:t>对课程进行</w:t>
+            </w:r>
             <w:r>
               <w:rPr>
                 <w:rFonts w:hint="eastAsia" w:ascii="微软雅黑" w:hAnsi="微软雅黑" w:eastAsia="微软雅黑" w:cs="微软雅黑"/>
@@ -964,40 +1086,83 @@
               </w:rPr>
               <w:t>关键词搜索结果页、多维筛选（课程分类/标签）、排序功能、结果数量展示；课程列表卡片展示</w:t>
             </w:r>
-          </w:p>
-        </w:tc>
-        <w:tc>
-          <w:tcPr>
-            <w:tcW w:w="1418" w:type="dxa"/>
-            <w:tcMar>
-              <w:top w:w="60" w:type="dxa"/>
-              <w:left w:w="120" w:type="dxa"/>
-              <w:bottom w:w="30" w:type="dxa"/>
-              <w:right w:w="120" w:type="dxa"/>
-            </w:tcMar>
-          </w:tcPr>
-          <w:p>
-            <w:pPr>
-              <w:spacing w:before="120" w:after="120" w:line="288" w:lineRule="auto"/>
-              <w:jc w:val="center"/>
-              <w:rPr>
-                <w:rFonts w:hint="eastAsia" w:ascii="微软雅黑" w:hAnsi="微软雅黑" w:eastAsia="微软雅黑" w:cs="微软雅黑"/>
-              </w:rPr>
-            </w:pPr>
-            <w:r>
-              <w:rPr>
-                <w:rFonts w:hint="eastAsia" w:ascii="微软雅黑" w:hAnsi="微软雅黑" w:eastAsia="微软雅黑" w:cs="微软雅黑"/>
-                <w:sz w:val="22"/>
-              </w:rPr>
-              <w:t>1</w:t>
-            </w:r>
-            <w:r>
-              <w:rPr>
-                <w:rFonts w:hint="eastAsia" w:ascii="微软雅黑" w:hAnsi="微软雅黑" w:eastAsia="微软雅黑" w:cs="微软雅黑"/>
-                <w:sz w:val="22"/>
-                <w:lang w:val="en-US" w:eastAsia="zh-CN"/>
-              </w:rPr>
-              <w:t>4</w:t>
+            <w:r>
+              <w:rPr>
+                <w:rFonts w:hint="eastAsia" w:ascii="微软雅黑" w:hAnsi="微软雅黑" w:eastAsia="微软雅黑" w:cs="微软雅黑"/>
+                <w:sz w:val="22"/>
+                <w:lang w:eastAsia="zh-CN"/>
+              </w:rPr>
+              <w:t>，</w:t>
+            </w:r>
+            <w:r>
+              <w:rPr>
+                <w:rFonts w:hint="eastAsia" w:ascii="微软雅黑" w:hAnsi="微软雅黑" w:eastAsia="微软雅黑" w:cs="微软雅黑"/>
+                <w:sz w:val="22"/>
+              </w:rPr>
+              <w:t>课程基本信息展示、Tab切换（课程介绍/课程目录/学员评价/常见问答）、讲师介绍、章节目录预览、免费试看/听、课程价格与购买入口</w:t>
+            </w:r>
+            <w:r>
+              <w:rPr>
+                <w:rFonts w:hint="eastAsia" w:ascii="微软雅黑" w:hAnsi="微软雅黑" w:eastAsia="微软雅黑" w:cs="微软雅黑"/>
+                <w:sz w:val="22"/>
+                <w:lang w:eastAsia="zh-CN"/>
+              </w:rPr>
+              <w:t>，</w:t>
+            </w:r>
+            <w:r>
+              <w:rPr>
+                <w:rFonts w:hint="eastAsia" w:ascii="微软雅黑" w:hAnsi="微软雅黑" w:eastAsia="微软雅黑" w:cs="微软雅黑"/>
+                <w:sz w:val="22"/>
+                <w:lang w:val="en-US" w:eastAsia="zh-CN"/>
+              </w:rPr>
+              <w:t>直播课堂跳转（在直播软件中展示</w:t>
+            </w:r>
+            <w:r>
+              <w:rPr>
+                <w:rFonts w:hint="eastAsia" w:ascii="微软雅黑" w:hAnsi="微软雅黑" w:eastAsia="微软雅黑" w:cs="微软雅黑"/>
+                <w:sz w:val="22"/>
+              </w:rPr>
+              <w:t>直播视频播放区、互动功能入口、直播课程信息</w:t>
+            </w:r>
+            <w:r>
+              <w:rPr>
+                <w:rFonts w:hint="eastAsia" w:ascii="微软雅黑" w:hAnsi="微软雅黑" w:eastAsia="微软雅黑" w:cs="微软雅黑"/>
+                <w:sz w:val="22"/>
+                <w:lang w:eastAsia="zh-CN"/>
+              </w:rPr>
+              <w:t>）</w:t>
+            </w:r>
+          </w:p>
+        </w:tc>
+        <w:tc>
+          <w:tcPr>
+            <w:tcW w:w="1165" w:type="dxa"/>
+            <w:tcMar>
+              <w:top w:w="60" w:type="dxa"/>
+              <w:left w:w="120" w:type="dxa"/>
+              <w:bottom w:w="30" w:type="dxa"/>
+              <w:right w:w="120" w:type="dxa"/>
+            </w:tcMar>
+            <w:vAlign w:val="center"/>
+          </w:tcPr>
+          <w:p>
+            <w:pPr>
+              <w:snapToGrid w:val="0"/>
+              <w:spacing w:before="120" w:after="120" w:line="240" w:lineRule="auto"/>
+              <w:ind w:left="0" w:leftChars="0" w:right="0" w:rightChars="0" w:firstLine="0" w:firstLineChars="0"/>
+              <w:jc w:val="center"/>
+              <w:rPr>
+                <w:rFonts w:hint="eastAsia" w:ascii="微软雅黑" w:hAnsi="微软雅黑" w:eastAsia="微软雅黑" w:cs="微软雅黑"/>
+                <w:sz w:val="22"/>
+              </w:rPr>
+            </w:pPr>
+            <w:r>
+              <w:rPr>
+                <w:rFonts w:hint="eastAsia" w:ascii="微软雅黑" w:hAnsi="微软雅黑" w:eastAsia="微软雅黑" w:cs="微软雅黑"/>
+                <w:sz w:val="22"/>
+                <w:lang w:val="en-US" w:eastAsia="zh-CN"/>
+              </w:rPr>
+              <w:t>30</w:t>
             </w:r>
             <w:r>
               <w:rPr>
@@ -1026,9 +1191,13 @@
             <w:right w:w="10" w:type="dxa"/>
           </w:tblCellMar>
         </w:tblPrEx>
-        <w:tc>
-          <w:tcPr>
-            <w:tcW w:w="1254" w:type="dxa"/>
+        <w:trPr>
+          <w:trHeight w:val="0" w:hRule="atLeast"/>
+          <w:jc w:val="center"/>
+        </w:trPr>
+        <w:tc>
+          <w:tcPr>
+            <w:tcW w:w="952" w:type="dxa"/>
             <w:vMerge w:val="continue"/>
             <w:tcMar>
               <w:top w:w="60" w:type="dxa"/>
@@ -1036,95 +1205,130 @@
               <w:bottom w:w="30" w:type="dxa"/>
               <w:right w:w="120" w:type="dxa"/>
             </w:tcMar>
-          </w:tcPr>
-          <w:p>
-            <w:pPr>
-              <w:spacing w:before="120" w:after="120" w:line="288" w:lineRule="auto"/>
+            <w:vAlign w:val="center"/>
+          </w:tcPr>
+          <w:p>
+            <w:pPr>
+              <w:snapToGrid w:val="0"/>
+              <w:spacing w:before="120" w:after="120" w:line="240" w:lineRule="auto"/>
+              <w:ind w:left="0" w:leftChars="0" w:right="0" w:rightChars="0" w:firstLine="0" w:firstLineChars="0"/>
+              <w:jc w:val="center"/>
+              <w:rPr>
+                <w:rFonts w:hint="eastAsia" w:ascii="微软雅黑" w:hAnsi="微软雅黑" w:eastAsia="微软雅黑" w:cs="微软雅黑"/>
+                <w:sz w:val="22"/>
+              </w:rPr>
+            </w:pPr>
+          </w:p>
+        </w:tc>
+        <w:tc>
+          <w:tcPr>
+            <w:tcW w:w="1393" w:type="dxa"/>
+            <w:tcMar>
+              <w:top w:w="60" w:type="dxa"/>
+              <w:left w:w="120" w:type="dxa"/>
+              <w:bottom w:w="30" w:type="dxa"/>
+              <w:right w:w="120" w:type="dxa"/>
+            </w:tcMar>
+            <w:vAlign w:val="center"/>
+          </w:tcPr>
+          <w:p>
+            <w:pPr>
+              <w:snapToGrid w:val="0"/>
+              <w:spacing w:before="120" w:after="120" w:line="240" w:lineRule="auto"/>
+              <w:ind w:left="0" w:leftChars="0" w:right="0" w:rightChars="0" w:firstLine="0" w:firstLineChars="0"/>
+              <w:jc w:val="center"/>
+              <w:rPr>
+                <w:rFonts w:hint="default" w:ascii="微软雅黑" w:hAnsi="微软雅黑" w:eastAsia="微软雅黑" w:cs="微软雅黑"/>
+                <w:sz w:val="22"/>
+                <w:lang w:val="en-US" w:eastAsia="zh-CN"/>
+              </w:rPr>
+            </w:pPr>
+            <w:r>
+              <w:rPr>
+                <w:rFonts w:hint="eastAsia" w:ascii="微软雅黑" w:hAnsi="微软雅黑" w:eastAsia="微软雅黑" w:cs="微软雅黑"/>
+                <w:sz w:val="22"/>
+                <w:lang w:val="en-US" w:eastAsia="zh-CN"/>
+              </w:rPr>
+              <w:t>学习中心</w:t>
+            </w:r>
+          </w:p>
+        </w:tc>
+        <w:tc>
+          <w:tcPr>
+            <w:tcW w:w="5011" w:type="dxa"/>
+            <w:tcMar>
+              <w:top w:w="60" w:type="dxa"/>
+              <w:left w:w="120" w:type="dxa"/>
+              <w:bottom w:w="30" w:type="dxa"/>
+              <w:right w:w="120" w:type="dxa"/>
+            </w:tcMar>
+            <w:vAlign w:val="center"/>
+          </w:tcPr>
+          <w:p>
+            <w:pPr>
+              <w:snapToGrid w:val="0"/>
+              <w:spacing w:before="120" w:after="120" w:line="240" w:lineRule="auto"/>
+              <w:ind w:left="0" w:leftChars="0" w:right="0" w:rightChars="0" w:firstLine="0" w:firstLineChars="0"/>
               <w:jc w:val="left"/>
               <w:rPr>
-                <w:rFonts w:hint="eastAsia" w:ascii="微软雅黑" w:hAnsi="微软雅黑" w:eastAsia="微软雅黑" w:cs="微软雅黑"/>
-              </w:rPr>
-            </w:pPr>
-          </w:p>
-        </w:tc>
-        <w:tc>
-          <w:tcPr>
-            <w:tcW w:w="1560" w:type="dxa"/>
-            <w:tcMar>
-              <w:top w:w="60" w:type="dxa"/>
-              <w:left w:w="120" w:type="dxa"/>
-              <w:bottom w:w="30" w:type="dxa"/>
-              <w:right w:w="120" w:type="dxa"/>
-            </w:tcMar>
-          </w:tcPr>
-          <w:p>
-            <w:pPr>
-              <w:spacing w:before="120" w:after="120" w:line="288" w:lineRule="auto"/>
-              <w:jc w:val="left"/>
-              <w:rPr>
-                <w:rFonts w:hint="eastAsia" w:ascii="微软雅黑" w:hAnsi="微软雅黑" w:eastAsia="微软雅黑" w:cs="微软雅黑"/>
-              </w:rPr>
-            </w:pPr>
-            <w:r>
-              <w:rPr>
-                <w:rFonts w:hint="eastAsia" w:ascii="微软雅黑" w:hAnsi="微软雅黑" w:eastAsia="微软雅黑" w:cs="微软雅黑"/>
-                <w:sz w:val="22"/>
-              </w:rPr>
-              <w:t>课程详情</w:t>
-            </w:r>
-          </w:p>
-        </w:tc>
-        <w:tc>
-          <w:tcPr>
-            <w:tcW w:w="4252" w:type="dxa"/>
-            <w:tcMar>
-              <w:top w:w="60" w:type="dxa"/>
-              <w:left w:w="120" w:type="dxa"/>
-              <w:bottom w:w="30" w:type="dxa"/>
-              <w:right w:w="120" w:type="dxa"/>
-            </w:tcMar>
-          </w:tcPr>
-          <w:p>
-            <w:pPr>
-              <w:spacing w:before="120" w:after="120" w:line="288" w:lineRule="auto"/>
-              <w:jc w:val="left"/>
-              <w:rPr>
-                <w:rFonts w:hint="eastAsia" w:ascii="微软雅黑" w:hAnsi="微软雅黑" w:eastAsia="微软雅黑" w:cs="微软雅黑"/>
-              </w:rPr>
-            </w:pPr>
-            <w:r>
-              <w:rPr>
-                <w:rFonts w:hint="eastAsia" w:ascii="微软雅黑" w:hAnsi="微软雅黑" w:eastAsia="微软雅黑" w:cs="微软雅黑"/>
-                <w:sz w:val="22"/>
-              </w:rPr>
-              <w:t>课程基本信息展示、Tab切换（课程介绍/课程目录/学员评价/常见问答）、讲师介绍、章节目录预览、免费试看/听、课程价格与购买入口</w:t>
-            </w:r>
-          </w:p>
-        </w:tc>
-        <w:tc>
-          <w:tcPr>
-            <w:tcW w:w="1418" w:type="dxa"/>
-            <w:tcMar>
-              <w:top w:w="60" w:type="dxa"/>
-              <w:left w:w="120" w:type="dxa"/>
-              <w:bottom w:w="30" w:type="dxa"/>
-              <w:right w:w="120" w:type="dxa"/>
-            </w:tcMar>
-          </w:tcPr>
-          <w:p>
-            <w:pPr>
-              <w:spacing w:before="120" w:after="120" w:line="288" w:lineRule="auto"/>
-              <w:jc w:val="center"/>
-              <w:rPr>
-                <w:rFonts w:hint="eastAsia" w:ascii="微软雅黑" w:hAnsi="微软雅黑" w:eastAsia="微软雅黑" w:cs="微软雅黑"/>
-              </w:rPr>
-            </w:pPr>
-            <w:r>
-              <w:rPr>
-                <w:rFonts w:hint="eastAsia" w:ascii="微软雅黑" w:hAnsi="微软雅黑" w:eastAsia="微软雅黑" w:cs="微软雅黑"/>
-                <w:sz w:val="22"/>
-              </w:rPr>
-              <w:t>1600</w:t>
+                <w:rFonts w:hint="default" w:ascii="微软雅黑" w:hAnsi="微软雅黑" w:eastAsia="微软雅黑" w:cs="微软雅黑"/>
+                <w:sz w:val="22"/>
+                <w:lang w:val="en-US" w:eastAsia="zh-CN"/>
+              </w:rPr>
+            </w:pPr>
+            <w:r>
+              <w:rPr>
+                <w:rFonts w:hint="eastAsia" w:ascii="微软雅黑" w:hAnsi="微软雅黑" w:eastAsia="微软雅黑" w:cs="微软雅黑"/>
+                <w:sz w:val="22"/>
+                <w:lang w:val="en-US" w:eastAsia="zh-CN"/>
+              </w:rPr>
+              <w:t>学员登录购课后，管理</w:t>
+            </w:r>
+            <w:r>
+              <w:rPr>
+                <w:rFonts w:hint="eastAsia" w:ascii="微软雅黑" w:hAnsi="微软雅黑" w:eastAsia="微软雅黑" w:cs="微软雅黑"/>
+                <w:sz w:val="22"/>
+              </w:rPr>
+              <w:t>我的课程（已购课程）、我的证书（证书查询下载）、我的订单（订单查询）、收藏课程管理、学习进度/学时统计</w:t>
+            </w:r>
+          </w:p>
+        </w:tc>
+        <w:tc>
+          <w:tcPr>
+            <w:tcW w:w="1165" w:type="dxa"/>
+            <w:tcMar>
+              <w:top w:w="60" w:type="dxa"/>
+              <w:left w:w="120" w:type="dxa"/>
+              <w:bottom w:w="30" w:type="dxa"/>
+              <w:right w:w="120" w:type="dxa"/>
+            </w:tcMar>
+            <w:vAlign w:val="center"/>
+          </w:tcPr>
+          <w:p>
+            <w:pPr>
+              <w:snapToGrid w:val="0"/>
+              <w:spacing w:before="120" w:after="120" w:line="240" w:lineRule="auto"/>
+              <w:ind w:left="0" w:leftChars="0" w:right="0" w:rightChars="0" w:firstLine="0" w:firstLineChars="0"/>
+              <w:jc w:val="center"/>
+              <w:rPr>
+                <w:rFonts w:hint="eastAsia" w:ascii="微软雅黑" w:hAnsi="微软雅黑" w:eastAsia="微软雅黑" w:cs="微软雅黑"/>
+                <w:sz w:val="22"/>
+              </w:rPr>
+            </w:pPr>
+            <w:r>
+              <w:rPr>
+                <w:rFonts w:hint="eastAsia" w:ascii="微软雅黑" w:hAnsi="微软雅黑" w:eastAsia="微软雅黑" w:cs="微软雅黑"/>
+                <w:sz w:val="22"/>
+                <w:lang w:val="en-US" w:eastAsia="zh-CN"/>
+              </w:rPr>
+              <w:t>30</w:t>
+            </w:r>
+            <w:r>
+              <w:rPr>
+                <w:rFonts w:hint="eastAsia" w:ascii="微软雅黑" w:hAnsi="微软雅黑" w:eastAsia="微软雅黑" w:cs="微软雅黑"/>
+                <w:sz w:val="22"/>
+              </w:rPr>
+              <w:t>00</w:t>
             </w:r>
           </w:p>
         </w:tc>
@@ -1146,9 +1350,13 @@
             <w:right w:w="10" w:type="dxa"/>
           </w:tblCellMar>
         </w:tblPrEx>
-        <w:tc>
-          <w:tcPr>
-            <w:tcW w:w="1254" w:type="dxa"/>
+        <w:trPr>
+          <w:trHeight w:val="0" w:hRule="atLeast"/>
+          <w:jc w:val="center"/>
+        </w:trPr>
+        <w:tc>
+          <w:tcPr>
+            <w:tcW w:w="952" w:type="dxa"/>
             <w:vMerge w:val="continue"/>
             <w:tcMar>
               <w:top w:w="60" w:type="dxa"/>
@@ -1156,87 +1364,103 @@
               <w:bottom w:w="30" w:type="dxa"/>
               <w:right w:w="120" w:type="dxa"/>
             </w:tcMar>
-          </w:tcPr>
-          <w:p>
-            <w:pPr>
-              <w:spacing w:before="120" w:after="120" w:line="288" w:lineRule="auto"/>
+            <w:vAlign w:val="center"/>
+          </w:tcPr>
+          <w:p>
+            <w:pPr>
+              <w:snapToGrid w:val="0"/>
+              <w:spacing w:before="120" w:after="120" w:line="240" w:lineRule="auto"/>
+              <w:ind w:left="0" w:leftChars="0" w:right="0" w:rightChars="0" w:firstLine="0" w:firstLineChars="0"/>
+              <w:jc w:val="center"/>
+              <w:rPr>
+                <w:rFonts w:hint="eastAsia" w:ascii="微软雅黑" w:hAnsi="微软雅黑" w:eastAsia="微软雅黑" w:cs="微软雅黑"/>
+                <w:sz w:val="22"/>
+              </w:rPr>
+            </w:pPr>
+          </w:p>
+        </w:tc>
+        <w:tc>
+          <w:tcPr>
+            <w:tcW w:w="1393" w:type="dxa"/>
+            <w:tcMar>
+              <w:top w:w="60" w:type="dxa"/>
+              <w:left w:w="120" w:type="dxa"/>
+              <w:bottom w:w="30" w:type="dxa"/>
+              <w:right w:w="120" w:type="dxa"/>
+            </w:tcMar>
+            <w:vAlign w:val="center"/>
+          </w:tcPr>
+          <w:p>
+            <w:pPr>
+              <w:snapToGrid w:val="0"/>
+              <w:spacing w:before="120" w:after="120" w:line="240" w:lineRule="auto"/>
+              <w:ind w:left="0" w:leftChars="0" w:right="0" w:rightChars="0" w:firstLine="0" w:firstLineChars="0"/>
+              <w:jc w:val="center"/>
+              <w:rPr>
+                <w:rFonts w:hint="eastAsia" w:ascii="微软雅黑" w:hAnsi="微软雅黑" w:eastAsia="微软雅黑" w:cs="微软雅黑"/>
+                <w:sz w:val="22"/>
+              </w:rPr>
+            </w:pPr>
+            <w:r>
+              <w:rPr>
+                <w:rFonts w:hint="eastAsia" w:ascii="微软雅黑" w:hAnsi="微软雅黑" w:eastAsia="微软雅黑" w:cs="微软雅黑"/>
+                <w:sz w:val="22"/>
+              </w:rPr>
+              <w:t>个人中心</w:t>
+            </w:r>
+          </w:p>
+        </w:tc>
+        <w:tc>
+          <w:tcPr>
+            <w:tcW w:w="5011" w:type="dxa"/>
+            <w:tcMar>
+              <w:top w:w="60" w:type="dxa"/>
+              <w:left w:w="120" w:type="dxa"/>
+              <w:bottom w:w="30" w:type="dxa"/>
+              <w:right w:w="120" w:type="dxa"/>
+            </w:tcMar>
+            <w:vAlign w:val="center"/>
+          </w:tcPr>
+          <w:p>
+            <w:pPr>
+              <w:snapToGrid w:val="0"/>
+              <w:spacing w:before="120" w:after="120" w:line="240" w:lineRule="auto"/>
+              <w:ind w:left="0" w:leftChars="0" w:right="0" w:rightChars="0" w:firstLine="0" w:firstLineChars="0"/>
               <w:jc w:val="left"/>
               <w:rPr>
                 <w:rFonts w:hint="eastAsia" w:ascii="微软雅黑" w:hAnsi="微软雅黑" w:eastAsia="微软雅黑" w:cs="微软雅黑"/>
-              </w:rPr>
-            </w:pPr>
-          </w:p>
-        </w:tc>
-        <w:tc>
-          <w:tcPr>
-            <w:tcW w:w="1560" w:type="dxa"/>
-            <w:tcMar>
-              <w:top w:w="60" w:type="dxa"/>
-              <w:left w:w="120" w:type="dxa"/>
-              <w:bottom w:w="30" w:type="dxa"/>
-              <w:right w:w="120" w:type="dxa"/>
-            </w:tcMar>
-          </w:tcPr>
-          <w:p>
-            <w:pPr>
-              <w:spacing w:before="120" w:after="120" w:line="288" w:lineRule="auto"/>
-              <w:jc w:val="left"/>
-              <w:rPr>
-                <w:rFonts w:hint="eastAsia" w:ascii="微软雅黑" w:hAnsi="微软雅黑" w:eastAsia="微软雅黑" w:cs="微软雅黑"/>
-              </w:rPr>
-            </w:pPr>
-            <w:r>
-              <w:rPr>
-                <w:rFonts w:hint="eastAsia" w:ascii="微软雅黑" w:hAnsi="微软雅黑" w:eastAsia="微软雅黑" w:cs="微软雅黑"/>
-                <w:sz w:val="22"/>
-              </w:rPr>
-              <w:t>直播课堂</w:t>
-            </w:r>
-          </w:p>
-        </w:tc>
-        <w:tc>
-          <w:tcPr>
-            <w:tcW w:w="4252" w:type="dxa"/>
-            <w:tcMar>
-              <w:top w:w="60" w:type="dxa"/>
-              <w:left w:w="120" w:type="dxa"/>
-              <w:bottom w:w="30" w:type="dxa"/>
-              <w:right w:w="120" w:type="dxa"/>
-            </w:tcMar>
-          </w:tcPr>
-          <w:p>
-            <w:pPr>
-              <w:spacing w:before="120" w:after="120" w:line="288" w:lineRule="auto"/>
-              <w:jc w:val="left"/>
-              <w:rPr>
-                <w:rFonts w:hint="eastAsia" w:ascii="微软雅黑" w:hAnsi="微软雅黑" w:eastAsia="微软雅黑" w:cs="微软雅黑"/>
-              </w:rPr>
-            </w:pPr>
-            <w:r>
-              <w:rPr>
-                <w:rFonts w:hint="eastAsia" w:ascii="微软雅黑" w:hAnsi="微软雅黑" w:eastAsia="微软雅黑" w:cs="微软雅黑"/>
-                <w:sz w:val="22"/>
-              </w:rPr>
-              <w:t>直播视频播放区、互动功能入口、直播课程信息展示</w:t>
-            </w:r>
-          </w:p>
-        </w:tc>
-        <w:tc>
-          <w:tcPr>
-            <w:tcW w:w="1418" w:type="dxa"/>
-            <w:tcMar>
-              <w:top w:w="60" w:type="dxa"/>
-              <w:left w:w="120" w:type="dxa"/>
-              <w:bottom w:w="30" w:type="dxa"/>
-              <w:right w:w="120" w:type="dxa"/>
-            </w:tcMar>
-          </w:tcPr>
-          <w:p>
-            <w:pPr>
-              <w:spacing w:before="120" w:after="120" w:line="288" w:lineRule="auto"/>
-              <w:jc w:val="center"/>
-              <w:rPr>
-                <w:rFonts w:hint="eastAsia" w:ascii="微软雅黑" w:hAnsi="微软雅黑" w:eastAsia="微软雅黑" w:cs="微软雅黑"/>
+                <w:sz w:val="22"/>
+              </w:rPr>
+            </w:pPr>
+            <w:r>
+              <w:rPr>
+                <w:rFonts w:hint="eastAsia" w:ascii="微软雅黑" w:hAnsi="微软雅黑" w:eastAsia="微软雅黑" w:cs="微软雅黑"/>
+                <w:sz w:val="22"/>
+              </w:rPr>
+              <w:t>账号登录注册、个人信息管理、密码修改、退出登录</w:t>
+            </w:r>
+          </w:p>
+        </w:tc>
+        <w:tc>
+          <w:tcPr>
+            <w:tcW w:w="1165" w:type="dxa"/>
+            <w:tcMar>
+              <w:top w:w="60" w:type="dxa"/>
+              <w:left w:w="120" w:type="dxa"/>
+              <w:bottom w:w="30" w:type="dxa"/>
+              <w:right w:w="120" w:type="dxa"/>
+            </w:tcMar>
+            <w:vAlign w:val="center"/>
+          </w:tcPr>
+          <w:p>
+            <w:pPr>
+              <w:snapToGrid w:val="0"/>
+              <w:spacing w:before="120" w:after="120" w:line="240" w:lineRule="auto"/>
+              <w:ind w:left="0" w:leftChars="0" w:right="0" w:rightChars="0" w:firstLine="0" w:firstLineChars="0"/>
+              <w:jc w:val="center"/>
+              <w:rPr>
+                <w:rFonts w:hint="eastAsia" w:ascii="微软雅黑" w:hAnsi="微软雅黑" w:eastAsia="微软雅黑" w:cs="微软雅黑"/>
+                <w:sz w:val="22"/>
               </w:rPr>
             </w:pPr>
             <w:r>
@@ -1274,113 +1498,140 @@
             <w:right w:w="10" w:type="dxa"/>
           </w:tblCellMar>
         </w:tblPrEx>
-        <w:tc>
-          <w:tcPr>
-            <w:tcW w:w="1254" w:type="dxa"/>
-            <w:vMerge w:val="continue"/>
-            <w:tcMar>
-              <w:top w:w="60" w:type="dxa"/>
-              <w:left w:w="120" w:type="dxa"/>
-              <w:bottom w:w="30" w:type="dxa"/>
-              <w:right w:w="120" w:type="dxa"/>
-            </w:tcMar>
-          </w:tcPr>
-          <w:p>
-            <w:pPr>
-              <w:spacing w:before="120" w:after="120" w:line="288" w:lineRule="auto"/>
+        <w:trPr>
+          <w:trHeight w:val="930" w:hRule="atLeast"/>
+          <w:jc w:val="center"/>
+        </w:trPr>
+        <w:tc>
+          <w:tcPr>
+            <w:tcW w:w="952" w:type="dxa"/>
+            <w:vMerge w:val="restart"/>
+            <w:tcMar>
+              <w:top w:w="60" w:type="dxa"/>
+              <w:left w:w="120" w:type="dxa"/>
+              <w:bottom w:w="30" w:type="dxa"/>
+              <w:right w:w="120" w:type="dxa"/>
+            </w:tcMar>
+            <w:vAlign w:val="center"/>
+          </w:tcPr>
+          <w:p>
+            <w:pPr>
+              <w:snapToGrid w:val="0"/>
+              <w:spacing w:before="120" w:after="120" w:line="240" w:lineRule="auto"/>
+              <w:ind w:left="0" w:leftChars="0" w:right="0" w:rightChars="0" w:firstLine="0" w:firstLineChars="0"/>
+              <w:jc w:val="center"/>
+              <w:rPr>
+                <w:rFonts w:hint="eastAsia" w:ascii="微软雅黑" w:hAnsi="微软雅黑" w:eastAsia="微软雅黑" w:cs="微软雅黑"/>
+                <w:sz w:val="22"/>
+              </w:rPr>
+            </w:pPr>
+            <w:r>
+              <w:rPr>
+                <w:rFonts w:hint="eastAsia" w:ascii="微软雅黑" w:hAnsi="微软雅黑" w:eastAsia="微软雅黑" w:cs="微软雅黑"/>
+                <w:sz w:val="22"/>
+              </w:rPr>
+              <w:t>微信小程序端</w:t>
+            </w:r>
+          </w:p>
+        </w:tc>
+        <w:tc>
+          <w:tcPr>
+            <w:tcW w:w="1393" w:type="dxa"/>
+            <w:tcMar>
+              <w:top w:w="60" w:type="dxa"/>
+              <w:left w:w="120" w:type="dxa"/>
+              <w:bottom w:w="30" w:type="dxa"/>
+              <w:right w:w="120" w:type="dxa"/>
+            </w:tcMar>
+            <w:vAlign w:val="center"/>
+          </w:tcPr>
+          <w:p>
+            <w:pPr>
+              <w:snapToGrid w:val="0"/>
+              <w:spacing w:before="120" w:after="120" w:line="240" w:lineRule="auto"/>
+              <w:ind w:left="0" w:leftChars="0" w:right="0" w:rightChars="0" w:firstLine="0" w:firstLineChars="0"/>
+              <w:jc w:val="center"/>
+              <w:rPr>
+                <w:rFonts w:hint="eastAsia" w:ascii="微软雅黑" w:hAnsi="微软雅黑" w:eastAsia="微软雅黑" w:cs="微软雅黑"/>
+                <w:sz w:val="22"/>
+              </w:rPr>
+            </w:pPr>
+            <w:r>
+              <w:rPr>
+                <w:rFonts w:hint="eastAsia" w:ascii="微软雅黑" w:hAnsi="微软雅黑" w:eastAsia="微软雅黑" w:cs="微软雅黑"/>
+                <w:sz w:val="22"/>
+              </w:rPr>
+              <w:t>登录</w:t>
+            </w:r>
+          </w:p>
+        </w:tc>
+        <w:tc>
+          <w:tcPr>
+            <w:tcW w:w="5011" w:type="dxa"/>
+            <w:tcMar>
+              <w:top w:w="60" w:type="dxa"/>
+              <w:left w:w="120" w:type="dxa"/>
+              <w:bottom w:w="30" w:type="dxa"/>
+              <w:right w:w="120" w:type="dxa"/>
+            </w:tcMar>
+            <w:vAlign w:val="center"/>
+          </w:tcPr>
+          <w:p>
+            <w:pPr>
+              <w:snapToGrid w:val="0"/>
+              <w:spacing w:before="120" w:after="120" w:line="240" w:lineRule="auto"/>
+              <w:ind w:left="0" w:leftChars="0" w:right="0" w:rightChars="0" w:firstLine="0" w:firstLineChars="0"/>
               <w:jc w:val="left"/>
               <w:rPr>
                 <w:rFonts w:hint="eastAsia" w:ascii="微软雅黑" w:hAnsi="微软雅黑" w:eastAsia="微软雅黑" w:cs="微软雅黑"/>
-              </w:rPr>
-            </w:pPr>
-          </w:p>
-        </w:tc>
-        <w:tc>
-          <w:tcPr>
-            <w:tcW w:w="1560" w:type="dxa"/>
-            <w:tcMar>
-              <w:top w:w="60" w:type="dxa"/>
-              <w:left w:w="120" w:type="dxa"/>
-              <w:bottom w:w="30" w:type="dxa"/>
-              <w:right w:w="120" w:type="dxa"/>
-            </w:tcMar>
-          </w:tcPr>
-          <w:p>
-            <w:pPr>
-              <w:spacing w:before="120" w:after="120" w:line="288" w:lineRule="auto"/>
-              <w:jc w:val="left"/>
-              <w:rPr>
-                <w:rFonts w:hint="eastAsia" w:ascii="微软雅黑" w:hAnsi="微软雅黑" w:eastAsia="微软雅黑" w:cs="微软雅黑"/>
-              </w:rPr>
-            </w:pPr>
-            <w:r>
-              <w:rPr>
-                <w:rFonts w:hint="eastAsia" w:ascii="微软雅黑" w:hAnsi="微软雅黑" w:eastAsia="微软雅黑" w:cs="微软雅黑"/>
-                <w:sz w:val="22"/>
-              </w:rPr>
-              <w:t>个人中心</w:t>
-            </w:r>
-          </w:p>
-        </w:tc>
-        <w:tc>
-          <w:tcPr>
-            <w:tcW w:w="4252" w:type="dxa"/>
-            <w:tcMar>
-              <w:top w:w="60" w:type="dxa"/>
-              <w:left w:w="120" w:type="dxa"/>
-              <w:bottom w:w="30" w:type="dxa"/>
-              <w:right w:w="120" w:type="dxa"/>
-            </w:tcMar>
-          </w:tcPr>
-          <w:p>
-            <w:pPr>
-              <w:spacing w:before="120" w:after="120" w:line="288" w:lineRule="auto"/>
-              <w:jc w:val="left"/>
-              <w:rPr>
-                <w:rFonts w:hint="eastAsia" w:ascii="微软雅黑" w:hAnsi="微软雅黑" w:eastAsia="微软雅黑" w:cs="微软雅黑"/>
-              </w:rPr>
-            </w:pPr>
-            <w:r>
-              <w:rPr>
-                <w:rFonts w:hint="eastAsia" w:ascii="微软雅黑" w:hAnsi="微软雅黑" w:eastAsia="微软雅黑" w:cs="微软雅黑"/>
-                <w:sz w:val="22"/>
-              </w:rPr>
-              <w:t>账号登录注册、个人信息管理、我的课程（已购课程管理）、我的证书（证书查询下载）、我的订单（订单查询）、收藏课程管理、学习进度/学时统计、密码修改、退出登录</w:t>
-            </w:r>
-          </w:p>
-        </w:tc>
-        <w:tc>
-          <w:tcPr>
-            <w:tcW w:w="1418" w:type="dxa"/>
-            <w:tcMar>
-              <w:top w:w="60" w:type="dxa"/>
-              <w:left w:w="120" w:type="dxa"/>
-              <w:bottom w:w="30" w:type="dxa"/>
-              <w:right w:w="120" w:type="dxa"/>
-            </w:tcMar>
-          </w:tcPr>
-          <w:p>
-            <w:pPr>
-              <w:spacing w:before="120" w:after="120" w:line="288" w:lineRule="auto"/>
-              <w:jc w:val="center"/>
-              <w:rPr>
-                <w:rFonts w:hint="eastAsia" w:ascii="微软雅黑" w:hAnsi="微软雅黑" w:eastAsia="微软雅黑" w:cs="微软雅黑"/>
-              </w:rPr>
-            </w:pPr>
-            <w:r>
-              <w:rPr>
-                <w:rFonts w:hint="eastAsia" w:ascii="微软雅黑" w:hAnsi="微软雅黑" w:eastAsia="微软雅黑" w:cs="微软雅黑"/>
-                <w:sz w:val="22"/>
-                <w:lang w:val="en-US" w:eastAsia="zh-CN"/>
-              </w:rPr>
-              <w:t>20</w:t>
-            </w:r>
-            <w:r>
-              <w:rPr>
-                <w:rFonts w:hint="eastAsia" w:ascii="微软雅黑" w:hAnsi="微软雅黑" w:eastAsia="微软雅黑" w:cs="微软雅黑"/>
-                <w:sz w:val="22"/>
-              </w:rPr>
-              <w:t>00</w:t>
+                <w:sz w:val="22"/>
+              </w:rPr>
+            </w:pPr>
+            <w:r>
+              <w:rPr>
+                <w:rFonts w:hint="eastAsia" w:ascii="微软雅黑" w:hAnsi="微软雅黑" w:eastAsia="微软雅黑" w:cs="微软雅黑"/>
+                <w:sz w:val="22"/>
+              </w:rPr>
+              <w:t>账号密码登录、微信授权一键登录、记住登录状态、忘记密码；</w:t>
+            </w:r>
+          </w:p>
+        </w:tc>
+        <w:tc>
+          <w:tcPr>
+            <w:tcW w:w="1165" w:type="dxa"/>
+            <w:tcMar>
+              <w:top w:w="60" w:type="dxa"/>
+              <w:left w:w="120" w:type="dxa"/>
+              <w:bottom w:w="30" w:type="dxa"/>
+              <w:right w:w="120" w:type="dxa"/>
+            </w:tcMar>
+            <w:vAlign w:val="center"/>
+          </w:tcPr>
+          <w:p>
+            <w:pPr>
+              <w:snapToGrid w:val="0"/>
+              <w:spacing w:before="120" w:after="120" w:line="240" w:lineRule="auto"/>
+              <w:ind w:left="0" w:leftChars="0" w:right="0" w:rightChars="0" w:firstLine="0" w:firstLineChars="0"/>
+              <w:jc w:val="center"/>
+              <w:rPr>
+                <w:rFonts w:hint="eastAsia" w:ascii="微软雅黑" w:hAnsi="微软雅黑" w:eastAsia="微软雅黑" w:cs="微软雅黑"/>
+                <w:sz w:val="22"/>
+              </w:rPr>
+            </w:pPr>
+            <w:r>
+              <w:rPr>
+                <w:rFonts w:hint="eastAsia" w:ascii="微软雅黑" w:hAnsi="微软雅黑" w:eastAsia="微软雅黑" w:cs="微软雅黑"/>
+                <w:sz w:val="22"/>
+                <w:lang w:val="en-US" w:eastAsia="zh-CN"/>
+              </w:rPr>
+              <w:t>1</w:t>
+            </w:r>
+            <w:r>
+              <w:rPr>
+                <w:rFonts w:hint="eastAsia" w:ascii="微软雅黑" w:hAnsi="微软雅黑" w:eastAsia="微软雅黑" w:cs="微软雅黑"/>
+                <w:sz w:val="22"/>
+              </w:rPr>
+              <w:t>000</w:t>
             </w:r>
           </w:p>
         </w:tc>
@@ -1402,120 +1653,159 @@
             <w:right w:w="10" w:type="dxa"/>
           </w:tblCellMar>
         </w:tblPrEx>
-        <w:tc>
-          <w:tcPr>
-            <w:tcW w:w="1254" w:type="dxa"/>
-            <w:vMerge w:val="restart"/>
-            <w:tcMar>
-              <w:top w:w="60" w:type="dxa"/>
-              <w:left w:w="120" w:type="dxa"/>
-              <w:bottom w:w="30" w:type="dxa"/>
-              <w:right w:w="120" w:type="dxa"/>
-            </w:tcMar>
-          </w:tcPr>
-          <w:p>
-            <w:pPr>
-              <w:spacing w:before="120" w:after="120" w:line="288" w:lineRule="auto"/>
+        <w:trPr>
+          <w:trHeight w:val="0" w:hRule="atLeast"/>
+          <w:jc w:val="center"/>
+        </w:trPr>
+        <w:tc>
+          <w:tcPr>
+            <w:tcW w:w="952" w:type="dxa"/>
+            <w:vMerge w:val="continue"/>
+            <w:tcMar>
+              <w:top w:w="60" w:type="dxa"/>
+              <w:left w:w="120" w:type="dxa"/>
+              <w:bottom w:w="30" w:type="dxa"/>
+              <w:right w:w="120" w:type="dxa"/>
+            </w:tcMar>
+            <w:vAlign w:val="center"/>
+          </w:tcPr>
+          <w:p>
+            <w:pPr>
+              <w:snapToGrid w:val="0"/>
+              <w:spacing w:before="120" w:after="120" w:line="240" w:lineRule="auto"/>
+              <w:ind w:left="0" w:leftChars="0" w:right="0" w:rightChars="0" w:firstLine="0" w:firstLineChars="0"/>
+              <w:jc w:val="center"/>
+              <w:rPr>
+                <w:rFonts w:hint="eastAsia" w:ascii="微软雅黑" w:hAnsi="微软雅黑" w:eastAsia="微软雅黑" w:cs="微软雅黑"/>
+                <w:sz w:val="22"/>
+              </w:rPr>
+            </w:pPr>
+          </w:p>
+        </w:tc>
+        <w:tc>
+          <w:tcPr>
+            <w:tcW w:w="1393" w:type="dxa"/>
+            <w:tcMar>
+              <w:top w:w="60" w:type="dxa"/>
+              <w:left w:w="120" w:type="dxa"/>
+              <w:bottom w:w="30" w:type="dxa"/>
+              <w:right w:w="120" w:type="dxa"/>
+            </w:tcMar>
+            <w:vAlign w:val="center"/>
+          </w:tcPr>
+          <w:p>
+            <w:pPr>
+              <w:snapToGrid w:val="0"/>
+              <w:spacing w:before="120" w:after="120" w:line="240" w:lineRule="auto"/>
+              <w:ind w:left="0" w:leftChars="0" w:right="0" w:rightChars="0" w:firstLine="0" w:firstLineChars="0"/>
+              <w:jc w:val="center"/>
+              <w:rPr>
+                <w:rFonts w:hint="eastAsia" w:ascii="微软雅黑" w:hAnsi="微软雅黑" w:eastAsia="微软雅黑" w:cs="微软雅黑"/>
+                <w:sz w:val="22"/>
+              </w:rPr>
+            </w:pPr>
+            <w:r>
+              <w:rPr>
+                <w:rFonts w:hint="eastAsia" w:ascii="微软雅黑" w:hAnsi="微软雅黑" w:eastAsia="微软雅黑" w:cs="微软雅黑"/>
+                <w:sz w:val="22"/>
+              </w:rPr>
+              <w:t>首页</w:t>
+            </w:r>
+          </w:p>
+        </w:tc>
+        <w:tc>
+          <w:tcPr>
+            <w:tcW w:w="5011" w:type="dxa"/>
+            <w:tcMar>
+              <w:top w:w="60" w:type="dxa"/>
+              <w:left w:w="120" w:type="dxa"/>
+              <w:bottom w:w="30" w:type="dxa"/>
+              <w:right w:w="120" w:type="dxa"/>
+            </w:tcMar>
+            <w:vAlign w:val="center"/>
+          </w:tcPr>
+          <w:p>
+            <w:pPr>
+              <w:snapToGrid w:val="0"/>
+              <w:spacing w:before="120" w:after="120" w:line="240" w:lineRule="auto"/>
+              <w:ind w:left="0" w:leftChars="0" w:right="0" w:rightChars="0" w:firstLine="0" w:firstLineChars="0"/>
               <w:jc w:val="left"/>
               <w:rPr>
-                <w:rFonts w:hint="eastAsia" w:ascii="微软雅黑" w:hAnsi="微软雅黑" w:eastAsia="微软雅黑" w:cs="微软雅黑"/>
-              </w:rPr>
-            </w:pPr>
-            <w:r>
-              <w:rPr>
-                <w:rFonts w:hint="eastAsia" w:ascii="微软雅黑" w:hAnsi="微软雅黑" w:eastAsia="微软雅黑" w:cs="微软雅黑"/>
-                <w:sz w:val="22"/>
-              </w:rPr>
-              <w:t>微信小程序端</w:t>
-            </w:r>
-          </w:p>
-        </w:tc>
-        <w:tc>
-          <w:tcPr>
-            <w:tcW w:w="1560" w:type="dxa"/>
-            <w:tcMar>
-              <w:top w:w="60" w:type="dxa"/>
-              <w:left w:w="120" w:type="dxa"/>
-              <w:bottom w:w="30" w:type="dxa"/>
-              <w:right w:w="120" w:type="dxa"/>
-            </w:tcMar>
-          </w:tcPr>
-          <w:p>
-            <w:pPr>
-              <w:spacing w:before="120" w:after="120" w:line="288" w:lineRule="auto"/>
-              <w:jc w:val="left"/>
-              <w:rPr>
-                <w:rFonts w:hint="eastAsia" w:ascii="微软雅黑" w:hAnsi="微软雅黑" w:eastAsia="微软雅黑" w:cs="微软雅黑"/>
-              </w:rPr>
-            </w:pPr>
-            <w:r>
-              <w:rPr>
-                <w:rFonts w:hint="eastAsia" w:ascii="微软雅黑" w:hAnsi="微软雅黑" w:eastAsia="微软雅黑" w:cs="微软雅黑"/>
-                <w:sz w:val="22"/>
-              </w:rPr>
-              <w:t>登录与首页</w:t>
-            </w:r>
-          </w:p>
-        </w:tc>
-        <w:tc>
-          <w:tcPr>
-            <w:tcW w:w="4252" w:type="dxa"/>
-            <w:tcMar>
-              <w:top w:w="60" w:type="dxa"/>
-              <w:left w:w="120" w:type="dxa"/>
-              <w:bottom w:w="30" w:type="dxa"/>
-              <w:right w:w="120" w:type="dxa"/>
-            </w:tcMar>
-          </w:tcPr>
-          <w:p>
-            <w:pPr>
-              <w:spacing w:before="120" w:after="120" w:line="288" w:lineRule="auto"/>
-              <w:jc w:val="left"/>
-              <w:rPr>
-                <w:rFonts w:hint="eastAsia" w:ascii="微软雅黑" w:hAnsi="微软雅黑" w:eastAsia="微软雅黑" w:cs="微软雅黑"/>
-              </w:rPr>
-            </w:pPr>
-            <w:r>
-              <w:rPr>
-                <w:rFonts w:hint="eastAsia" w:ascii="微软雅黑" w:hAnsi="微软雅黑" w:eastAsia="微软雅黑" w:cs="微软雅黑"/>
-                <w:sz w:val="22"/>
-              </w:rPr>
-              <w:t>账号密码登录、微信授权一键登录、记住登录状态、忘记密码；首页Banner轮播、课程推荐模块</w:t>
-            </w:r>
-          </w:p>
-        </w:tc>
-        <w:tc>
-          <w:tcPr>
-            <w:tcW w:w="1418" w:type="dxa"/>
-            <w:tcMar>
-              <w:top w:w="60" w:type="dxa"/>
-              <w:left w:w="120" w:type="dxa"/>
-              <w:bottom w:w="30" w:type="dxa"/>
-              <w:right w:w="120" w:type="dxa"/>
-            </w:tcMar>
-          </w:tcPr>
-          <w:p>
-            <w:pPr>
-              <w:spacing w:before="120" w:after="120" w:line="288" w:lineRule="auto"/>
-              <w:jc w:val="center"/>
-              <w:rPr>
-                <w:rFonts w:hint="eastAsia" w:ascii="微软雅黑" w:hAnsi="微软雅黑" w:eastAsia="微软雅黑" w:cs="微软雅黑"/>
-              </w:rPr>
-            </w:pPr>
-            <w:r>
-              <w:rPr>
-                <w:rFonts w:hint="eastAsia" w:ascii="微软雅黑" w:hAnsi="微软雅黑" w:eastAsia="微软雅黑" w:cs="微软雅黑"/>
-                <w:sz w:val="22"/>
-                <w:lang w:val="en-US" w:eastAsia="zh-CN"/>
-              </w:rPr>
-              <w:t>3</w:t>
-            </w:r>
-            <w:r>
-              <w:rPr>
-                <w:rFonts w:hint="eastAsia" w:ascii="微软雅黑" w:hAnsi="微软雅黑" w:eastAsia="微软雅黑" w:cs="微软雅黑"/>
-                <w:sz w:val="22"/>
-              </w:rPr>
-              <w:t>000</w:t>
+                <w:rFonts w:hint="default" w:ascii="微软雅黑" w:hAnsi="微软雅黑" w:eastAsia="微软雅黑" w:cs="微软雅黑"/>
+                <w:sz w:val="22"/>
+                <w:lang w:val="en-US" w:eastAsia="zh-CN"/>
+              </w:rPr>
+            </w:pPr>
+            <w:r>
+              <w:rPr>
+                <w:rFonts w:hint="eastAsia" w:ascii="微软雅黑" w:hAnsi="微软雅黑" w:eastAsia="微软雅黑" w:cs="微软雅黑"/>
+                <w:sz w:val="22"/>
+              </w:rPr>
+              <w:t>首页Banner轮播、</w:t>
+            </w:r>
+            <w:r>
+              <w:rPr>
+                <w:rFonts w:hint="eastAsia" w:ascii="微软雅黑" w:hAnsi="微软雅黑" w:eastAsia="微软雅黑" w:cs="微软雅黑"/>
+                <w:sz w:val="22"/>
+                <w:lang w:val="en-US" w:eastAsia="zh-CN"/>
+              </w:rPr>
+              <w:t>常用服务模块、</w:t>
+            </w:r>
+            <w:r>
+              <w:rPr>
+                <w:rFonts w:hint="eastAsia" w:ascii="微软雅黑" w:hAnsi="微软雅黑" w:eastAsia="微软雅黑" w:cs="微软雅黑"/>
+                <w:sz w:val="22"/>
+              </w:rPr>
+              <w:t>课程推荐模块</w:t>
+            </w:r>
+            <w:r>
+              <w:rPr>
+                <w:rFonts w:hint="eastAsia" w:ascii="微软雅黑" w:hAnsi="微软雅黑" w:eastAsia="微软雅黑" w:cs="微软雅黑"/>
+                <w:sz w:val="22"/>
+                <w:lang w:eastAsia="zh-CN"/>
+              </w:rPr>
+              <w:t>、</w:t>
+            </w:r>
+            <w:r>
+              <w:rPr>
+                <w:rFonts w:hint="eastAsia" w:ascii="微软雅黑" w:hAnsi="微软雅黑" w:eastAsia="微软雅黑" w:cs="微软雅黑"/>
+                <w:sz w:val="22"/>
+                <w:lang w:val="en-US" w:eastAsia="zh-CN"/>
+              </w:rPr>
+              <w:t>继续学习快捷入口、最新行业资讯展示</w:t>
+            </w:r>
+          </w:p>
+        </w:tc>
+        <w:tc>
+          <w:tcPr>
+            <w:tcW w:w="1165" w:type="dxa"/>
+            <w:tcMar>
+              <w:top w:w="60" w:type="dxa"/>
+              <w:left w:w="120" w:type="dxa"/>
+              <w:bottom w:w="30" w:type="dxa"/>
+              <w:right w:w="120" w:type="dxa"/>
+            </w:tcMar>
+            <w:vAlign w:val="center"/>
+          </w:tcPr>
+          <w:p>
+            <w:pPr>
+              <w:snapToGrid w:val="0"/>
+              <w:spacing w:before="120" w:after="120" w:line="240" w:lineRule="auto"/>
+              <w:ind w:left="0" w:leftChars="0" w:right="0" w:rightChars="0" w:firstLine="0" w:firstLineChars="0"/>
+              <w:jc w:val="center"/>
+              <w:rPr>
+                <w:rFonts w:hint="default" w:ascii="微软雅黑" w:hAnsi="微软雅黑" w:eastAsia="微软雅黑" w:cs="微软雅黑"/>
+                <w:sz w:val="22"/>
+                <w:lang w:val="en-US" w:eastAsia="zh-CN"/>
+              </w:rPr>
+            </w:pPr>
+            <w:r>
+              <w:rPr>
+                <w:rFonts w:hint="eastAsia" w:ascii="微软雅黑" w:hAnsi="微软雅黑" w:eastAsia="微软雅黑" w:cs="微软雅黑"/>
+                <w:sz w:val="22"/>
+                <w:lang w:val="en-US" w:eastAsia="zh-CN"/>
+              </w:rPr>
+              <w:t>2000</w:t>
             </w:r>
           </w:p>
         </w:tc>
@@ -1537,9 +1827,13 @@
             <w:right w:w="10" w:type="dxa"/>
           </w:tblCellMar>
         </w:tblPrEx>
-        <w:tc>
-          <w:tcPr>
-            <w:tcW w:w="1254" w:type="dxa"/>
+        <w:trPr>
+          <w:trHeight w:val="0" w:hRule="atLeast"/>
+          <w:jc w:val="center"/>
+        </w:trPr>
+        <w:tc>
+          <w:tcPr>
+            <w:tcW w:w="952" w:type="dxa"/>
             <w:vMerge w:val="continue"/>
             <w:tcMar>
               <w:top w:w="60" w:type="dxa"/>
@@ -1547,60 +1841,72 @@
               <w:bottom w:w="30" w:type="dxa"/>
               <w:right w:w="120" w:type="dxa"/>
             </w:tcMar>
-          </w:tcPr>
-          <w:p>
-            <w:pPr>
-              <w:spacing w:before="120" w:after="120" w:line="288" w:lineRule="auto"/>
+            <w:vAlign w:val="center"/>
+          </w:tcPr>
+          <w:p>
+            <w:pPr>
+              <w:snapToGrid w:val="0"/>
+              <w:spacing w:before="120" w:after="120" w:line="240" w:lineRule="auto"/>
+              <w:ind w:left="0" w:leftChars="0" w:right="0" w:rightChars="0" w:firstLine="0" w:firstLineChars="0"/>
+              <w:jc w:val="center"/>
+              <w:rPr>
+                <w:rFonts w:hint="eastAsia" w:ascii="微软雅黑" w:hAnsi="微软雅黑" w:eastAsia="微软雅黑" w:cs="微软雅黑"/>
+                <w:sz w:val="22"/>
+              </w:rPr>
+            </w:pPr>
+          </w:p>
+        </w:tc>
+        <w:tc>
+          <w:tcPr>
+            <w:tcW w:w="1393" w:type="dxa"/>
+            <w:tcMar>
+              <w:top w:w="60" w:type="dxa"/>
+              <w:left w:w="120" w:type="dxa"/>
+              <w:bottom w:w="30" w:type="dxa"/>
+              <w:right w:w="120" w:type="dxa"/>
+            </w:tcMar>
+            <w:vAlign w:val="center"/>
+          </w:tcPr>
+          <w:p>
+            <w:pPr>
+              <w:snapToGrid w:val="0"/>
+              <w:spacing w:before="120" w:after="120" w:line="240" w:lineRule="auto"/>
+              <w:ind w:left="0" w:leftChars="0" w:right="0" w:rightChars="0" w:firstLine="0" w:firstLineChars="0"/>
+              <w:jc w:val="center"/>
+              <w:rPr>
+                <w:rFonts w:hint="eastAsia" w:ascii="微软雅黑" w:hAnsi="微软雅黑" w:eastAsia="微软雅黑" w:cs="微软雅黑"/>
+                <w:sz w:val="22"/>
+              </w:rPr>
+            </w:pPr>
+            <w:r>
+              <w:rPr>
+                <w:rFonts w:hint="eastAsia" w:ascii="微软雅黑" w:hAnsi="微软雅黑" w:eastAsia="微软雅黑" w:cs="微软雅黑"/>
+                <w:sz w:val="22"/>
+              </w:rPr>
+              <w:t>课程</w:t>
+            </w:r>
+          </w:p>
+        </w:tc>
+        <w:tc>
+          <w:tcPr>
+            <w:tcW w:w="5011" w:type="dxa"/>
+            <w:tcMar>
+              <w:top w:w="60" w:type="dxa"/>
+              <w:left w:w="120" w:type="dxa"/>
+              <w:bottom w:w="30" w:type="dxa"/>
+              <w:right w:w="120" w:type="dxa"/>
+            </w:tcMar>
+            <w:vAlign w:val="center"/>
+          </w:tcPr>
+          <w:p>
+            <w:pPr>
+              <w:snapToGrid w:val="0"/>
+              <w:spacing w:before="120" w:after="120" w:line="240" w:lineRule="auto"/>
+              <w:ind w:left="0" w:leftChars="0" w:right="0" w:rightChars="0" w:firstLine="0" w:firstLineChars="0"/>
               <w:jc w:val="left"/>
               <w:rPr>
                 <w:rFonts w:hint="eastAsia" w:ascii="微软雅黑" w:hAnsi="微软雅黑" w:eastAsia="微软雅黑" w:cs="微软雅黑"/>
-              </w:rPr>
-            </w:pPr>
-          </w:p>
-        </w:tc>
-        <w:tc>
-          <w:tcPr>
-            <w:tcW w:w="1560" w:type="dxa"/>
-            <w:tcMar>
-              <w:top w:w="60" w:type="dxa"/>
-              <w:left w:w="120" w:type="dxa"/>
-              <w:bottom w:w="30" w:type="dxa"/>
-              <w:right w:w="120" w:type="dxa"/>
-            </w:tcMar>
-          </w:tcPr>
-          <w:p>
-            <w:pPr>
-              <w:spacing w:before="120" w:after="120" w:line="288" w:lineRule="auto"/>
-              <w:jc w:val="left"/>
-              <w:rPr>
-                <w:rFonts w:hint="eastAsia" w:ascii="微软雅黑" w:hAnsi="微软雅黑" w:eastAsia="微软雅黑" w:cs="微软雅黑"/>
-              </w:rPr>
-            </w:pPr>
-            <w:r>
-              <w:rPr>
-                <w:rFonts w:hint="eastAsia" w:ascii="微软雅黑" w:hAnsi="微软雅黑" w:eastAsia="微软雅黑" w:cs="微软雅黑"/>
-                <w:sz w:val="22"/>
-              </w:rPr>
-              <w:t>课程中心</w:t>
-            </w:r>
-          </w:p>
-        </w:tc>
-        <w:tc>
-          <w:tcPr>
-            <w:tcW w:w="4252" w:type="dxa"/>
-            <w:tcMar>
-              <w:top w:w="60" w:type="dxa"/>
-              <w:left w:w="120" w:type="dxa"/>
-              <w:bottom w:w="30" w:type="dxa"/>
-              <w:right w:w="120" w:type="dxa"/>
-            </w:tcMar>
-          </w:tcPr>
-          <w:p>
-            <w:pPr>
-              <w:spacing w:before="120" w:after="120" w:line="288" w:lineRule="auto"/>
-              <w:jc w:val="left"/>
-              <w:rPr>
-                <w:rFonts w:hint="eastAsia" w:ascii="微软雅黑" w:hAnsi="微软雅黑" w:eastAsia="微软雅黑" w:cs="微软雅黑"/>
+                <w:sz w:val="22"/>
               </w:rPr>
             </w:pPr>
             <w:r>
@@ -1614,20 +1920,24 @@
         </w:tc>
         <w:tc>
           <w:tcPr>
-            <w:tcW w:w="1418" w:type="dxa"/>
-            <w:tcMar>
-              <w:top w:w="60" w:type="dxa"/>
-              <w:left w:w="120" w:type="dxa"/>
-              <w:bottom w:w="30" w:type="dxa"/>
-              <w:right w:w="120" w:type="dxa"/>
-            </w:tcMar>
-          </w:tcPr>
-          <w:p>
-            <w:pPr>
-              <w:spacing w:before="120" w:after="120" w:line="288" w:lineRule="auto"/>
-              <w:jc w:val="center"/>
-              <w:rPr>
-                <w:rFonts w:hint="eastAsia" w:ascii="微软雅黑" w:hAnsi="微软雅黑" w:eastAsia="微软雅黑" w:cs="微软雅黑"/>
+            <w:tcW w:w="1165" w:type="dxa"/>
+            <w:tcMar>
+              <w:top w:w="60" w:type="dxa"/>
+              <w:left w:w="120" w:type="dxa"/>
+              <w:bottom w:w="30" w:type="dxa"/>
+              <w:right w:w="120" w:type="dxa"/>
+            </w:tcMar>
+            <w:vAlign w:val="center"/>
+          </w:tcPr>
+          <w:p>
+            <w:pPr>
+              <w:snapToGrid w:val="0"/>
+              <w:spacing w:before="120" w:after="120" w:line="240" w:lineRule="auto"/>
+              <w:ind w:left="0" w:leftChars="0" w:right="0" w:rightChars="0" w:firstLine="0" w:firstLineChars="0"/>
+              <w:jc w:val="center"/>
+              <w:rPr>
+                <w:rFonts w:hint="eastAsia" w:ascii="微软雅黑" w:hAnsi="微软雅黑" w:eastAsia="微软雅黑" w:cs="微软雅黑"/>
+                <w:sz w:val="22"/>
               </w:rPr>
             </w:pPr>
             <w:r>
@@ -1665,9 +1975,13 @@
             <w:right w:w="10" w:type="dxa"/>
           </w:tblCellMar>
         </w:tblPrEx>
-        <w:tc>
-          <w:tcPr>
-            <w:tcW w:w="1254" w:type="dxa"/>
+        <w:trPr>
+          <w:trHeight w:val="0" w:hRule="atLeast"/>
+          <w:jc w:val="center"/>
+        </w:trPr>
+        <w:tc>
+          <w:tcPr>
+            <w:tcW w:w="952" w:type="dxa"/>
             <w:vMerge w:val="continue"/>
             <w:tcMar>
               <w:top w:w="60" w:type="dxa"/>
@@ -1675,60 +1989,72 @@
               <w:bottom w:w="30" w:type="dxa"/>
               <w:right w:w="120" w:type="dxa"/>
             </w:tcMar>
-          </w:tcPr>
-          <w:p>
-            <w:pPr>
-              <w:spacing w:before="120" w:after="120" w:line="288" w:lineRule="auto"/>
+            <w:vAlign w:val="center"/>
+          </w:tcPr>
+          <w:p>
+            <w:pPr>
+              <w:snapToGrid w:val="0"/>
+              <w:spacing w:before="120" w:after="120" w:line="240" w:lineRule="auto"/>
+              <w:ind w:left="0" w:leftChars="0" w:right="0" w:rightChars="0" w:firstLine="0" w:firstLineChars="0"/>
+              <w:jc w:val="center"/>
+              <w:rPr>
+                <w:rFonts w:hint="eastAsia" w:ascii="微软雅黑" w:hAnsi="微软雅黑" w:eastAsia="微软雅黑" w:cs="微软雅黑"/>
+                <w:sz w:val="22"/>
+              </w:rPr>
+            </w:pPr>
+          </w:p>
+        </w:tc>
+        <w:tc>
+          <w:tcPr>
+            <w:tcW w:w="1393" w:type="dxa"/>
+            <w:tcMar>
+              <w:top w:w="60" w:type="dxa"/>
+              <w:left w:w="120" w:type="dxa"/>
+              <w:bottom w:w="30" w:type="dxa"/>
+              <w:right w:w="120" w:type="dxa"/>
+            </w:tcMar>
+            <w:vAlign w:val="center"/>
+          </w:tcPr>
+          <w:p>
+            <w:pPr>
+              <w:snapToGrid w:val="0"/>
+              <w:spacing w:before="120" w:after="120" w:line="240" w:lineRule="auto"/>
+              <w:ind w:left="0" w:leftChars="0" w:right="0" w:rightChars="0" w:firstLine="0" w:firstLineChars="0"/>
+              <w:jc w:val="center"/>
+              <w:rPr>
+                <w:rFonts w:hint="eastAsia" w:ascii="微软雅黑" w:hAnsi="微软雅黑" w:eastAsia="微软雅黑" w:cs="微软雅黑"/>
+                <w:sz w:val="22"/>
+              </w:rPr>
+            </w:pPr>
+            <w:r>
+              <w:rPr>
+                <w:rFonts w:hint="eastAsia" w:ascii="微软雅黑" w:hAnsi="微软雅黑" w:eastAsia="微软雅黑" w:cs="微软雅黑"/>
+                <w:sz w:val="22"/>
+              </w:rPr>
+              <w:t>题库</w:t>
+            </w:r>
+          </w:p>
+        </w:tc>
+        <w:tc>
+          <w:tcPr>
+            <w:tcW w:w="5011" w:type="dxa"/>
+            <w:tcMar>
+              <w:top w:w="60" w:type="dxa"/>
+              <w:left w:w="120" w:type="dxa"/>
+              <w:bottom w:w="30" w:type="dxa"/>
+              <w:right w:w="120" w:type="dxa"/>
+            </w:tcMar>
+            <w:vAlign w:val="center"/>
+          </w:tcPr>
+          <w:p>
+            <w:pPr>
+              <w:snapToGrid w:val="0"/>
+              <w:spacing w:before="120" w:after="120" w:line="240" w:lineRule="auto"/>
+              <w:ind w:left="0" w:leftChars="0" w:right="0" w:rightChars="0" w:firstLine="0" w:firstLineChars="0"/>
               <w:jc w:val="left"/>
               <w:rPr>
                 <w:rFonts w:hint="eastAsia" w:ascii="微软雅黑" w:hAnsi="微软雅黑" w:eastAsia="微软雅黑" w:cs="微软雅黑"/>
-              </w:rPr>
-            </w:pPr>
-          </w:p>
-        </w:tc>
-        <w:tc>
-          <w:tcPr>
-            <w:tcW w:w="1560" w:type="dxa"/>
-            <w:tcMar>
-              <w:top w:w="60" w:type="dxa"/>
-              <w:left w:w="120" w:type="dxa"/>
-              <w:bottom w:w="30" w:type="dxa"/>
-              <w:right w:w="120" w:type="dxa"/>
-            </w:tcMar>
-          </w:tcPr>
-          <w:p>
-            <w:pPr>
-              <w:spacing w:before="120" w:after="120" w:line="288" w:lineRule="auto"/>
-              <w:jc w:val="left"/>
-              <w:rPr>
-                <w:rFonts w:hint="eastAsia" w:ascii="微软雅黑" w:hAnsi="微软雅黑" w:eastAsia="微软雅黑" w:cs="微软雅黑"/>
-              </w:rPr>
-            </w:pPr>
-            <w:r>
-              <w:rPr>
-                <w:rFonts w:hint="eastAsia" w:ascii="微软雅黑" w:hAnsi="微软雅黑" w:eastAsia="微软雅黑" w:cs="微软雅黑"/>
-                <w:sz w:val="22"/>
-              </w:rPr>
-              <w:t>刷题与题库</w:t>
-            </w:r>
-          </w:p>
-        </w:tc>
-        <w:tc>
-          <w:tcPr>
-            <w:tcW w:w="4252" w:type="dxa"/>
-            <w:tcMar>
-              <w:top w:w="60" w:type="dxa"/>
-              <w:left w:w="120" w:type="dxa"/>
-              <w:bottom w:w="30" w:type="dxa"/>
-              <w:right w:w="120" w:type="dxa"/>
-            </w:tcMar>
-          </w:tcPr>
-          <w:p>
-            <w:pPr>
-              <w:spacing w:before="120" w:after="120" w:line="288" w:lineRule="auto"/>
-              <w:jc w:val="left"/>
-              <w:rPr>
-                <w:rFonts w:hint="eastAsia" w:ascii="微软雅黑" w:hAnsi="微软雅黑" w:eastAsia="微软雅黑" w:cs="微软雅黑"/>
+                <w:sz w:val="22"/>
               </w:rPr>
             </w:pPr>
             <w:r>
@@ -1742,28 +2068,40 @@
         </w:tc>
         <w:tc>
           <w:tcPr>
-            <w:tcW w:w="1418" w:type="dxa"/>
-            <w:tcMar>
-              <w:top w:w="60" w:type="dxa"/>
-              <w:left w:w="120" w:type="dxa"/>
-              <w:bottom w:w="30" w:type="dxa"/>
-              <w:right w:w="120" w:type="dxa"/>
-            </w:tcMar>
-          </w:tcPr>
-          <w:p>
-            <w:pPr>
-              <w:spacing w:before="120" w:after="120" w:line="288" w:lineRule="auto"/>
-              <w:jc w:val="center"/>
-              <w:rPr>
-                <w:rFonts w:hint="eastAsia" w:ascii="微软雅黑" w:hAnsi="微软雅黑" w:eastAsia="微软雅黑" w:cs="微软雅黑"/>
-              </w:rPr>
-            </w:pPr>
-            <w:r>
-              <w:rPr>
-                <w:rFonts w:hint="eastAsia" w:ascii="微软雅黑" w:hAnsi="微软雅黑" w:eastAsia="微软雅黑" w:cs="微软雅黑"/>
-                <w:sz w:val="22"/>
-              </w:rPr>
-              <w:t>3000</w:t>
+            <w:tcW w:w="1165" w:type="dxa"/>
+            <w:tcMar>
+              <w:top w:w="60" w:type="dxa"/>
+              <w:left w:w="120" w:type="dxa"/>
+              <w:bottom w:w="30" w:type="dxa"/>
+              <w:right w:w="120" w:type="dxa"/>
+            </w:tcMar>
+            <w:vAlign w:val="center"/>
+          </w:tcPr>
+          <w:p>
+            <w:pPr>
+              <w:snapToGrid w:val="0"/>
+              <w:spacing w:before="120" w:after="120" w:line="240" w:lineRule="auto"/>
+              <w:ind w:left="0" w:leftChars="0" w:right="0" w:rightChars="0" w:firstLine="0" w:firstLineChars="0"/>
+              <w:jc w:val="center"/>
+              <w:rPr>
+                <w:rFonts w:hint="eastAsia" w:ascii="微软雅黑" w:hAnsi="微软雅黑" w:eastAsia="微软雅黑" w:cs="微软雅黑"/>
+                <w:sz w:val="22"/>
+              </w:rPr>
+            </w:pPr>
+            <w:r>
+              <w:rPr>
+                <w:rFonts w:hint="eastAsia" w:ascii="微软雅黑" w:hAnsi="微软雅黑" w:eastAsia="微软雅黑" w:cs="微软雅黑"/>
+                <w:sz w:val="22"/>
+                <w:lang w:val="en-US" w:eastAsia="zh-CN"/>
+              </w:rPr>
+              <w:t>4</w:t>
+            </w:r>
+            <w:r>
+              <w:rPr>
+                <w:rFonts w:hint="eastAsia" w:ascii="微软雅黑" w:hAnsi="微软雅黑" w:eastAsia="微软雅黑" w:cs="微软雅黑"/>
+                <w:sz w:val="22"/>
+              </w:rPr>
+              <w:t>000</w:t>
             </w:r>
           </w:p>
         </w:tc>
@@ -1785,9 +2123,13 @@
             <w:right w:w="10" w:type="dxa"/>
           </w:tblCellMar>
         </w:tblPrEx>
-        <w:tc>
-          <w:tcPr>
-            <w:tcW w:w="1254" w:type="dxa"/>
+        <w:trPr>
+          <w:trHeight w:val="0" w:hRule="atLeast"/>
+          <w:jc w:val="center"/>
+        </w:trPr>
+        <w:tc>
+          <w:tcPr>
+            <w:tcW w:w="952" w:type="dxa"/>
             <w:vMerge w:val="continue"/>
             <w:tcMar>
               <w:top w:w="60" w:type="dxa"/>
@@ -1795,60 +2137,72 @@
               <w:bottom w:w="30" w:type="dxa"/>
               <w:right w:w="120" w:type="dxa"/>
             </w:tcMar>
-          </w:tcPr>
-          <w:p>
-            <w:pPr>
-              <w:spacing w:before="120" w:after="120" w:line="288" w:lineRule="auto"/>
+            <w:vAlign w:val="center"/>
+          </w:tcPr>
+          <w:p>
+            <w:pPr>
+              <w:snapToGrid w:val="0"/>
+              <w:spacing w:before="120" w:after="120" w:line="240" w:lineRule="auto"/>
+              <w:ind w:left="0" w:leftChars="0" w:right="0" w:rightChars="0" w:firstLine="0" w:firstLineChars="0"/>
+              <w:jc w:val="center"/>
+              <w:rPr>
+                <w:rFonts w:hint="eastAsia" w:ascii="微软雅黑" w:hAnsi="微软雅黑" w:eastAsia="微软雅黑" w:cs="微软雅黑"/>
+                <w:sz w:val="22"/>
+              </w:rPr>
+            </w:pPr>
+          </w:p>
+        </w:tc>
+        <w:tc>
+          <w:tcPr>
+            <w:tcW w:w="1393" w:type="dxa"/>
+            <w:tcMar>
+              <w:top w:w="60" w:type="dxa"/>
+              <w:left w:w="120" w:type="dxa"/>
+              <w:bottom w:w="30" w:type="dxa"/>
+              <w:right w:w="120" w:type="dxa"/>
+            </w:tcMar>
+            <w:vAlign w:val="center"/>
+          </w:tcPr>
+          <w:p>
+            <w:pPr>
+              <w:snapToGrid w:val="0"/>
+              <w:spacing w:before="120" w:after="120" w:line="240" w:lineRule="auto"/>
+              <w:ind w:left="0" w:leftChars="0" w:right="0" w:rightChars="0" w:firstLine="0" w:firstLineChars="0"/>
+              <w:jc w:val="center"/>
+              <w:rPr>
+                <w:rFonts w:hint="eastAsia" w:ascii="微软雅黑" w:hAnsi="微软雅黑" w:eastAsia="微软雅黑" w:cs="微软雅黑"/>
+                <w:sz w:val="22"/>
+              </w:rPr>
+            </w:pPr>
+            <w:r>
+              <w:rPr>
+                <w:rFonts w:hint="eastAsia" w:ascii="微软雅黑" w:hAnsi="微软雅黑" w:eastAsia="微软雅黑" w:cs="微软雅黑"/>
+                <w:sz w:val="22"/>
+              </w:rPr>
+              <w:t>资讯</w:t>
+            </w:r>
+          </w:p>
+        </w:tc>
+        <w:tc>
+          <w:tcPr>
+            <w:tcW w:w="5011" w:type="dxa"/>
+            <w:tcMar>
+              <w:top w:w="60" w:type="dxa"/>
+              <w:left w:w="120" w:type="dxa"/>
+              <w:bottom w:w="30" w:type="dxa"/>
+              <w:right w:w="120" w:type="dxa"/>
+            </w:tcMar>
+            <w:vAlign w:val="center"/>
+          </w:tcPr>
+          <w:p>
+            <w:pPr>
+              <w:snapToGrid w:val="0"/>
+              <w:spacing w:before="120" w:after="120" w:line="240" w:lineRule="auto"/>
+              <w:ind w:left="0" w:leftChars="0" w:right="0" w:rightChars="0" w:firstLine="0" w:firstLineChars="0"/>
               <w:jc w:val="left"/>
               <w:rPr>
                 <w:rFonts w:hint="eastAsia" w:ascii="微软雅黑" w:hAnsi="微软雅黑" w:eastAsia="微软雅黑" w:cs="微软雅黑"/>
-              </w:rPr>
-            </w:pPr>
-          </w:p>
-        </w:tc>
-        <w:tc>
-          <w:tcPr>
-            <w:tcW w:w="1560" w:type="dxa"/>
-            <w:tcMar>
-              <w:top w:w="60" w:type="dxa"/>
-              <w:left w:w="120" w:type="dxa"/>
-              <w:bottom w:w="30" w:type="dxa"/>
-              <w:right w:w="120" w:type="dxa"/>
-            </w:tcMar>
-          </w:tcPr>
-          <w:p>
-            <w:pPr>
-              <w:spacing w:before="120" w:after="120" w:line="288" w:lineRule="auto"/>
-              <w:jc w:val="left"/>
-              <w:rPr>
-                <w:rFonts w:hint="eastAsia" w:ascii="微软雅黑" w:hAnsi="微软雅黑" w:eastAsia="微软雅黑" w:cs="微软雅黑"/>
-              </w:rPr>
-            </w:pPr>
-            <w:r>
-              <w:rPr>
-                <w:rFonts w:hint="eastAsia" w:ascii="微软雅黑" w:hAnsi="微软雅黑" w:eastAsia="微软雅黑" w:cs="微软雅黑"/>
-                <w:sz w:val="22"/>
-              </w:rPr>
-              <w:t>行业资讯</w:t>
-            </w:r>
-          </w:p>
-        </w:tc>
-        <w:tc>
-          <w:tcPr>
-            <w:tcW w:w="4252" w:type="dxa"/>
-            <w:tcMar>
-              <w:top w:w="60" w:type="dxa"/>
-              <w:left w:w="120" w:type="dxa"/>
-              <w:bottom w:w="30" w:type="dxa"/>
-              <w:right w:w="120" w:type="dxa"/>
-            </w:tcMar>
-          </w:tcPr>
-          <w:p>
-            <w:pPr>
-              <w:spacing w:before="120" w:after="120" w:line="288" w:lineRule="auto"/>
-              <w:jc w:val="left"/>
-              <w:rPr>
-                <w:rFonts w:hint="eastAsia" w:ascii="微软雅黑" w:hAnsi="微软雅黑" w:eastAsia="微软雅黑" w:cs="微软雅黑"/>
+                <w:sz w:val="22"/>
               </w:rPr>
             </w:pPr>
             <w:r>
@@ -1862,28 +2216,47 @@
         </w:tc>
         <w:tc>
           <w:tcPr>
-            <w:tcW w:w="1418" w:type="dxa"/>
-            <w:tcMar>
-              <w:top w:w="60" w:type="dxa"/>
-              <w:left w:w="120" w:type="dxa"/>
-              <w:bottom w:w="30" w:type="dxa"/>
-              <w:right w:w="120" w:type="dxa"/>
-            </w:tcMar>
-          </w:tcPr>
-          <w:p>
-            <w:pPr>
-              <w:spacing w:before="120" w:after="120" w:line="288" w:lineRule="auto"/>
-              <w:jc w:val="center"/>
-              <w:rPr>
-                <w:rFonts w:hint="eastAsia" w:ascii="微软雅黑" w:hAnsi="微软雅黑" w:eastAsia="微软雅黑" w:cs="微软雅黑"/>
-              </w:rPr>
-            </w:pPr>
-            <w:r>
-              <w:rPr>
-                <w:rFonts w:hint="eastAsia" w:ascii="微软雅黑" w:hAnsi="微软雅黑" w:eastAsia="微软雅黑" w:cs="微软雅黑"/>
-                <w:sz w:val="22"/>
-              </w:rPr>
-              <w:t>1000</w:t>
+            <w:tcW w:w="1165" w:type="dxa"/>
+            <w:tcMar>
+              <w:top w:w="60" w:type="dxa"/>
+              <w:left w:w="120" w:type="dxa"/>
+              <w:bottom w:w="30" w:type="dxa"/>
+              <w:right w:w="120" w:type="dxa"/>
+            </w:tcMar>
+            <w:vAlign w:val="center"/>
+          </w:tcPr>
+          <w:p>
+            <w:pPr>
+              <w:snapToGrid w:val="0"/>
+              <w:spacing w:before="120" w:after="120" w:line="240" w:lineRule="auto"/>
+              <w:ind w:left="0" w:leftChars="0" w:right="0" w:rightChars="0" w:firstLine="0" w:firstLineChars="0"/>
+              <w:jc w:val="center"/>
+              <w:rPr>
+                <w:rFonts w:hint="eastAsia" w:ascii="微软雅黑" w:hAnsi="微软雅黑" w:eastAsia="微软雅黑" w:cs="微软雅黑"/>
+                <w:sz w:val="22"/>
+              </w:rPr>
+            </w:pPr>
+            <w:r>
+              <w:rPr>
+                <w:rFonts w:hint="eastAsia" w:ascii="微软雅黑" w:hAnsi="微软雅黑" w:eastAsia="微软雅黑" w:cs="微软雅黑"/>
+                <w:sz w:val="22"/>
+              </w:rPr>
+              <w:t>1</w:t>
+            </w:r>
+            <w:r>
+              <w:rPr>
+                <w:rFonts w:hint="eastAsia" w:ascii="微软雅黑" w:hAnsi="微软雅黑" w:eastAsia="微软雅黑" w:cs="微软雅黑"/>
+                <w:sz w:val="22"/>
+                <w:lang w:val="en-US" w:eastAsia="zh-CN"/>
+              </w:rPr>
+              <w:t>5</w:t>
+            </w:r>
+            <w:r>
+              <w:rPr>
+                <w:rFonts w:hint="eastAsia" w:ascii="微软雅黑" w:hAnsi="微软雅黑" w:eastAsia="微软雅黑" w:cs="微软雅黑"/>
+                <w:sz w:val="22"/>
+              </w:rPr>
+              <w:t>00</w:t>
             </w:r>
           </w:p>
         </w:tc>
@@ -1905,9 +2278,13 @@
             <w:right w:w="10" w:type="dxa"/>
           </w:tblCellMar>
         </w:tblPrEx>
-        <w:tc>
-          <w:tcPr>
-            <w:tcW w:w="1254" w:type="dxa"/>
+        <w:trPr>
+          <w:trHeight w:val="0" w:hRule="atLeast"/>
+          <w:jc w:val="center"/>
+        </w:trPr>
+        <w:tc>
+          <w:tcPr>
+            <w:tcW w:w="952" w:type="dxa"/>
             <w:vMerge w:val="continue"/>
             <w:tcMar>
               <w:top w:w="60" w:type="dxa"/>
@@ -1915,60 +2292,74 @@
               <w:bottom w:w="30" w:type="dxa"/>
               <w:right w:w="120" w:type="dxa"/>
             </w:tcMar>
-          </w:tcPr>
-          <w:p>
-            <w:pPr>
-              <w:spacing w:before="120" w:after="120" w:line="288" w:lineRule="auto"/>
+            <w:vAlign w:val="center"/>
+          </w:tcPr>
+          <w:p>
+            <w:pPr>
+              <w:snapToGrid w:val="0"/>
+              <w:spacing w:before="120" w:after="120" w:line="240" w:lineRule="auto"/>
+              <w:ind w:left="0" w:leftChars="0" w:right="0" w:rightChars="0" w:firstLine="0" w:firstLineChars="0"/>
+              <w:jc w:val="center"/>
+              <w:rPr>
+                <w:rFonts w:hint="eastAsia" w:ascii="微软雅黑" w:hAnsi="微软雅黑" w:eastAsia="微软雅黑" w:cs="微软雅黑"/>
+                <w:sz w:val="22"/>
+              </w:rPr>
+            </w:pPr>
+          </w:p>
+        </w:tc>
+        <w:tc>
+          <w:tcPr>
+            <w:tcW w:w="1393" w:type="dxa"/>
+            <w:tcMar>
+              <w:top w:w="60" w:type="dxa"/>
+              <w:left w:w="120" w:type="dxa"/>
+              <w:bottom w:w="30" w:type="dxa"/>
+              <w:right w:w="120" w:type="dxa"/>
+            </w:tcMar>
+            <w:vAlign w:val="center"/>
+          </w:tcPr>
+          <w:p>
+            <w:pPr>
+              <w:snapToGrid w:val="0"/>
+              <w:spacing w:before="120" w:after="120" w:line="240" w:lineRule="auto"/>
+              <w:ind w:left="0" w:leftChars="0" w:right="0" w:rightChars="0" w:firstLine="0" w:firstLineChars="0"/>
+              <w:jc w:val="center"/>
+              <w:rPr>
+                <w:rFonts w:hint="default" w:ascii="微软雅黑" w:hAnsi="微软雅黑" w:eastAsia="微软雅黑" w:cs="微软雅黑"/>
+                <w:sz w:val="22"/>
+                <w:lang w:val="en-US" w:eastAsia="zh-CN"/>
+              </w:rPr>
+            </w:pPr>
+            <w:r>
+              <w:rPr>
+                <w:rFonts w:hint="eastAsia" w:ascii="微软雅黑" w:hAnsi="微软雅黑" w:eastAsia="微软雅黑" w:cs="微软雅黑"/>
+                <w:sz w:val="22"/>
+                <w:lang w:val="en-US" w:eastAsia="zh-CN"/>
+              </w:rPr>
+              <w:t>我的</w:t>
+            </w:r>
+          </w:p>
+        </w:tc>
+        <w:tc>
+          <w:tcPr>
+            <w:tcW w:w="5011" w:type="dxa"/>
+            <w:tcMar>
+              <w:top w:w="60" w:type="dxa"/>
+              <w:left w:w="120" w:type="dxa"/>
+              <w:bottom w:w="30" w:type="dxa"/>
+              <w:right w:w="120" w:type="dxa"/>
+            </w:tcMar>
+            <w:vAlign w:val="center"/>
+          </w:tcPr>
+          <w:p>
+            <w:pPr>
+              <w:snapToGrid w:val="0"/>
+              <w:spacing w:before="120" w:after="120" w:line="240" w:lineRule="auto"/>
+              <w:ind w:left="0" w:leftChars="0" w:right="0" w:rightChars="0" w:firstLine="0" w:firstLineChars="0"/>
               <w:jc w:val="left"/>
               <w:rPr>
                 <w:rFonts w:hint="eastAsia" w:ascii="微软雅黑" w:hAnsi="微软雅黑" w:eastAsia="微软雅黑" w:cs="微软雅黑"/>
-              </w:rPr>
-            </w:pPr>
-          </w:p>
-        </w:tc>
-        <w:tc>
-          <w:tcPr>
-            <w:tcW w:w="1560" w:type="dxa"/>
-            <w:tcMar>
-              <w:top w:w="60" w:type="dxa"/>
-              <w:left w:w="120" w:type="dxa"/>
-              <w:bottom w:w="30" w:type="dxa"/>
-              <w:right w:w="120" w:type="dxa"/>
-            </w:tcMar>
-          </w:tcPr>
-          <w:p>
-            <w:pPr>
-              <w:spacing w:before="120" w:after="120" w:line="288" w:lineRule="auto"/>
-              <w:jc w:val="left"/>
-              <w:rPr>
-                <w:rFonts w:hint="eastAsia" w:ascii="微软雅黑" w:hAnsi="微软雅黑" w:eastAsia="微软雅黑" w:cs="微软雅黑"/>
-              </w:rPr>
-            </w:pPr>
-            <w:r>
-              <w:rPr>
-                <w:rFonts w:hint="eastAsia" w:ascii="微软雅黑" w:hAnsi="微软雅黑" w:eastAsia="微软雅黑" w:cs="微软雅黑"/>
-                <w:sz w:val="22"/>
-              </w:rPr>
-              <w:t>个人中心</w:t>
-            </w:r>
-          </w:p>
-        </w:tc>
-        <w:tc>
-          <w:tcPr>
-            <w:tcW w:w="4252" w:type="dxa"/>
-            <w:tcMar>
-              <w:top w:w="60" w:type="dxa"/>
-              <w:left w:w="120" w:type="dxa"/>
-              <w:bottom w:w="30" w:type="dxa"/>
-              <w:right w:w="120" w:type="dxa"/>
-            </w:tcMar>
-          </w:tcPr>
-          <w:p>
-            <w:pPr>
-              <w:spacing w:before="120" w:after="120" w:line="288" w:lineRule="auto"/>
-              <w:jc w:val="left"/>
-              <w:rPr>
-                <w:rFonts w:hint="eastAsia" w:ascii="微软雅黑" w:hAnsi="微软雅黑" w:eastAsia="微软雅黑" w:cs="微软雅黑"/>
+                <w:sz w:val="22"/>
               </w:rPr>
             </w:pPr>
             <w:r>
@@ -1982,29 +2373,33 @@
         </w:tc>
         <w:tc>
           <w:tcPr>
-            <w:tcW w:w="1418" w:type="dxa"/>
-            <w:tcMar>
-              <w:top w:w="60" w:type="dxa"/>
-              <w:left w:w="120" w:type="dxa"/>
-              <w:bottom w:w="30" w:type="dxa"/>
-              <w:right w:w="120" w:type="dxa"/>
-            </w:tcMar>
-          </w:tcPr>
-          <w:p>
-            <w:pPr>
-              <w:spacing w:before="120" w:after="120" w:line="288" w:lineRule="auto"/>
-              <w:jc w:val="center"/>
-              <w:rPr>
-                <w:rFonts w:hint="eastAsia" w:ascii="微软雅黑" w:hAnsi="微软雅黑" w:eastAsia="微软雅黑" w:cs="微软雅黑"/>
-              </w:rPr>
-            </w:pPr>
-            <w:r>
-              <w:rPr>
-                <w:rFonts w:hint="eastAsia" w:ascii="微软雅黑" w:hAnsi="微软雅黑" w:eastAsia="微软雅黑" w:cs="微软雅黑"/>
-                <w:sz w:val="22"/>
-                <w:lang w:val="en-US" w:eastAsia="zh-CN"/>
-              </w:rPr>
-              <w:t>5</w:t>
+            <w:tcW w:w="1165" w:type="dxa"/>
+            <w:tcMar>
+              <w:top w:w="60" w:type="dxa"/>
+              <w:left w:w="120" w:type="dxa"/>
+              <w:bottom w:w="30" w:type="dxa"/>
+              <w:right w:w="120" w:type="dxa"/>
+            </w:tcMar>
+            <w:vAlign w:val="center"/>
+          </w:tcPr>
+          <w:p>
+            <w:pPr>
+              <w:snapToGrid w:val="0"/>
+              <w:spacing w:before="120" w:after="120" w:line="240" w:lineRule="auto"/>
+              <w:ind w:left="0" w:leftChars="0" w:right="0" w:rightChars="0" w:firstLine="0" w:firstLineChars="0"/>
+              <w:jc w:val="center"/>
+              <w:rPr>
+                <w:rFonts w:hint="eastAsia" w:ascii="微软雅黑" w:hAnsi="微软雅黑" w:eastAsia="微软雅黑" w:cs="微软雅黑"/>
+                <w:sz w:val="22"/>
+              </w:rPr>
+            </w:pPr>
+            <w:r>
+              <w:rPr>
+                <w:rFonts w:hint="eastAsia" w:ascii="微软雅黑" w:hAnsi="微软雅黑" w:eastAsia="微软雅黑" w:cs="微软雅黑"/>
+                <w:sz w:val="22"/>
+                <w:lang w:val="en-US" w:eastAsia="zh-CN"/>
+              </w:rPr>
+              <w:t>2</w:t>
             </w:r>
             <w:r>
               <w:rPr>
@@ -2033,9 +2428,13 @@
             <w:right w:w="10" w:type="dxa"/>
           </w:tblCellMar>
         </w:tblPrEx>
-        <w:tc>
-          <w:tcPr>
-            <w:tcW w:w="1254" w:type="dxa"/>
+        <w:trPr>
+          <w:trHeight w:val="0" w:hRule="atLeast"/>
+          <w:jc w:val="center"/>
+        </w:trPr>
+        <w:tc>
+          <w:tcPr>
+            <w:tcW w:w="952" w:type="dxa"/>
             <w:vMerge w:val="continue"/>
             <w:tcMar>
               <w:top w:w="60" w:type="dxa"/>
@@ -2043,60 +2442,72 @@
               <w:bottom w:w="30" w:type="dxa"/>
               <w:right w:w="120" w:type="dxa"/>
             </w:tcMar>
-          </w:tcPr>
-          <w:p>
-            <w:pPr>
-              <w:spacing w:before="120" w:after="120" w:line="288" w:lineRule="auto"/>
+            <w:vAlign w:val="center"/>
+          </w:tcPr>
+          <w:p>
+            <w:pPr>
+              <w:snapToGrid w:val="0"/>
+              <w:spacing w:before="120" w:after="120" w:line="240" w:lineRule="auto"/>
+              <w:ind w:left="0" w:leftChars="0" w:right="0" w:rightChars="0" w:firstLine="0" w:firstLineChars="0"/>
+              <w:jc w:val="center"/>
+              <w:rPr>
+                <w:rFonts w:hint="eastAsia" w:ascii="微软雅黑" w:hAnsi="微软雅黑" w:eastAsia="微软雅黑" w:cs="微软雅黑"/>
+                <w:sz w:val="22"/>
+              </w:rPr>
+            </w:pPr>
+          </w:p>
+        </w:tc>
+        <w:tc>
+          <w:tcPr>
+            <w:tcW w:w="1393" w:type="dxa"/>
+            <w:tcMar>
+              <w:top w:w="60" w:type="dxa"/>
+              <w:left w:w="120" w:type="dxa"/>
+              <w:bottom w:w="30" w:type="dxa"/>
+              <w:right w:w="120" w:type="dxa"/>
+            </w:tcMar>
+            <w:vAlign w:val="center"/>
+          </w:tcPr>
+          <w:p>
+            <w:pPr>
+              <w:snapToGrid w:val="0"/>
+              <w:spacing w:before="120" w:after="120" w:line="240" w:lineRule="auto"/>
+              <w:ind w:left="0" w:leftChars="0" w:right="0" w:rightChars="0" w:firstLine="0" w:firstLineChars="0"/>
+              <w:jc w:val="center"/>
+              <w:rPr>
+                <w:rFonts w:hint="eastAsia" w:ascii="微软雅黑" w:hAnsi="微软雅黑" w:eastAsia="微软雅黑" w:cs="微软雅黑"/>
+                <w:sz w:val="22"/>
+              </w:rPr>
+            </w:pPr>
+            <w:r>
+              <w:rPr>
+                <w:rFonts w:hint="eastAsia" w:ascii="微软雅黑" w:hAnsi="微软雅黑" w:eastAsia="微软雅黑" w:cs="微软雅黑"/>
+                <w:sz w:val="22"/>
+              </w:rPr>
+              <w:t>我的课程</w:t>
+            </w:r>
+          </w:p>
+        </w:tc>
+        <w:tc>
+          <w:tcPr>
+            <w:tcW w:w="5011" w:type="dxa"/>
+            <w:tcMar>
+              <w:top w:w="60" w:type="dxa"/>
+              <w:left w:w="120" w:type="dxa"/>
+              <w:bottom w:w="30" w:type="dxa"/>
+              <w:right w:w="120" w:type="dxa"/>
+            </w:tcMar>
+            <w:vAlign w:val="center"/>
+          </w:tcPr>
+          <w:p>
+            <w:pPr>
+              <w:snapToGrid w:val="0"/>
+              <w:spacing w:before="120" w:after="120" w:line="240" w:lineRule="auto"/>
+              <w:ind w:left="0" w:leftChars="0" w:right="0" w:rightChars="0" w:firstLine="0" w:firstLineChars="0"/>
               <w:jc w:val="left"/>
               <w:rPr>
                 <w:rFonts w:hint="eastAsia" w:ascii="微软雅黑" w:hAnsi="微软雅黑" w:eastAsia="微软雅黑" w:cs="微软雅黑"/>
-              </w:rPr>
-            </w:pPr>
-          </w:p>
-        </w:tc>
-        <w:tc>
-          <w:tcPr>
-            <w:tcW w:w="1560" w:type="dxa"/>
-            <w:tcMar>
-              <w:top w:w="60" w:type="dxa"/>
-              <w:left w:w="120" w:type="dxa"/>
-              <w:bottom w:w="30" w:type="dxa"/>
-              <w:right w:w="120" w:type="dxa"/>
-            </w:tcMar>
-          </w:tcPr>
-          <w:p>
-            <w:pPr>
-              <w:spacing w:before="120" w:after="120" w:line="288" w:lineRule="auto"/>
-              <w:jc w:val="left"/>
-              <w:rPr>
-                <w:rFonts w:hint="eastAsia" w:ascii="微软雅黑" w:hAnsi="微软雅黑" w:eastAsia="微软雅黑" w:cs="微软雅黑"/>
-              </w:rPr>
-            </w:pPr>
-            <w:r>
-              <w:rPr>
-                <w:rFonts w:hint="eastAsia" w:ascii="微软雅黑" w:hAnsi="微软雅黑" w:eastAsia="微软雅黑" w:cs="微软雅黑"/>
-                <w:sz w:val="22"/>
-              </w:rPr>
-              <w:t>我的课程</w:t>
-            </w:r>
-          </w:p>
-        </w:tc>
-        <w:tc>
-          <w:tcPr>
-            <w:tcW w:w="4252" w:type="dxa"/>
-            <w:tcMar>
-              <w:top w:w="60" w:type="dxa"/>
-              <w:left w:w="120" w:type="dxa"/>
-              <w:bottom w:w="30" w:type="dxa"/>
-              <w:right w:w="120" w:type="dxa"/>
-            </w:tcMar>
-          </w:tcPr>
-          <w:p>
-            <w:pPr>
-              <w:spacing w:before="120" w:after="120" w:line="288" w:lineRule="auto"/>
-              <w:jc w:val="left"/>
-              <w:rPr>
-                <w:rFonts w:hint="eastAsia" w:ascii="微软雅黑" w:hAnsi="微软雅黑" w:eastAsia="微软雅黑" w:cs="微软雅黑"/>
+                <w:sz w:val="22"/>
               </w:rPr>
             </w:pPr>
             <w:r>
@@ -2110,29 +2521,33 @@
         </w:tc>
         <w:tc>
           <w:tcPr>
-            <w:tcW w:w="1418" w:type="dxa"/>
-            <w:tcMar>
-              <w:top w:w="60" w:type="dxa"/>
-              <w:left w:w="120" w:type="dxa"/>
-              <w:bottom w:w="30" w:type="dxa"/>
-              <w:right w:w="120" w:type="dxa"/>
-            </w:tcMar>
-          </w:tcPr>
-          <w:p>
-            <w:pPr>
-              <w:spacing w:before="120" w:after="120" w:line="288" w:lineRule="auto"/>
-              <w:jc w:val="center"/>
-              <w:rPr>
-                <w:rFonts w:hint="eastAsia" w:ascii="微软雅黑" w:hAnsi="微软雅黑" w:eastAsia="微软雅黑" w:cs="微软雅黑"/>
-              </w:rPr>
-            </w:pPr>
-            <w:r>
-              <w:rPr>
-                <w:rFonts w:hint="eastAsia" w:ascii="微软雅黑" w:hAnsi="微软雅黑" w:eastAsia="微软雅黑" w:cs="微软雅黑"/>
-                <w:sz w:val="22"/>
-                <w:lang w:val="en-US" w:eastAsia="zh-CN"/>
-              </w:rPr>
-              <w:t>12</w:t>
+            <w:tcW w:w="1165" w:type="dxa"/>
+            <w:tcMar>
+              <w:top w:w="60" w:type="dxa"/>
+              <w:left w:w="120" w:type="dxa"/>
+              <w:bottom w:w="30" w:type="dxa"/>
+              <w:right w:w="120" w:type="dxa"/>
+            </w:tcMar>
+            <w:vAlign w:val="center"/>
+          </w:tcPr>
+          <w:p>
+            <w:pPr>
+              <w:snapToGrid w:val="0"/>
+              <w:spacing w:before="120" w:after="120" w:line="240" w:lineRule="auto"/>
+              <w:ind w:left="0" w:leftChars="0" w:right="0" w:rightChars="0" w:firstLine="0" w:firstLineChars="0"/>
+              <w:jc w:val="center"/>
+              <w:rPr>
+                <w:rFonts w:hint="eastAsia" w:ascii="微软雅黑" w:hAnsi="微软雅黑" w:eastAsia="微软雅黑" w:cs="微软雅黑"/>
+                <w:sz w:val="22"/>
+              </w:rPr>
+            </w:pPr>
+            <w:r>
+              <w:rPr>
+                <w:rFonts w:hint="eastAsia" w:ascii="微软雅黑" w:hAnsi="微软雅黑" w:eastAsia="微软雅黑" w:cs="微软雅黑"/>
+                <w:sz w:val="22"/>
+                <w:lang w:val="en-US" w:eastAsia="zh-CN"/>
+              </w:rPr>
+              <w:t>15</w:t>
             </w:r>
             <w:r>
               <w:rPr>
@@ -2161,9 +2576,13 @@
             <w:right w:w="10" w:type="dxa"/>
           </w:tblCellMar>
         </w:tblPrEx>
-        <w:tc>
-          <w:tcPr>
-            <w:tcW w:w="1254" w:type="dxa"/>
+        <w:trPr>
+          <w:trHeight w:val="0" w:hRule="atLeast"/>
+          <w:jc w:val="center"/>
+        </w:trPr>
+        <w:tc>
+          <w:tcPr>
+            <w:tcW w:w="952" w:type="dxa"/>
             <w:vMerge w:val="continue"/>
             <w:tcMar>
               <w:top w:w="60" w:type="dxa"/>
@@ -2171,96 +2590,127 @@
               <w:bottom w:w="30" w:type="dxa"/>
               <w:right w:w="120" w:type="dxa"/>
             </w:tcMar>
-          </w:tcPr>
-          <w:p>
-            <w:pPr>
-              <w:spacing w:before="120" w:after="120" w:line="288" w:lineRule="auto"/>
+            <w:vAlign w:val="center"/>
+          </w:tcPr>
+          <w:p>
+            <w:pPr>
+              <w:snapToGrid w:val="0"/>
+              <w:spacing w:before="120" w:after="120" w:line="240" w:lineRule="auto"/>
+              <w:ind w:left="0" w:leftChars="0" w:right="0" w:rightChars="0" w:firstLine="0" w:firstLineChars="0"/>
+              <w:jc w:val="center"/>
+              <w:rPr>
+                <w:rFonts w:hint="eastAsia" w:ascii="微软雅黑" w:hAnsi="微软雅黑" w:eastAsia="微软雅黑" w:cs="微软雅黑"/>
+                <w:sz w:val="22"/>
+              </w:rPr>
+            </w:pPr>
+          </w:p>
+        </w:tc>
+        <w:tc>
+          <w:tcPr>
+            <w:tcW w:w="1393" w:type="dxa"/>
+            <w:tcMar>
+              <w:top w:w="60" w:type="dxa"/>
+              <w:left w:w="120" w:type="dxa"/>
+              <w:bottom w:w="30" w:type="dxa"/>
+              <w:right w:w="120" w:type="dxa"/>
+            </w:tcMar>
+            <w:vAlign w:val="center"/>
+          </w:tcPr>
+          <w:p>
+            <w:pPr>
+              <w:snapToGrid w:val="0"/>
+              <w:spacing w:before="120" w:after="120" w:line="240" w:lineRule="auto"/>
+              <w:ind w:left="0" w:leftChars="0" w:right="0" w:rightChars="0" w:firstLine="0" w:firstLineChars="0"/>
+              <w:jc w:val="center"/>
+              <w:rPr>
+                <w:rFonts w:hint="eastAsia" w:ascii="微软雅黑" w:hAnsi="微软雅黑" w:eastAsia="微软雅黑" w:cs="微软雅黑"/>
+                <w:sz w:val="22"/>
+              </w:rPr>
+            </w:pPr>
+            <w:r>
+              <w:rPr>
+                <w:rFonts w:hint="eastAsia" w:ascii="微软雅黑" w:hAnsi="微软雅黑" w:eastAsia="微软雅黑" w:cs="微软雅黑"/>
+                <w:sz w:val="22"/>
+              </w:rPr>
+              <w:t>我的订单</w:t>
+            </w:r>
+          </w:p>
+        </w:tc>
+        <w:tc>
+          <w:tcPr>
+            <w:tcW w:w="5011" w:type="dxa"/>
+            <w:tcMar>
+              <w:top w:w="60" w:type="dxa"/>
+              <w:left w:w="120" w:type="dxa"/>
+              <w:bottom w:w="30" w:type="dxa"/>
+              <w:right w:w="120" w:type="dxa"/>
+            </w:tcMar>
+            <w:vAlign w:val="center"/>
+          </w:tcPr>
+          <w:p>
+            <w:pPr>
+              <w:snapToGrid w:val="0"/>
+              <w:spacing w:before="120" w:after="120" w:line="240" w:lineRule="auto"/>
+              <w:ind w:left="0" w:leftChars="0" w:right="0" w:rightChars="0" w:firstLine="0" w:firstLineChars="0"/>
               <w:jc w:val="left"/>
               <w:rPr>
                 <w:rFonts w:hint="eastAsia" w:ascii="微软雅黑" w:hAnsi="微软雅黑" w:eastAsia="微软雅黑" w:cs="微软雅黑"/>
-              </w:rPr>
-            </w:pPr>
-          </w:p>
-        </w:tc>
-        <w:tc>
-          <w:tcPr>
-            <w:tcW w:w="1560" w:type="dxa"/>
-            <w:tcMar>
-              <w:top w:w="60" w:type="dxa"/>
-              <w:left w:w="120" w:type="dxa"/>
-              <w:bottom w:w="30" w:type="dxa"/>
-              <w:right w:w="120" w:type="dxa"/>
-            </w:tcMar>
-          </w:tcPr>
-          <w:p>
-            <w:pPr>
-              <w:spacing w:before="120" w:after="120" w:line="288" w:lineRule="auto"/>
-              <w:jc w:val="left"/>
-              <w:rPr>
-                <w:rFonts w:hint="eastAsia" w:ascii="微软雅黑" w:hAnsi="微软雅黑" w:eastAsia="微软雅黑" w:cs="微软雅黑"/>
-              </w:rPr>
-            </w:pPr>
-            <w:r>
-              <w:rPr>
-                <w:rFonts w:hint="eastAsia" w:ascii="微软雅黑" w:hAnsi="微软雅黑" w:eastAsia="微软雅黑" w:cs="微软雅黑"/>
-                <w:sz w:val="22"/>
-              </w:rPr>
-              <w:t>我的订单</w:t>
-            </w:r>
-          </w:p>
-        </w:tc>
-        <w:tc>
-          <w:tcPr>
-            <w:tcW w:w="4252" w:type="dxa"/>
-            <w:tcMar>
-              <w:top w:w="60" w:type="dxa"/>
-              <w:left w:w="120" w:type="dxa"/>
-              <w:bottom w:w="30" w:type="dxa"/>
-              <w:right w:w="120" w:type="dxa"/>
-            </w:tcMar>
-          </w:tcPr>
-          <w:p>
-            <w:pPr>
-              <w:spacing w:before="120" w:after="120" w:line="288" w:lineRule="auto"/>
-              <w:jc w:val="left"/>
-              <w:rPr>
-                <w:rFonts w:hint="eastAsia" w:ascii="微软雅黑" w:hAnsi="微软雅黑" w:eastAsia="微软雅黑" w:cs="微软雅黑"/>
-              </w:rPr>
-            </w:pPr>
-            <w:r>
-              <w:rPr>
-                <w:rFonts w:hint="eastAsia" w:ascii="微软雅黑" w:hAnsi="微软雅黑" w:eastAsia="微软雅黑" w:cs="微软雅黑"/>
-                <w:sz w:val="22"/>
-              </w:rPr>
-              <w:t>订单列表查询、订单状态展示、售后退款申请入口</w:t>
-            </w:r>
-          </w:p>
-        </w:tc>
-        <w:tc>
-          <w:tcPr>
-            <w:tcW w:w="1418" w:type="dxa"/>
-            <w:tcMar>
-              <w:top w:w="60" w:type="dxa"/>
-              <w:left w:w="120" w:type="dxa"/>
-              <w:bottom w:w="30" w:type="dxa"/>
-              <w:right w:w="120" w:type="dxa"/>
-            </w:tcMar>
-          </w:tcPr>
-          <w:p>
-            <w:pPr>
-              <w:spacing w:before="120" w:after="120" w:line="288" w:lineRule="auto"/>
-              <w:jc w:val="center"/>
-              <w:rPr>
-                <w:rFonts w:hint="eastAsia" w:ascii="微软雅黑" w:hAnsi="微软雅黑" w:eastAsia="微软雅黑" w:cs="微软雅黑"/>
-              </w:rPr>
-            </w:pPr>
-            <w:r>
-              <w:rPr>
-                <w:rFonts w:hint="eastAsia" w:ascii="微软雅黑" w:hAnsi="微软雅黑" w:eastAsia="微软雅黑" w:cs="微软雅黑"/>
-                <w:sz w:val="22"/>
-                <w:lang w:val="en-US" w:eastAsia="zh-CN"/>
-              </w:rPr>
-              <w:t>12</w:t>
+                <w:sz w:val="22"/>
+              </w:rPr>
+            </w:pPr>
+            <w:r>
+              <w:rPr>
+                <w:rFonts w:hint="eastAsia" w:ascii="微软雅黑" w:hAnsi="微软雅黑" w:eastAsia="微软雅黑" w:cs="微软雅黑"/>
+                <w:sz w:val="22"/>
+              </w:rPr>
+              <w:t>订单列表查询、订单状态展示、</w:t>
+            </w:r>
+            <w:r>
+              <w:rPr>
+                <w:rFonts w:hint="eastAsia" w:ascii="微软雅黑" w:hAnsi="微软雅黑" w:eastAsia="微软雅黑" w:cs="微软雅黑"/>
+                <w:sz w:val="22"/>
+                <w:lang w:val="en-US" w:eastAsia="zh-CN"/>
+              </w:rPr>
+              <w:t>发票</w:t>
+            </w:r>
+            <w:r>
+              <w:rPr>
+                <w:rFonts w:hint="eastAsia" w:ascii="微软雅黑" w:hAnsi="微软雅黑" w:eastAsia="微软雅黑" w:cs="微软雅黑"/>
+                <w:sz w:val="22"/>
+              </w:rPr>
+              <w:t>申请入口</w:t>
+            </w:r>
+          </w:p>
+        </w:tc>
+        <w:tc>
+          <w:tcPr>
+            <w:tcW w:w="1165" w:type="dxa"/>
+            <w:tcMar>
+              <w:top w:w="60" w:type="dxa"/>
+              <w:left w:w="120" w:type="dxa"/>
+              <w:bottom w:w="30" w:type="dxa"/>
+              <w:right w:w="120" w:type="dxa"/>
+            </w:tcMar>
+            <w:vAlign w:val="center"/>
+          </w:tcPr>
+          <w:p>
+            <w:pPr>
+              <w:snapToGrid w:val="0"/>
+              <w:spacing w:before="120" w:after="120" w:line="240" w:lineRule="auto"/>
+              <w:ind w:left="0" w:leftChars="0" w:right="0" w:rightChars="0" w:firstLine="0" w:firstLineChars="0"/>
+              <w:jc w:val="center"/>
+              <w:rPr>
+                <w:rFonts w:hint="eastAsia" w:ascii="微软雅黑" w:hAnsi="微软雅黑" w:eastAsia="微软雅黑" w:cs="微软雅黑"/>
+                <w:sz w:val="22"/>
+              </w:rPr>
+            </w:pPr>
+            <w:r>
+              <w:rPr>
+                <w:rFonts w:hint="eastAsia" w:ascii="微软雅黑" w:hAnsi="微软雅黑" w:eastAsia="微软雅黑" w:cs="微软雅黑"/>
+                <w:sz w:val="22"/>
+                <w:lang w:val="en-US" w:eastAsia="zh-CN"/>
+              </w:rPr>
+              <w:t>15</w:t>
             </w:r>
             <w:r>
               <w:rPr>
@@ -2289,9 +2739,13 @@
             <w:right w:w="10" w:type="dxa"/>
           </w:tblCellMar>
         </w:tblPrEx>
-        <w:tc>
-          <w:tcPr>
-            <w:tcW w:w="1254" w:type="dxa"/>
+        <w:trPr>
+          <w:trHeight w:val="0" w:hRule="atLeast"/>
+          <w:jc w:val="center"/>
+        </w:trPr>
+        <w:tc>
+          <w:tcPr>
+            <w:tcW w:w="952" w:type="dxa"/>
             <w:vMerge w:val="continue"/>
             <w:tcMar>
               <w:top w:w="60" w:type="dxa"/>
@@ -2299,103 +2753,126 @@
               <w:bottom w:w="30" w:type="dxa"/>
               <w:right w:w="120" w:type="dxa"/>
             </w:tcMar>
-          </w:tcPr>
-          <w:p>
-            <w:pPr>
-              <w:spacing w:before="120" w:after="120" w:line="288" w:lineRule="auto"/>
+            <w:vAlign w:val="center"/>
+          </w:tcPr>
+          <w:p>
+            <w:pPr>
+              <w:snapToGrid w:val="0"/>
+              <w:spacing w:before="120" w:after="120" w:line="240" w:lineRule="auto"/>
+              <w:ind w:left="0" w:leftChars="0" w:right="0" w:rightChars="0" w:firstLine="0" w:firstLineChars="0"/>
+              <w:jc w:val="center"/>
+              <w:rPr>
+                <w:rFonts w:hint="eastAsia" w:ascii="微软雅黑" w:hAnsi="微软雅黑" w:eastAsia="微软雅黑" w:cs="微软雅黑"/>
+                <w:sz w:val="22"/>
+                <w:lang w:val="en-US" w:eastAsia="zh-CN"/>
+              </w:rPr>
+            </w:pPr>
+            <w:r>
+              <w:rPr>
+                <w:rFonts w:hint="eastAsia" w:ascii="微软雅黑" w:hAnsi="微软雅黑" w:eastAsia="微软雅黑" w:cs="微软雅黑"/>
+                <w:sz w:val="22"/>
+                <w:lang w:val="en-US" w:eastAsia="zh-CN"/>
+              </w:rPr>
+              <w:t>我</w:t>
+            </w:r>
+          </w:p>
+        </w:tc>
+        <w:tc>
+          <w:tcPr>
+            <w:tcW w:w="1393" w:type="dxa"/>
+            <w:tcMar>
+              <w:top w:w="60" w:type="dxa"/>
+              <w:left w:w="120" w:type="dxa"/>
+              <w:bottom w:w="30" w:type="dxa"/>
+              <w:right w:w="120" w:type="dxa"/>
+            </w:tcMar>
+            <w:vAlign w:val="center"/>
+          </w:tcPr>
+          <w:p>
+            <w:pPr>
+              <w:snapToGrid w:val="0"/>
+              <w:spacing w:before="120" w:after="120" w:line="240" w:lineRule="auto"/>
+              <w:ind w:left="0" w:leftChars="0" w:right="0" w:rightChars="0" w:firstLine="0" w:firstLineChars="0"/>
+              <w:jc w:val="center"/>
+              <w:rPr>
+                <w:rFonts w:hint="default" w:ascii="微软雅黑" w:hAnsi="微软雅黑" w:eastAsia="微软雅黑" w:cs="微软雅黑"/>
+                <w:sz w:val="22"/>
+                <w:lang w:val="en-US" w:eastAsia="zh-CN"/>
+              </w:rPr>
+            </w:pPr>
+            <w:r>
+              <w:rPr>
+                <w:rFonts w:hint="eastAsia" w:ascii="微软雅黑" w:hAnsi="微软雅黑" w:eastAsia="微软雅黑" w:cs="微软雅黑"/>
+                <w:sz w:val="22"/>
+                <w:lang w:val="en-US" w:eastAsia="zh-CN"/>
+              </w:rPr>
+              <w:t>我的题库</w:t>
+            </w:r>
+          </w:p>
+        </w:tc>
+        <w:tc>
+          <w:tcPr>
+            <w:tcW w:w="5011" w:type="dxa"/>
+            <w:tcMar>
+              <w:top w:w="60" w:type="dxa"/>
+              <w:left w:w="120" w:type="dxa"/>
+              <w:bottom w:w="30" w:type="dxa"/>
+              <w:right w:w="120" w:type="dxa"/>
+            </w:tcMar>
+            <w:vAlign w:val="center"/>
+          </w:tcPr>
+          <w:p>
+            <w:pPr>
+              <w:snapToGrid w:val="0"/>
+              <w:spacing w:before="120" w:after="120" w:line="240" w:lineRule="auto"/>
+              <w:ind w:left="0" w:leftChars="0" w:right="0" w:rightChars="0" w:firstLine="0" w:firstLineChars="0"/>
               <w:jc w:val="left"/>
               <w:rPr>
-                <w:rFonts w:hint="eastAsia" w:ascii="微软雅黑" w:hAnsi="微软雅黑" w:eastAsia="微软雅黑" w:cs="微软雅黑"/>
-              </w:rPr>
-            </w:pPr>
-          </w:p>
-        </w:tc>
-        <w:tc>
-          <w:tcPr>
-            <w:tcW w:w="1560" w:type="dxa"/>
-            <w:tcMar>
-              <w:top w:w="60" w:type="dxa"/>
-              <w:left w:w="120" w:type="dxa"/>
-              <w:bottom w:w="30" w:type="dxa"/>
-              <w:right w:w="120" w:type="dxa"/>
-            </w:tcMar>
-          </w:tcPr>
-          <w:p>
-            <w:pPr>
-              <w:spacing w:before="120" w:after="120" w:line="288" w:lineRule="auto"/>
-              <w:jc w:val="left"/>
-              <w:rPr>
-                <w:rFonts w:hint="eastAsia" w:ascii="微软雅黑" w:hAnsi="微软雅黑" w:eastAsia="微软雅黑" w:cs="微软雅黑"/>
-              </w:rPr>
-            </w:pPr>
-            <w:r>
-              <w:rPr>
-                <w:rFonts w:hint="eastAsia" w:ascii="微软雅黑" w:hAnsi="微软雅黑" w:eastAsia="微软雅黑" w:cs="微软雅黑"/>
-                <w:sz w:val="22"/>
-              </w:rPr>
-              <w:t>招生咨询</w:t>
-            </w:r>
-          </w:p>
-        </w:tc>
-        <w:tc>
-          <w:tcPr>
-            <w:tcW w:w="4252" w:type="dxa"/>
-            <w:tcMar>
-              <w:top w:w="60" w:type="dxa"/>
-              <w:left w:w="120" w:type="dxa"/>
-              <w:bottom w:w="30" w:type="dxa"/>
-              <w:right w:w="120" w:type="dxa"/>
-            </w:tcMar>
-          </w:tcPr>
-          <w:p>
-            <w:pPr>
-              <w:spacing w:before="120" w:after="120" w:line="288" w:lineRule="auto"/>
-              <w:jc w:val="left"/>
-              <w:rPr>
-                <w:rFonts w:hint="eastAsia" w:ascii="微软雅黑" w:hAnsi="微软雅黑" w:eastAsia="微软雅黑" w:cs="微软雅黑"/>
-              </w:rPr>
-            </w:pPr>
-            <w:r>
-              <w:rPr>
-                <w:rFonts w:hint="eastAsia" w:ascii="微软雅黑" w:hAnsi="微软雅黑" w:eastAsia="微软雅黑" w:cs="微软雅黑"/>
-                <w:sz w:val="22"/>
-              </w:rPr>
-              <w:t>招生信息展示、咨询联系方式入口、二维码展示</w:t>
-            </w:r>
-          </w:p>
-        </w:tc>
-        <w:tc>
-          <w:tcPr>
-            <w:tcW w:w="1418" w:type="dxa"/>
-            <w:tcMar>
-              <w:top w:w="60" w:type="dxa"/>
-              <w:left w:w="120" w:type="dxa"/>
-              <w:bottom w:w="30" w:type="dxa"/>
-              <w:right w:w="120" w:type="dxa"/>
-            </w:tcMar>
-          </w:tcPr>
-          <w:p>
-            <w:pPr>
-              <w:spacing w:before="120" w:after="120" w:line="288" w:lineRule="auto"/>
-              <w:jc w:val="center"/>
-              <w:rPr>
-                <w:rFonts w:hint="eastAsia" w:ascii="微软雅黑" w:hAnsi="微软雅黑" w:eastAsia="微软雅黑" w:cs="微软雅黑"/>
-              </w:rPr>
-            </w:pPr>
-            <w:r>
-              <w:rPr>
-                <w:rFonts w:hint="eastAsia" w:ascii="微软雅黑" w:hAnsi="微软雅黑" w:eastAsia="微软雅黑" w:cs="微软雅黑"/>
-                <w:sz w:val="22"/>
-                <w:lang w:val="en-US" w:eastAsia="zh-CN"/>
-              </w:rPr>
-              <w:t>12</w:t>
-            </w:r>
-            <w:r>
-              <w:rPr>
-                <w:rFonts w:hint="eastAsia" w:ascii="微软雅黑" w:hAnsi="微软雅黑" w:eastAsia="微软雅黑" w:cs="微软雅黑"/>
-                <w:sz w:val="22"/>
-              </w:rPr>
-              <w:t>00</w:t>
+                <w:rFonts w:hint="default" w:ascii="微软雅黑" w:hAnsi="微软雅黑" w:eastAsia="微软雅黑" w:cs="微软雅黑"/>
+                <w:sz w:val="22"/>
+                <w:lang w:val="en-US" w:eastAsia="zh-CN"/>
+              </w:rPr>
+            </w:pPr>
+            <w:r>
+              <w:rPr>
+                <w:rFonts w:hint="eastAsia" w:ascii="微软雅黑" w:hAnsi="微软雅黑" w:eastAsia="微软雅黑" w:cs="微软雅黑"/>
+                <w:sz w:val="22"/>
+                <w:lang w:val="en-US" w:eastAsia="zh-CN"/>
+              </w:rPr>
+              <w:t>展示我的学习中刷的课题和进度、错题</w:t>
+            </w:r>
+          </w:p>
+        </w:tc>
+        <w:tc>
+          <w:tcPr>
+            <w:tcW w:w="1165" w:type="dxa"/>
+            <w:tcMar>
+              <w:top w:w="60" w:type="dxa"/>
+              <w:left w:w="120" w:type="dxa"/>
+              <w:bottom w:w="30" w:type="dxa"/>
+              <w:right w:w="120" w:type="dxa"/>
+            </w:tcMar>
+            <w:vAlign w:val="center"/>
+          </w:tcPr>
+          <w:p>
+            <w:pPr>
+              <w:snapToGrid w:val="0"/>
+              <w:spacing w:before="120" w:after="120" w:line="240" w:lineRule="auto"/>
+              <w:ind w:left="0" w:leftChars="0" w:right="0" w:rightChars="0" w:firstLine="0" w:firstLineChars="0"/>
+              <w:jc w:val="center"/>
+              <w:rPr>
+                <w:rFonts w:hint="default" w:ascii="微软雅黑" w:hAnsi="微软雅黑" w:eastAsia="微软雅黑" w:cs="微软雅黑"/>
+                <w:sz w:val="22"/>
+                <w:lang w:val="en-US" w:eastAsia="zh-CN"/>
+              </w:rPr>
+            </w:pPr>
+            <w:r>
+              <w:rPr>
+                <w:rFonts w:hint="eastAsia" w:ascii="微软雅黑" w:hAnsi="微软雅黑" w:eastAsia="微软雅黑" w:cs="微软雅黑"/>
+                <w:sz w:val="22"/>
+                <w:lang w:val="en-US" w:eastAsia="zh-CN"/>
+              </w:rPr>
+              <w:t>1500</w:t>
             </w:r>
           </w:p>
         </w:tc>
@@ -2417,9 +2894,13 @@
             <w:right w:w="10" w:type="dxa"/>
           </w:tblCellMar>
         </w:tblPrEx>
-        <w:tc>
-          <w:tcPr>
-            <w:tcW w:w="1254" w:type="dxa"/>
+        <w:trPr>
+          <w:trHeight w:val="0" w:hRule="atLeast"/>
+          <w:jc w:val="center"/>
+        </w:trPr>
+        <w:tc>
+          <w:tcPr>
+            <w:tcW w:w="952" w:type="dxa"/>
             <w:vMerge w:val="continue"/>
             <w:tcMar>
               <w:top w:w="60" w:type="dxa"/>
@@ -2427,103 +2908,118 @@
               <w:bottom w:w="30" w:type="dxa"/>
               <w:right w:w="120" w:type="dxa"/>
             </w:tcMar>
-          </w:tcPr>
-          <w:p>
-            <w:pPr>
-              <w:spacing w:before="120" w:after="120" w:line="288" w:lineRule="auto"/>
+            <w:vAlign w:val="center"/>
+          </w:tcPr>
+          <w:p>
+            <w:pPr>
+              <w:snapToGrid w:val="0"/>
+              <w:spacing w:before="120" w:after="120" w:line="240" w:lineRule="auto"/>
+              <w:ind w:left="0" w:leftChars="0" w:right="0" w:rightChars="0" w:firstLine="0" w:firstLineChars="0"/>
+              <w:jc w:val="center"/>
+              <w:rPr>
+                <w:rFonts w:hint="eastAsia" w:ascii="微软雅黑" w:hAnsi="微软雅黑" w:eastAsia="微软雅黑" w:cs="微软雅黑"/>
+                <w:sz w:val="22"/>
+                <w:lang w:val="en-US" w:eastAsia="zh-CN"/>
+              </w:rPr>
+            </w:pPr>
+          </w:p>
+        </w:tc>
+        <w:tc>
+          <w:tcPr>
+            <w:tcW w:w="1393" w:type="dxa"/>
+            <w:tcMar>
+              <w:top w:w="60" w:type="dxa"/>
+              <w:left w:w="120" w:type="dxa"/>
+              <w:bottom w:w="30" w:type="dxa"/>
+              <w:right w:w="120" w:type="dxa"/>
+            </w:tcMar>
+            <w:vAlign w:val="center"/>
+          </w:tcPr>
+          <w:p>
+            <w:pPr>
+              <w:snapToGrid w:val="0"/>
+              <w:spacing w:before="120" w:after="120" w:line="240" w:lineRule="auto"/>
+              <w:ind w:left="0" w:leftChars="0" w:right="0" w:rightChars="0" w:firstLine="0" w:firstLineChars="0"/>
+              <w:jc w:val="center"/>
+              <w:rPr>
+                <w:rFonts w:hint="default" w:ascii="微软雅黑" w:hAnsi="微软雅黑" w:eastAsia="微软雅黑" w:cs="微软雅黑"/>
+                <w:sz w:val="22"/>
+                <w:lang w:val="en-US" w:eastAsia="zh-CN"/>
+              </w:rPr>
+            </w:pPr>
+            <w:r>
+              <w:rPr>
+                <w:rFonts w:hint="eastAsia" w:ascii="微软雅黑" w:hAnsi="微软雅黑" w:eastAsia="微软雅黑" w:cs="微软雅黑"/>
+                <w:sz w:val="22"/>
+                <w:lang w:val="en-US" w:eastAsia="zh-CN"/>
+              </w:rPr>
+              <w:t>我的分享</w:t>
+            </w:r>
+          </w:p>
+        </w:tc>
+        <w:tc>
+          <w:tcPr>
+            <w:tcW w:w="5011" w:type="dxa"/>
+            <w:tcMar>
+              <w:top w:w="60" w:type="dxa"/>
+              <w:left w:w="120" w:type="dxa"/>
+              <w:bottom w:w="30" w:type="dxa"/>
+              <w:right w:w="120" w:type="dxa"/>
+            </w:tcMar>
+            <w:vAlign w:val="center"/>
+          </w:tcPr>
+          <w:p>
+            <w:pPr>
+              <w:snapToGrid w:val="0"/>
+              <w:spacing w:before="120" w:after="120" w:line="240" w:lineRule="auto"/>
+              <w:ind w:left="0" w:leftChars="0" w:right="0" w:rightChars="0" w:firstLine="0" w:firstLineChars="0"/>
               <w:jc w:val="left"/>
               <w:rPr>
-                <w:rFonts w:hint="eastAsia" w:ascii="微软雅黑" w:hAnsi="微软雅黑" w:eastAsia="微软雅黑" w:cs="微软雅黑"/>
-              </w:rPr>
-            </w:pPr>
-          </w:p>
-        </w:tc>
-        <w:tc>
-          <w:tcPr>
-            <w:tcW w:w="1560" w:type="dxa"/>
-            <w:tcMar>
-              <w:top w:w="60" w:type="dxa"/>
-              <w:left w:w="120" w:type="dxa"/>
-              <w:bottom w:w="30" w:type="dxa"/>
-              <w:right w:w="120" w:type="dxa"/>
-            </w:tcMar>
-          </w:tcPr>
-          <w:p>
-            <w:pPr>
-              <w:spacing w:before="120" w:after="120" w:line="288" w:lineRule="auto"/>
-              <w:jc w:val="left"/>
-              <w:rPr>
-                <w:rFonts w:hint="eastAsia" w:ascii="微软雅黑" w:hAnsi="微软雅黑" w:eastAsia="微软雅黑" w:cs="微软雅黑"/>
-              </w:rPr>
-            </w:pPr>
-            <w:r>
-              <w:rPr>
-                <w:rFonts w:hint="eastAsia" w:ascii="微软雅黑" w:hAnsi="微软雅黑" w:eastAsia="微软雅黑" w:cs="微软雅黑"/>
-                <w:sz w:val="22"/>
-              </w:rPr>
-              <w:t>关于叁竹 &amp; 常见问题</w:t>
-            </w:r>
-          </w:p>
-        </w:tc>
-        <w:tc>
-          <w:tcPr>
-            <w:tcW w:w="4252" w:type="dxa"/>
-            <w:tcMar>
-              <w:top w:w="60" w:type="dxa"/>
-              <w:left w:w="120" w:type="dxa"/>
-              <w:bottom w:w="30" w:type="dxa"/>
-              <w:right w:w="120" w:type="dxa"/>
-            </w:tcMar>
-          </w:tcPr>
-          <w:p>
-            <w:pPr>
-              <w:spacing w:before="120" w:after="120" w:line="288" w:lineRule="auto"/>
-              <w:jc w:val="left"/>
-              <w:rPr>
-                <w:rFonts w:hint="eastAsia" w:ascii="微软雅黑" w:hAnsi="微软雅黑" w:eastAsia="微软雅黑" w:cs="微软雅黑"/>
-              </w:rPr>
-            </w:pPr>
-            <w:r>
-              <w:rPr>
-                <w:rFonts w:hint="eastAsia" w:ascii="微软雅黑" w:hAnsi="微软雅黑" w:eastAsia="微软雅黑" w:cs="微软雅黑"/>
-                <w:sz w:val="22"/>
-              </w:rPr>
-              <w:t>平台介绍信息、版本信息；常见问题FAQ列表展示</w:t>
-            </w:r>
-          </w:p>
-        </w:tc>
-        <w:tc>
-          <w:tcPr>
-            <w:tcW w:w="1418" w:type="dxa"/>
-            <w:tcMar>
-              <w:top w:w="60" w:type="dxa"/>
-              <w:left w:w="120" w:type="dxa"/>
-              <w:bottom w:w="30" w:type="dxa"/>
-              <w:right w:w="120" w:type="dxa"/>
-            </w:tcMar>
-          </w:tcPr>
-          <w:p>
-            <w:pPr>
-              <w:spacing w:before="120" w:after="120" w:line="288" w:lineRule="auto"/>
-              <w:jc w:val="center"/>
-              <w:rPr>
-                <w:rFonts w:hint="eastAsia" w:ascii="微软雅黑" w:hAnsi="微软雅黑" w:eastAsia="微软雅黑" w:cs="微软雅黑"/>
-              </w:rPr>
-            </w:pPr>
-            <w:r>
-              <w:rPr>
-                <w:rFonts w:hint="eastAsia" w:ascii="微软雅黑" w:hAnsi="微软雅黑" w:eastAsia="微软雅黑" w:cs="微软雅黑"/>
-                <w:sz w:val="22"/>
-                <w:lang w:val="en-US" w:eastAsia="zh-CN"/>
-              </w:rPr>
-              <w:t>12</w:t>
-            </w:r>
-            <w:r>
-              <w:rPr>
-                <w:rFonts w:hint="eastAsia" w:ascii="微软雅黑" w:hAnsi="微软雅黑" w:eastAsia="微软雅黑" w:cs="微软雅黑"/>
-                <w:sz w:val="22"/>
-              </w:rPr>
-              <w:t>00</w:t>
+                <w:rFonts w:hint="default" w:ascii="微软雅黑" w:hAnsi="微软雅黑" w:eastAsia="微软雅黑" w:cs="微软雅黑"/>
+                <w:sz w:val="22"/>
+                <w:lang w:val="en-US" w:eastAsia="zh-CN"/>
+              </w:rPr>
+            </w:pPr>
+            <w:r>
+              <w:rPr>
+                <w:rFonts w:hint="eastAsia" w:ascii="微软雅黑" w:hAnsi="微软雅黑" w:eastAsia="微软雅黑" w:cs="微软雅黑"/>
+                <w:sz w:val="22"/>
+                <w:lang w:val="en-US" w:eastAsia="zh-CN"/>
+              </w:rPr>
+              <w:t>展示我分享的课程和转化情况</w:t>
+            </w:r>
+          </w:p>
+        </w:tc>
+        <w:tc>
+          <w:tcPr>
+            <w:tcW w:w="1165" w:type="dxa"/>
+            <w:tcMar>
+              <w:top w:w="60" w:type="dxa"/>
+              <w:left w:w="120" w:type="dxa"/>
+              <w:bottom w:w="30" w:type="dxa"/>
+              <w:right w:w="120" w:type="dxa"/>
+            </w:tcMar>
+            <w:vAlign w:val="center"/>
+          </w:tcPr>
+          <w:p>
+            <w:pPr>
+              <w:snapToGrid w:val="0"/>
+              <w:spacing w:before="120" w:after="120" w:line="240" w:lineRule="auto"/>
+              <w:ind w:left="0" w:leftChars="0" w:right="0" w:rightChars="0" w:firstLine="0" w:firstLineChars="0"/>
+              <w:jc w:val="center"/>
+              <w:rPr>
+                <w:rFonts w:hint="default" w:ascii="微软雅黑" w:hAnsi="微软雅黑" w:eastAsia="微软雅黑" w:cs="微软雅黑"/>
+                <w:sz w:val="22"/>
+                <w:lang w:val="en-US" w:eastAsia="zh-CN"/>
+              </w:rPr>
+            </w:pPr>
+            <w:r>
+              <w:rPr>
+                <w:rFonts w:hint="eastAsia" w:ascii="微软雅黑" w:hAnsi="微软雅黑" w:eastAsia="微软雅黑" w:cs="微软雅黑"/>
+                <w:sz w:val="22"/>
+                <w:lang w:val="en-US" w:eastAsia="zh-CN"/>
+              </w:rPr>
+              <w:t>1500</w:t>
             </w:r>
           </w:p>
         </w:tc>
@@ -2545,110 +3041,130 @@
             <w:right w:w="10" w:type="dxa"/>
           </w:tblCellMar>
         </w:tblPrEx>
-        <w:tc>
-          <w:tcPr>
-            <w:tcW w:w="1254" w:type="dxa"/>
-            <w:vMerge w:val="restart"/>
-            <w:tcMar>
-              <w:top w:w="60" w:type="dxa"/>
-              <w:left w:w="120" w:type="dxa"/>
-              <w:bottom w:w="30" w:type="dxa"/>
-              <w:right w:w="120" w:type="dxa"/>
-            </w:tcMar>
-          </w:tcPr>
-          <w:p>
-            <w:pPr>
-              <w:spacing w:before="120" w:after="120" w:line="288" w:lineRule="auto"/>
+        <w:trPr>
+          <w:trHeight w:val="0" w:hRule="atLeast"/>
+          <w:jc w:val="center"/>
+        </w:trPr>
+        <w:tc>
+          <w:tcPr>
+            <w:tcW w:w="952" w:type="dxa"/>
+            <w:vMerge w:val="continue"/>
+            <w:tcMar>
+              <w:top w:w="60" w:type="dxa"/>
+              <w:left w:w="120" w:type="dxa"/>
+              <w:bottom w:w="30" w:type="dxa"/>
+              <w:right w:w="120" w:type="dxa"/>
+            </w:tcMar>
+            <w:vAlign w:val="center"/>
+          </w:tcPr>
+          <w:p>
+            <w:pPr>
+              <w:snapToGrid w:val="0"/>
+              <w:spacing w:before="120" w:after="120" w:line="240" w:lineRule="auto"/>
+              <w:ind w:left="0" w:leftChars="0" w:right="0" w:rightChars="0" w:firstLine="0" w:firstLineChars="0"/>
+              <w:jc w:val="center"/>
+              <w:rPr>
+                <w:rFonts w:hint="eastAsia" w:ascii="微软雅黑" w:hAnsi="微软雅黑" w:eastAsia="微软雅黑" w:cs="微软雅黑"/>
+                <w:sz w:val="22"/>
+                <w:lang w:val="en-US" w:eastAsia="zh-CN"/>
+              </w:rPr>
+            </w:pPr>
+          </w:p>
+        </w:tc>
+        <w:tc>
+          <w:tcPr>
+            <w:tcW w:w="1393" w:type="dxa"/>
+            <w:tcMar>
+              <w:top w:w="60" w:type="dxa"/>
+              <w:left w:w="120" w:type="dxa"/>
+              <w:bottom w:w="30" w:type="dxa"/>
+              <w:right w:w="120" w:type="dxa"/>
+            </w:tcMar>
+            <w:vAlign w:val="center"/>
+          </w:tcPr>
+          <w:p>
+            <w:pPr>
+              <w:snapToGrid w:val="0"/>
+              <w:spacing w:before="120" w:after="120" w:line="240" w:lineRule="auto"/>
+              <w:ind w:left="0" w:leftChars="0" w:right="0" w:rightChars="0" w:firstLine="0" w:firstLineChars="0"/>
+              <w:jc w:val="center"/>
+              <w:rPr>
+                <w:rFonts w:hint="default" w:ascii="微软雅黑" w:hAnsi="微软雅黑" w:eastAsia="微软雅黑" w:cs="微软雅黑"/>
+                <w:sz w:val="22"/>
+                <w:lang w:val="en-US" w:eastAsia="zh-CN"/>
+              </w:rPr>
+            </w:pPr>
+            <w:r>
+              <w:rPr>
+                <w:rFonts w:hint="eastAsia" w:ascii="微软雅黑" w:hAnsi="微软雅黑" w:eastAsia="微软雅黑" w:cs="微软雅黑"/>
+                <w:sz w:val="22"/>
+                <w:lang w:val="en-US" w:eastAsia="zh-CN"/>
+              </w:rPr>
+              <w:t>我的收藏</w:t>
+            </w:r>
+          </w:p>
+        </w:tc>
+        <w:tc>
+          <w:tcPr>
+            <w:tcW w:w="5011" w:type="dxa"/>
+            <w:tcMar>
+              <w:top w:w="60" w:type="dxa"/>
+              <w:left w:w="120" w:type="dxa"/>
+              <w:bottom w:w="30" w:type="dxa"/>
+              <w:right w:w="120" w:type="dxa"/>
+            </w:tcMar>
+            <w:vAlign w:val="center"/>
+          </w:tcPr>
+          <w:p>
+            <w:pPr>
+              <w:snapToGrid w:val="0"/>
+              <w:spacing w:before="120" w:after="120" w:line="240" w:lineRule="auto"/>
+              <w:ind w:left="0" w:leftChars="0" w:right="0" w:rightChars="0" w:firstLine="0" w:firstLineChars="0"/>
               <w:jc w:val="left"/>
               <w:rPr>
-                <w:rFonts w:hint="eastAsia" w:ascii="微软雅黑" w:hAnsi="微软雅黑" w:eastAsia="微软雅黑" w:cs="微软雅黑"/>
-              </w:rPr>
-            </w:pPr>
-            <w:r>
-              <w:rPr>
-                <w:rFonts w:hint="eastAsia" w:ascii="微软雅黑" w:hAnsi="微软雅黑" w:eastAsia="微软雅黑" w:cs="微软雅黑"/>
-                <w:sz w:val="22"/>
-              </w:rPr>
-              <w:t>后台管理系统</w:t>
-            </w:r>
-          </w:p>
-        </w:tc>
-        <w:tc>
-          <w:tcPr>
-            <w:tcW w:w="1560" w:type="dxa"/>
-            <w:tcMar>
-              <w:top w:w="60" w:type="dxa"/>
-              <w:left w:w="120" w:type="dxa"/>
-              <w:bottom w:w="30" w:type="dxa"/>
-              <w:right w:w="120" w:type="dxa"/>
-            </w:tcMar>
-          </w:tcPr>
-          <w:p>
-            <w:pPr>
-              <w:spacing w:before="120" w:after="120" w:line="288" w:lineRule="auto"/>
-              <w:jc w:val="left"/>
-              <w:rPr>
-                <w:rFonts w:hint="eastAsia" w:ascii="微软雅黑" w:hAnsi="微软雅黑" w:eastAsia="微软雅黑" w:cs="微软雅黑"/>
-              </w:rPr>
-            </w:pPr>
-            <w:r>
-              <w:rPr>
-                <w:rFonts w:hint="eastAsia" w:ascii="微软雅黑" w:hAnsi="微软雅黑" w:eastAsia="微软雅黑" w:cs="微软雅黑"/>
-                <w:sz w:val="22"/>
-              </w:rPr>
-              <w:t>登录与工作台</w:t>
-            </w:r>
-          </w:p>
-        </w:tc>
-        <w:tc>
-          <w:tcPr>
-            <w:tcW w:w="4252" w:type="dxa"/>
-            <w:tcMar>
-              <w:top w:w="60" w:type="dxa"/>
-              <w:left w:w="120" w:type="dxa"/>
-              <w:bottom w:w="30" w:type="dxa"/>
-              <w:right w:w="120" w:type="dxa"/>
-            </w:tcMar>
-          </w:tcPr>
-          <w:p>
-            <w:pPr>
-              <w:spacing w:before="120" w:after="120" w:line="288" w:lineRule="auto"/>
-              <w:jc w:val="left"/>
-              <w:rPr>
-                <w:rFonts w:hint="eastAsia" w:ascii="微软雅黑" w:hAnsi="微软雅黑" w:eastAsia="微软雅黑" w:cs="微软雅黑"/>
-              </w:rPr>
-            </w:pPr>
-            <w:r>
-              <w:rPr>
-                <w:rFonts w:hint="eastAsia" w:ascii="微软雅黑" w:hAnsi="微软雅黑" w:eastAsia="微软雅黑" w:cs="微软雅黑"/>
-                <w:sz w:val="22"/>
-              </w:rPr>
-              <w:t>管理员登录页；工作台数据概览（今日核心统计、待办事项提醒：退款/审核/消息）</w:t>
-            </w:r>
-          </w:p>
-        </w:tc>
-        <w:tc>
-          <w:tcPr>
-            <w:tcW w:w="1418" w:type="dxa"/>
-            <w:tcMar>
-              <w:top w:w="60" w:type="dxa"/>
-              <w:left w:w="120" w:type="dxa"/>
-              <w:bottom w:w="30" w:type="dxa"/>
-              <w:right w:w="120" w:type="dxa"/>
-            </w:tcMar>
-          </w:tcPr>
-          <w:p>
-            <w:pPr>
-              <w:spacing w:before="120" w:after="120" w:line="288" w:lineRule="auto"/>
-              <w:jc w:val="center"/>
-              <w:rPr>
-                <w:rFonts w:hint="eastAsia" w:ascii="微软雅黑" w:hAnsi="微软雅黑" w:eastAsia="微软雅黑" w:cs="微软雅黑"/>
-              </w:rPr>
-            </w:pPr>
-            <w:r>
-              <w:rPr>
-                <w:rFonts w:hint="eastAsia" w:ascii="微软雅黑" w:hAnsi="微软雅黑" w:eastAsia="微软雅黑" w:cs="微软雅黑"/>
-                <w:sz w:val="22"/>
+                <w:rFonts w:hint="default" w:ascii="微软雅黑" w:hAnsi="微软雅黑" w:eastAsia="微软雅黑" w:cs="微软雅黑"/>
+                <w:sz w:val="22"/>
+                <w:lang w:val="en-US" w:eastAsia="zh-CN"/>
+              </w:rPr>
+            </w:pPr>
+            <w:r>
+              <w:rPr>
+                <w:rFonts w:hint="eastAsia" w:ascii="微软雅黑" w:hAnsi="微软雅黑" w:eastAsia="微软雅黑" w:cs="微软雅黑"/>
+                <w:sz w:val="22"/>
+                <w:lang w:val="en-US" w:eastAsia="zh-CN"/>
+              </w:rPr>
+              <w:t>展示我的收藏的课程详细</w:t>
+            </w:r>
+          </w:p>
+        </w:tc>
+        <w:tc>
+          <w:tcPr>
+            <w:tcW w:w="1165" w:type="dxa"/>
+            <w:tcMar>
+              <w:top w:w="60" w:type="dxa"/>
+              <w:left w:w="120" w:type="dxa"/>
+              <w:bottom w:w="30" w:type="dxa"/>
+              <w:right w:w="120" w:type="dxa"/>
+            </w:tcMar>
+            <w:vAlign w:val="center"/>
+          </w:tcPr>
+          <w:p>
+            <w:pPr>
+              <w:snapToGrid w:val="0"/>
+              <w:spacing w:before="120" w:after="120" w:line="240" w:lineRule="auto"/>
+              <w:ind w:left="0" w:leftChars="0" w:right="0" w:rightChars="0" w:firstLine="0" w:firstLineChars="0"/>
+              <w:jc w:val="center"/>
+              <w:rPr>
+                <w:rFonts w:hint="default" w:ascii="微软雅黑" w:hAnsi="微软雅黑" w:eastAsia="微软雅黑" w:cs="微软雅黑"/>
+                <w:sz w:val="22"/>
+                <w:lang w:val="en-US" w:eastAsia="zh-CN"/>
+              </w:rPr>
+            </w:pPr>
+            <w:r>
+              <w:rPr>
+                <w:rFonts w:hint="eastAsia" w:ascii="微软雅黑" w:hAnsi="微软雅黑" w:eastAsia="微软雅黑" w:cs="微软雅黑"/>
+                <w:sz w:val="22"/>
+                <w:lang w:val="en-US" w:eastAsia="zh-CN"/>
               </w:rPr>
               <w:t>1500</w:t>
             </w:r>
@@ -2672,9 +3188,13 @@
             <w:right w:w="10" w:type="dxa"/>
           </w:tblCellMar>
         </w:tblPrEx>
-        <w:tc>
-          <w:tcPr>
-            <w:tcW w:w="1254" w:type="dxa"/>
+        <w:trPr>
+          <w:trHeight w:val="0" w:hRule="atLeast"/>
+          <w:jc w:val="center"/>
+        </w:trPr>
+        <w:tc>
+          <w:tcPr>
+            <w:tcW w:w="952" w:type="dxa"/>
             <w:vMerge w:val="continue"/>
             <w:tcMar>
               <w:top w:w="60" w:type="dxa"/>
@@ -2682,95 +3202,118 @@
               <w:bottom w:w="30" w:type="dxa"/>
               <w:right w:w="120" w:type="dxa"/>
             </w:tcMar>
-          </w:tcPr>
-          <w:p>
-            <w:pPr>
-              <w:spacing w:before="120" w:after="120" w:line="288" w:lineRule="auto"/>
+            <w:vAlign w:val="center"/>
+          </w:tcPr>
+          <w:p>
+            <w:pPr>
+              <w:snapToGrid w:val="0"/>
+              <w:spacing w:before="120" w:after="120" w:line="240" w:lineRule="auto"/>
+              <w:ind w:left="0" w:leftChars="0" w:right="0" w:rightChars="0" w:firstLine="0" w:firstLineChars="0"/>
+              <w:jc w:val="center"/>
+              <w:rPr>
+                <w:rFonts w:hint="eastAsia" w:ascii="微软雅黑" w:hAnsi="微软雅黑" w:eastAsia="微软雅黑" w:cs="微软雅黑"/>
+                <w:sz w:val="22"/>
+                <w:lang w:val="en-US" w:eastAsia="zh-CN"/>
+              </w:rPr>
+            </w:pPr>
+          </w:p>
+        </w:tc>
+        <w:tc>
+          <w:tcPr>
+            <w:tcW w:w="1393" w:type="dxa"/>
+            <w:tcMar>
+              <w:top w:w="60" w:type="dxa"/>
+              <w:left w:w="120" w:type="dxa"/>
+              <w:bottom w:w="30" w:type="dxa"/>
+              <w:right w:w="120" w:type="dxa"/>
+            </w:tcMar>
+            <w:vAlign w:val="center"/>
+          </w:tcPr>
+          <w:p>
+            <w:pPr>
+              <w:snapToGrid w:val="0"/>
+              <w:spacing w:before="120" w:after="120" w:line="240" w:lineRule="auto"/>
+              <w:ind w:left="0" w:leftChars="0" w:right="0" w:rightChars="0" w:firstLine="0" w:firstLineChars="0"/>
+              <w:jc w:val="center"/>
+              <w:rPr>
+                <w:rFonts w:hint="default" w:ascii="微软雅黑" w:hAnsi="微软雅黑" w:eastAsia="微软雅黑" w:cs="微软雅黑"/>
+                <w:sz w:val="22"/>
+                <w:lang w:val="en-US" w:eastAsia="zh-CN"/>
+              </w:rPr>
+            </w:pPr>
+            <w:r>
+              <w:rPr>
+                <w:rFonts w:hint="eastAsia" w:ascii="微软雅黑" w:hAnsi="微软雅黑" w:eastAsia="微软雅黑" w:cs="微软雅黑"/>
+                <w:sz w:val="22"/>
+                <w:lang w:val="en-US" w:eastAsia="zh-CN"/>
+              </w:rPr>
+              <w:t>我的证书</w:t>
+            </w:r>
+          </w:p>
+        </w:tc>
+        <w:tc>
+          <w:tcPr>
+            <w:tcW w:w="5011" w:type="dxa"/>
+            <w:tcMar>
+              <w:top w:w="60" w:type="dxa"/>
+              <w:left w:w="120" w:type="dxa"/>
+              <w:bottom w:w="30" w:type="dxa"/>
+              <w:right w:w="120" w:type="dxa"/>
+            </w:tcMar>
+            <w:vAlign w:val="center"/>
+          </w:tcPr>
+          <w:p>
+            <w:pPr>
+              <w:snapToGrid w:val="0"/>
+              <w:spacing w:before="120" w:after="120" w:line="240" w:lineRule="auto"/>
+              <w:ind w:left="0" w:leftChars="0" w:right="0" w:rightChars="0" w:firstLine="0" w:firstLineChars="0"/>
               <w:jc w:val="left"/>
               <w:rPr>
-                <w:rFonts w:hint="eastAsia" w:ascii="微软雅黑" w:hAnsi="微软雅黑" w:eastAsia="微软雅黑" w:cs="微软雅黑"/>
-              </w:rPr>
-            </w:pPr>
-          </w:p>
-        </w:tc>
-        <w:tc>
-          <w:tcPr>
-            <w:tcW w:w="1560" w:type="dxa"/>
-            <w:tcMar>
-              <w:top w:w="60" w:type="dxa"/>
-              <w:left w:w="120" w:type="dxa"/>
-              <w:bottom w:w="30" w:type="dxa"/>
-              <w:right w:w="120" w:type="dxa"/>
-            </w:tcMar>
-          </w:tcPr>
-          <w:p>
-            <w:pPr>
-              <w:spacing w:before="120" w:after="120" w:line="288" w:lineRule="auto"/>
-              <w:jc w:val="left"/>
-              <w:rPr>
-                <w:rFonts w:hint="eastAsia" w:ascii="微软雅黑" w:hAnsi="微软雅黑" w:eastAsia="微软雅黑" w:cs="微软雅黑"/>
-              </w:rPr>
-            </w:pPr>
-            <w:r>
-              <w:rPr>
-                <w:rFonts w:hint="eastAsia" w:ascii="微软雅黑" w:hAnsi="微软雅黑" w:eastAsia="微软雅黑" w:cs="微软雅黑"/>
-                <w:sz w:val="22"/>
-              </w:rPr>
-              <w:t>学员管理</w:t>
-            </w:r>
-          </w:p>
-        </w:tc>
-        <w:tc>
-          <w:tcPr>
-            <w:tcW w:w="4252" w:type="dxa"/>
-            <w:tcMar>
-              <w:top w:w="60" w:type="dxa"/>
-              <w:left w:w="120" w:type="dxa"/>
-              <w:bottom w:w="30" w:type="dxa"/>
-              <w:right w:w="120" w:type="dxa"/>
-            </w:tcMar>
-          </w:tcPr>
-          <w:p>
-            <w:pPr>
-              <w:spacing w:before="120" w:after="120" w:line="288" w:lineRule="auto"/>
-              <w:jc w:val="left"/>
-              <w:rPr>
-                <w:rFonts w:hint="eastAsia" w:ascii="微软雅黑" w:hAnsi="微软雅黑" w:eastAsia="微软雅黑" w:cs="微软雅黑"/>
-              </w:rPr>
-            </w:pPr>
-            <w:r>
-              <w:rPr>
-                <w:rFonts w:hint="eastAsia" w:ascii="微软雅黑" w:hAnsi="微软雅黑" w:eastAsia="微软雅黑" w:cs="微软雅黑"/>
-                <w:sz w:val="22"/>
-              </w:rPr>
-              <w:t>学员列表增删改查、学员信息管理、用户状态管控、所属机构绑定、学习数据关联查询</w:t>
-            </w:r>
-          </w:p>
-        </w:tc>
-        <w:tc>
-          <w:tcPr>
-            <w:tcW w:w="1418" w:type="dxa"/>
-            <w:tcMar>
-              <w:top w:w="60" w:type="dxa"/>
-              <w:left w:w="120" w:type="dxa"/>
-              <w:bottom w:w="30" w:type="dxa"/>
-              <w:right w:w="120" w:type="dxa"/>
-            </w:tcMar>
-          </w:tcPr>
-          <w:p>
-            <w:pPr>
-              <w:spacing w:before="120" w:after="120" w:line="288" w:lineRule="auto"/>
-              <w:jc w:val="center"/>
-              <w:rPr>
-                <w:rFonts w:hint="eastAsia" w:ascii="微软雅黑" w:hAnsi="微软雅黑" w:eastAsia="微软雅黑" w:cs="微软雅黑"/>
-              </w:rPr>
-            </w:pPr>
-            <w:r>
-              <w:rPr>
-                <w:rFonts w:hint="eastAsia" w:ascii="微软雅黑" w:hAnsi="微软雅黑" w:eastAsia="微软雅黑" w:cs="微软雅黑"/>
-                <w:sz w:val="22"/>
-              </w:rPr>
-              <w:t>2500</w:t>
+                <w:rFonts w:hint="default" w:ascii="微软雅黑" w:hAnsi="微软雅黑" w:eastAsia="微软雅黑" w:cs="微软雅黑"/>
+                <w:sz w:val="22"/>
+                <w:lang w:val="en-US" w:eastAsia="zh-CN"/>
+              </w:rPr>
+            </w:pPr>
+            <w:r>
+              <w:rPr>
+                <w:rFonts w:hint="eastAsia" w:ascii="微软雅黑" w:hAnsi="微软雅黑" w:eastAsia="微软雅黑" w:cs="微软雅黑"/>
+                <w:sz w:val="22"/>
+                <w:lang w:val="en-US" w:eastAsia="zh-CN"/>
+              </w:rPr>
+              <w:t>展示我的结业证书及下载</w:t>
+            </w:r>
+          </w:p>
+        </w:tc>
+        <w:tc>
+          <w:tcPr>
+            <w:tcW w:w="1165" w:type="dxa"/>
+            <w:tcMar>
+              <w:top w:w="60" w:type="dxa"/>
+              <w:left w:w="120" w:type="dxa"/>
+              <w:bottom w:w="30" w:type="dxa"/>
+              <w:right w:w="120" w:type="dxa"/>
+            </w:tcMar>
+            <w:vAlign w:val="center"/>
+          </w:tcPr>
+          <w:p>
+            <w:pPr>
+              <w:snapToGrid w:val="0"/>
+              <w:spacing w:before="120" w:after="120" w:line="240" w:lineRule="auto"/>
+              <w:ind w:left="0" w:leftChars="0" w:right="0" w:rightChars="0" w:firstLine="0" w:firstLineChars="0"/>
+              <w:jc w:val="center"/>
+              <w:rPr>
+                <w:rFonts w:hint="default" w:ascii="微软雅黑" w:hAnsi="微软雅黑" w:eastAsia="微软雅黑" w:cs="微软雅黑"/>
+                <w:sz w:val="22"/>
+                <w:lang w:val="en-US" w:eastAsia="zh-CN"/>
+              </w:rPr>
+            </w:pPr>
+            <w:r>
+              <w:rPr>
+                <w:rFonts w:hint="eastAsia" w:ascii="微软雅黑" w:hAnsi="微软雅黑" w:eastAsia="微软雅黑" w:cs="微软雅黑"/>
+                <w:sz w:val="22"/>
+                <w:lang w:val="en-US" w:eastAsia="zh-CN"/>
+              </w:rPr>
+              <w:t>1500</w:t>
             </w:r>
           </w:p>
         </w:tc>
@@ -2792,9 +3335,13 @@
             <w:right w:w="10" w:type="dxa"/>
           </w:tblCellMar>
         </w:tblPrEx>
-        <w:tc>
-          <w:tcPr>
-            <w:tcW w:w="1254" w:type="dxa"/>
+        <w:trPr>
+          <w:trHeight w:val="0" w:hRule="atLeast"/>
+          <w:jc w:val="center"/>
+        </w:trPr>
+        <w:tc>
+          <w:tcPr>
+            <w:tcW w:w="952" w:type="dxa"/>
             <w:vMerge w:val="continue"/>
             <w:tcMar>
               <w:top w:w="60" w:type="dxa"/>
@@ -2802,95 +3349,119 @@
               <w:bottom w:w="30" w:type="dxa"/>
               <w:right w:w="120" w:type="dxa"/>
             </w:tcMar>
-          </w:tcPr>
-          <w:p>
-            <w:pPr>
-              <w:spacing w:before="120" w:after="120" w:line="288" w:lineRule="auto"/>
+            <w:vAlign w:val="center"/>
+          </w:tcPr>
+          <w:p>
+            <w:pPr>
+              <w:snapToGrid w:val="0"/>
+              <w:spacing w:before="120" w:after="120" w:line="240" w:lineRule="auto"/>
+              <w:ind w:left="0" w:leftChars="0" w:right="0" w:rightChars="0" w:firstLine="0" w:firstLineChars="0"/>
+              <w:jc w:val="center"/>
+              <w:rPr>
+                <w:rFonts w:hint="eastAsia" w:ascii="微软雅黑" w:hAnsi="微软雅黑" w:eastAsia="微软雅黑" w:cs="微软雅黑"/>
+                <w:sz w:val="22"/>
+              </w:rPr>
+            </w:pPr>
+          </w:p>
+        </w:tc>
+        <w:tc>
+          <w:tcPr>
+            <w:tcW w:w="1393" w:type="dxa"/>
+            <w:tcMar>
+              <w:top w:w="60" w:type="dxa"/>
+              <w:left w:w="120" w:type="dxa"/>
+              <w:bottom w:w="30" w:type="dxa"/>
+              <w:right w:w="120" w:type="dxa"/>
+            </w:tcMar>
+            <w:vAlign w:val="center"/>
+          </w:tcPr>
+          <w:p>
+            <w:pPr>
+              <w:snapToGrid w:val="0"/>
+              <w:spacing w:before="120" w:after="120" w:line="240" w:lineRule="auto"/>
+              <w:ind w:left="0" w:leftChars="0" w:right="0" w:rightChars="0" w:firstLine="0" w:firstLineChars="0"/>
+              <w:jc w:val="center"/>
+              <w:rPr>
+                <w:rFonts w:hint="eastAsia" w:ascii="微软雅黑" w:hAnsi="微软雅黑" w:eastAsia="微软雅黑" w:cs="微软雅黑"/>
+                <w:sz w:val="22"/>
+              </w:rPr>
+            </w:pPr>
+            <w:r>
+              <w:rPr>
+                <w:rFonts w:hint="eastAsia" w:ascii="微软雅黑" w:hAnsi="微软雅黑" w:eastAsia="微软雅黑" w:cs="微软雅黑"/>
+                <w:sz w:val="22"/>
+              </w:rPr>
+              <w:t>招生咨询</w:t>
+            </w:r>
+          </w:p>
+        </w:tc>
+        <w:tc>
+          <w:tcPr>
+            <w:tcW w:w="5011" w:type="dxa"/>
+            <w:tcMar>
+              <w:top w:w="60" w:type="dxa"/>
+              <w:left w:w="120" w:type="dxa"/>
+              <w:bottom w:w="30" w:type="dxa"/>
+              <w:right w:w="120" w:type="dxa"/>
+            </w:tcMar>
+            <w:vAlign w:val="center"/>
+          </w:tcPr>
+          <w:p>
+            <w:pPr>
+              <w:snapToGrid w:val="0"/>
+              <w:spacing w:before="120" w:after="120" w:line="240" w:lineRule="auto"/>
+              <w:ind w:left="0" w:leftChars="0" w:right="0" w:rightChars="0" w:firstLine="0" w:firstLineChars="0"/>
               <w:jc w:val="left"/>
               <w:rPr>
                 <w:rFonts w:hint="eastAsia" w:ascii="微软雅黑" w:hAnsi="微软雅黑" w:eastAsia="微软雅黑" w:cs="微软雅黑"/>
-              </w:rPr>
-            </w:pPr>
-          </w:p>
-        </w:tc>
-        <w:tc>
-          <w:tcPr>
-            <w:tcW w:w="1560" w:type="dxa"/>
-            <w:tcMar>
-              <w:top w:w="60" w:type="dxa"/>
-              <w:left w:w="120" w:type="dxa"/>
-              <w:bottom w:w="30" w:type="dxa"/>
-              <w:right w:w="120" w:type="dxa"/>
-            </w:tcMar>
-          </w:tcPr>
-          <w:p>
-            <w:pPr>
-              <w:spacing w:before="120" w:after="120" w:line="288" w:lineRule="auto"/>
-              <w:jc w:val="left"/>
-              <w:rPr>
-                <w:rFonts w:hint="eastAsia" w:ascii="微软雅黑" w:hAnsi="微软雅黑" w:eastAsia="微软雅黑" w:cs="微软雅黑"/>
-              </w:rPr>
-            </w:pPr>
-            <w:r>
-              <w:rPr>
-                <w:rFonts w:hint="eastAsia" w:ascii="微软雅黑" w:hAnsi="微软雅黑" w:eastAsia="微软雅黑" w:cs="微软雅黑"/>
-                <w:sz w:val="22"/>
-              </w:rPr>
-              <w:t>证书管理</w:t>
-            </w:r>
-          </w:p>
-        </w:tc>
-        <w:tc>
-          <w:tcPr>
-            <w:tcW w:w="4252" w:type="dxa"/>
-            <w:tcMar>
-              <w:top w:w="60" w:type="dxa"/>
-              <w:left w:w="120" w:type="dxa"/>
-              <w:bottom w:w="30" w:type="dxa"/>
-              <w:right w:w="120" w:type="dxa"/>
-            </w:tcMar>
-          </w:tcPr>
-          <w:p>
-            <w:pPr>
-              <w:spacing w:before="120" w:after="120" w:line="288" w:lineRule="auto"/>
-              <w:jc w:val="left"/>
-              <w:rPr>
-                <w:rFonts w:hint="eastAsia" w:ascii="微软雅黑" w:hAnsi="微软雅黑" w:eastAsia="微软雅黑" w:cs="微软雅黑"/>
-              </w:rPr>
-            </w:pPr>
-            <w:r>
-              <w:rPr>
-                <w:rFonts w:hint="eastAsia" w:ascii="微软雅黑" w:hAnsi="微软雅黑" w:eastAsia="微软雅黑" w:cs="微软雅黑"/>
-                <w:sz w:val="22"/>
-              </w:rPr>
-              <w:t>证书记录列表查询、证书状态管理、证书颁发操作</w:t>
-            </w:r>
-          </w:p>
-        </w:tc>
-        <w:tc>
-          <w:tcPr>
-            <w:tcW w:w="1418" w:type="dxa"/>
-            <w:tcMar>
-              <w:top w:w="60" w:type="dxa"/>
-              <w:left w:w="120" w:type="dxa"/>
-              <w:bottom w:w="30" w:type="dxa"/>
-              <w:right w:w="120" w:type="dxa"/>
-            </w:tcMar>
-          </w:tcPr>
-          <w:p>
-            <w:pPr>
-              <w:spacing w:before="120" w:after="120" w:line="288" w:lineRule="auto"/>
-              <w:jc w:val="center"/>
-              <w:rPr>
-                <w:rFonts w:hint="eastAsia" w:ascii="微软雅黑" w:hAnsi="微软雅黑" w:eastAsia="微软雅黑" w:cs="微软雅黑"/>
-              </w:rPr>
-            </w:pPr>
-            <w:r>
-              <w:rPr>
-                <w:rFonts w:hint="eastAsia" w:ascii="微软雅黑" w:hAnsi="微软雅黑" w:eastAsia="微软雅黑" w:cs="微软雅黑"/>
-                <w:sz w:val="22"/>
-              </w:rPr>
-              <w:t>1500</w:t>
+                <w:sz w:val="22"/>
+              </w:rPr>
+            </w:pPr>
+            <w:r>
+              <w:rPr>
+                <w:rFonts w:hint="eastAsia" w:ascii="微软雅黑" w:hAnsi="微软雅黑" w:eastAsia="微软雅黑" w:cs="微软雅黑"/>
+                <w:sz w:val="22"/>
+              </w:rPr>
+              <w:t>招生信息展示、咨询联系方式入口、二维码展示</w:t>
+            </w:r>
+          </w:p>
+        </w:tc>
+        <w:tc>
+          <w:tcPr>
+            <w:tcW w:w="1165" w:type="dxa"/>
+            <w:tcMar>
+              <w:top w:w="60" w:type="dxa"/>
+              <w:left w:w="120" w:type="dxa"/>
+              <w:bottom w:w="30" w:type="dxa"/>
+              <w:right w:w="120" w:type="dxa"/>
+            </w:tcMar>
+            <w:vAlign w:val="center"/>
+          </w:tcPr>
+          <w:p>
+            <w:pPr>
+              <w:snapToGrid w:val="0"/>
+              <w:spacing w:before="120" w:after="120" w:line="240" w:lineRule="auto"/>
+              <w:ind w:left="0" w:leftChars="0" w:right="0" w:rightChars="0" w:firstLine="0" w:firstLineChars="0"/>
+              <w:jc w:val="center"/>
+              <w:rPr>
+                <w:rFonts w:hint="eastAsia" w:ascii="微软雅黑" w:hAnsi="微软雅黑" w:eastAsia="微软雅黑" w:cs="微软雅黑"/>
+                <w:sz w:val="22"/>
+              </w:rPr>
+            </w:pPr>
+            <w:r>
+              <w:rPr>
+                <w:rFonts w:hint="eastAsia" w:ascii="微软雅黑" w:hAnsi="微软雅黑" w:eastAsia="微软雅黑" w:cs="微软雅黑"/>
+                <w:sz w:val="22"/>
+                <w:lang w:val="en-US" w:eastAsia="zh-CN"/>
+              </w:rPr>
+              <w:t>15</w:t>
+            </w:r>
+            <w:r>
+              <w:rPr>
+                <w:rFonts w:hint="eastAsia" w:ascii="微软雅黑" w:hAnsi="微软雅黑" w:eastAsia="微软雅黑" w:cs="微软雅黑"/>
+                <w:sz w:val="22"/>
+              </w:rPr>
+              <w:t>00</w:t>
             </w:r>
           </w:p>
         </w:tc>
@@ -2912,9 +3483,13 @@
             <w:right w:w="10" w:type="dxa"/>
           </w:tblCellMar>
         </w:tblPrEx>
-        <w:tc>
-          <w:tcPr>
-            <w:tcW w:w="1254" w:type="dxa"/>
+        <w:trPr>
+          <w:trHeight w:val="0" w:hRule="atLeast"/>
+          <w:jc w:val="center"/>
+        </w:trPr>
+        <w:tc>
+          <w:tcPr>
+            <w:tcW w:w="952" w:type="dxa"/>
             <w:vMerge w:val="continue"/>
             <w:tcMar>
               <w:top w:w="60" w:type="dxa"/>
@@ -2922,95 +3497,158 @@
               <w:bottom w:w="30" w:type="dxa"/>
               <w:right w:w="120" w:type="dxa"/>
             </w:tcMar>
-          </w:tcPr>
-          <w:p>
-            <w:pPr>
-              <w:spacing w:before="120" w:after="120" w:line="288" w:lineRule="auto"/>
+            <w:vAlign w:val="center"/>
+          </w:tcPr>
+          <w:p>
+            <w:pPr>
+              <w:snapToGrid w:val="0"/>
+              <w:spacing w:before="120" w:after="120" w:line="240" w:lineRule="auto"/>
+              <w:ind w:left="0" w:leftChars="0" w:right="0" w:rightChars="0" w:firstLine="0" w:firstLineChars="0"/>
+              <w:jc w:val="center"/>
+              <w:rPr>
+                <w:rFonts w:hint="eastAsia" w:ascii="微软雅黑" w:hAnsi="微软雅黑" w:eastAsia="微软雅黑" w:cs="微软雅黑"/>
+                <w:sz w:val="22"/>
+              </w:rPr>
+            </w:pPr>
+          </w:p>
+        </w:tc>
+        <w:tc>
+          <w:tcPr>
+            <w:tcW w:w="1393" w:type="dxa"/>
+            <w:tcMar>
+              <w:top w:w="60" w:type="dxa"/>
+              <w:left w:w="120" w:type="dxa"/>
+              <w:bottom w:w="30" w:type="dxa"/>
+              <w:right w:w="120" w:type="dxa"/>
+            </w:tcMar>
+            <w:vAlign w:val="center"/>
+          </w:tcPr>
+          <w:p>
+            <w:pPr>
+              <w:snapToGrid w:val="0"/>
+              <w:spacing w:before="120" w:after="120" w:line="240" w:lineRule="auto"/>
+              <w:ind w:left="0" w:leftChars="0" w:right="0" w:rightChars="0" w:firstLine="0" w:firstLineChars="0"/>
+              <w:jc w:val="center"/>
+              <w:rPr>
+                <w:rFonts w:hint="eastAsia" w:ascii="微软雅黑" w:hAnsi="微软雅黑" w:eastAsia="微软雅黑" w:cs="微软雅黑"/>
+                <w:sz w:val="22"/>
+              </w:rPr>
+            </w:pPr>
+            <w:r>
+              <w:rPr>
+                <w:rFonts w:hint="eastAsia" w:ascii="微软雅黑" w:hAnsi="微软雅黑" w:eastAsia="微软雅黑" w:cs="微软雅黑"/>
+                <w:sz w:val="22"/>
+              </w:rPr>
+              <w:t>关于叁竹 &amp; 常见问题</w:t>
+            </w:r>
+          </w:p>
+        </w:tc>
+        <w:tc>
+          <w:tcPr>
+            <w:tcW w:w="5011" w:type="dxa"/>
+            <w:tcMar>
+              <w:top w:w="60" w:type="dxa"/>
+              <w:left w:w="120" w:type="dxa"/>
+              <w:bottom w:w="30" w:type="dxa"/>
+              <w:right w:w="120" w:type="dxa"/>
+            </w:tcMar>
+            <w:vAlign w:val="center"/>
+          </w:tcPr>
+          <w:p>
+            <w:pPr>
+              <w:snapToGrid w:val="0"/>
+              <w:spacing w:before="120" w:after="120" w:line="240" w:lineRule="auto"/>
+              <w:ind w:left="0" w:leftChars="0" w:right="0" w:rightChars="0" w:firstLine="0" w:firstLineChars="0"/>
               <w:jc w:val="left"/>
               <w:rPr>
-                <w:rFonts w:hint="eastAsia" w:ascii="微软雅黑" w:hAnsi="微软雅黑" w:eastAsia="微软雅黑" w:cs="微软雅黑"/>
-              </w:rPr>
-            </w:pPr>
-          </w:p>
-        </w:tc>
-        <w:tc>
-          <w:tcPr>
-            <w:tcW w:w="1560" w:type="dxa"/>
-            <w:tcMar>
-              <w:top w:w="60" w:type="dxa"/>
-              <w:left w:w="120" w:type="dxa"/>
-              <w:bottom w:w="30" w:type="dxa"/>
-              <w:right w:w="120" w:type="dxa"/>
-            </w:tcMar>
-          </w:tcPr>
-          <w:p>
-            <w:pPr>
-              <w:spacing w:before="120" w:after="120" w:line="288" w:lineRule="auto"/>
-              <w:jc w:val="left"/>
-              <w:rPr>
-                <w:rFonts w:hint="eastAsia" w:ascii="微软雅黑" w:hAnsi="微软雅黑" w:eastAsia="微软雅黑" w:cs="微软雅黑"/>
-              </w:rPr>
-            </w:pPr>
-            <w:r>
-              <w:rPr>
-                <w:rFonts w:hint="eastAsia" w:ascii="微软雅黑" w:hAnsi="微软雅黑" w:eastAsia="微软雅黑" w:cs="微软雅黑"/>
-                <w:sz w:val="22"/>
-              </w:rPr>
-              <w:t>学习记录</w:t>
-            </w:r>
-          </w:p>
-        </w:tc>
-        <w:tc>
-          <w:tcPr>
-            <w:tcW w:w="4252" w:type="dxa"/>
-            <w:tcMar>
-              <w:top w:w="60" w:type="dxa"/>
-              <w:left w:w="120" w:type="dxa"/>
-              <w:bottom w:w="30" w:type="dxa"/>
-              <w:right w:w="120" w:type="dxa"/>
-            </w:tcMar>
-          </w:tcPr>
-          <w:p>
-            <w:pPr>
-              <w:spacing w:before="120" w:after="120" w:line="288" w:lineRule="auto"/>
-              <w:jc w:val="left"/>
-              <w:rPr>
-                <w:rFonts w:hint="eastAsia" w:ascii="微软雅黑" w:hAnsi="微软雅黑" w:eastAsia="微软雅黑" w:cs="微软雅黑"/>
-              </w:rPr>
-            </w:pPr>
-            <w:r>
-              <w:rPr>
-                <w:rFonts w:hint="eastAsia" w:ascii="微软雅黑" w:hAnsi="微软雅黑" w:eastAsia="微软雅黑" w:cs="微软雅黑"/>
-                <w:sz w:val="22"/>
-              </w:rPr>
-              <w:t>学员学习记录查询与统计、学时合规核查</w:t>
-            </w:r>
-          </w:p>
-        </w:tc>
-        <w:tc>
-          <w:tcPr>
-            <w:tcW w:w="1418" w:type="dxa"/>
-            <w:tcMar>
-              <w:top w:w="60" w:type="dxa"/>
-              <w:left w:w="120" w:type="dxa"/>
-              <w:bottom w:w="30" w:type="dxa"/>
-              <w:right w:w="120" w:type="dxa"/>
-            </w:tcMar>
-          </w:tcPr>
-          <w:p>
-            <w:pPr>
-              <w:spacing w:before="120" w:after="120" w:line="288" w:lineRule="auto"/>
-              <w:jc w:val="center"/>
-              <w:rPr>
-                <w:rFonts w:hint="eastAsia" w:ascii="微软雅黑" w:hAnsi="微软雅黑" w:eastAsia="微软雅黑" w:cs="微软雅黑"/>
-              </w:rPr>
-            </w:pPr>
-            <w:r>
-              <w:rPr>
-                <w:rFonts w:hint="eastAsia" w:ascii="微软雅黑" w:hAnsi="微软雅黑" w:eastAsia="微软雅黑" w:cs="微软雅黑"/>
-                <w:sz w:val="22"/>
-              </w:rPr>
-              <w:t>1000</w:t>
+                <w:rFonts w:hint="default" w:ascii="微软雅黑" w:hAnsi="微软雅黑" w:eastAsia="微软雅黑" w:cs="微软雅黑"/>
+                <w:sz w:val="22"/>
+                <w:lang w:val="en-US" w:eastAsia="zh-CN"/>
+              </w:rPr>
+            </w:pPr>
+            <w:r>
+              <w:rPr>
+                <w:rFonts w:hint="eastAsia" w:ascii="微软雅黑" w:hAnsi="微软雅黑" w:eastAsia="微软雅黑" w:cs="微软雅黑"/>
+                <w:sz w:val="22"/>
+              </w:rPr>
+              <w:t>常见问题</w:t>
+            </w:r>
+            <w:r>
+              <w:rPr>
+                <w:rFonts w:hint="eastAsia" w:ascii="微软雅黑" w:hAnsi="微软雅黑" w:eastAsia="微软雅黑" w:cs="微软雅黑"/>
+                <w:sz w:val="22"/>
+                <w:lang w:eastAsia="zh-CN"/>
+              </w:rPr>
+              <w:t>、</w:t>
+            </w:r>
+            <w:r>
+              <w:rPr>
+                <w:rFonts w:hint="eastAsia" w:ascii="微软雅黑" w:hAnsi="微软雅黑" w:eastAsia="微软雅黑" w:cs="微软雅黑"/>
+                <w:sz w:val="22"/>
+                <w:lang w:val="en-US" w:eastAsia="zh-CN"/>
+              </w:rPr>
+              <w:t>联系客服、</w:t>
+            </w:r>
+            <w:r>
+              <w:rPr>
+                <w:rFonts w:hint="eastAsia" w:ascii="微软雅黑" w:hAnsi="微软雅黑" w:eastAsia="微软雅黑" w:cs="微软雅黑"/>
+                <w:sz w:val="22"/>
+              </w:rPr>
+              <w:t>FAQ列表展示</w:t>
+            </w:r>
+            <w:r>
+              <w:rPr>
+                <w:rFonts w:hint="eastAsia" w:ascii="微软雅黑" w:hAnsi="微软雅黑" w:eastAsia="微软雅黑" w:cs="微软雅黑"/>
+                <w:sz w:val="22"/>
+                <w:lang w:val="en-US" w:eastAsia="zh-CN"/>
+              </w:rPr>
+              <w:t>；关于叁竹、</w:t>
+            </w:r>
+            <w:r>
+              <w:rPr>
+                <w:rFonts w:hint="eastAsia" w:ascii="微软雅黑" w:hAnsi="微软雅黑" w:eastAsia="微软雅黑" w:cs="微软雅黑"/>
+                <w:sz w:val="22"/>
+              </w:rPr>
+              <w:t>平台介绍信息、版本信息；</w:t>
+            </w:r>
+          </w:p>
+        </w:tc>
+        <w:tc>
+          <w:tcPr>
+            <w:tcW w:w="1165" w:type="dxa"/>
+            <w:tcMar>
+              <w:top w:w="60" w:type="dxa"/>
+              <w:left w:w="120" w:type="dxa"/>
+              <w:bottom w:w="30" w:type="dxa"/>
+              <w:right w:w="120" w:type="dxa"/>
+            </w:tcMar>
+            <w:vAlign w:val="center"/>
+          </w:tcPr>
+          <w:p>
+            <w:pPr>
+              <w:snapToGrid w:val="0"/>
+              <w:spacing w:before="120" w:after="120" w:line="240" w:lineRule="auto"/>
+              <w:ind w:left="0" w:leftChars="0" w:right="0" w:rightChars="0" w:firstLine="0" w:firstLineChars="0"/>
+              <w:jc w:val="center"/>
+              <w:rPr>
+                <w:rFonts w:hint="eastAsia" w:ascii="微软雅黑" w:hAnsi="微软雅黑" w:eastAsia="微软雅黑" w:cs="微软雅黑"/>
+                <w:sz w:val="22"/>
+              </w:rPr>
+            </w:pPr>
+            <w:r>
+              <w:rPr>
+                <w:rFonts w:hint="eastAsia" w:ascii="微软雅黑" w:hAnsi="微软雅黑" w:eastAsia="微软雅黑" w:cs="微软雅黑"/>
+                <w:sz w:val="22"/>
+                <w:lang w:val="en-US" w:eastAsia="zh-CN"/>
+              </w:rPr>
+              <w:t>25</w:t>
+            </w:r>
+            <w:r>
+              <w:rPr>
+                <w:rFonts w:hint="eastAsia" w:ascii="微软雅黑" w:hAnsi="微软雅黑" w:eastAsia="微软雅黑" w:cs="微软雅黑"/>
+                <w:sz w:val="22"/>
+              </w:rPr>
+              <w:t>00</w:t>
             </w:r>
           </w:p>
         </w:tc>
@@ -3032,106 +3670,133 @@
             <w:right w:w="10" w:type="dxa"/>
           </w:tblCellMar>
         </w:tblPrEx>
-        <w:tc>
-          <w:tcPr>
-            <w:tcW w:w="1254" w:type="dxa"/>
-            <w:vMerge w:val="continue"/>
-            <w:tcMar>
-              <w:top w:w="60" w:type="dxa"/>
-              <w:left w:w="120" w:type="dxa"/>
-              <w:bottom w:w="30" w:type="dxa"/>
-              <w:right w:w="120" w:type="dxa"/>
-            </w:tcMar>
-          </w:tcPr>
-          <w:p>
-            <w:pPr>
-              <w:spacing w:before="120" w:after="120" w:line="288" w:lineRule="auto"/>
+        <w:trPr>
+          <w:trHeight w:val="0" w:hRule="atLeast"/>
+          <w:jc w:val="center"/>
+        </w:trPr>
+        <w:tc>
+          <w:tcPr>
+            <w:tcW w:w="952" w:type="dxa"/>
+            <w:vMerge w:val="restart"/>
+            <w:tcMar>
+              <w:top w:w="60" w:type="dxa"/>
+              <w:left w:w="120" w:type="dxa"/>
+              <w:bottom w:w="30" w:type="dxa"/>
+              <w:right w:w="120" w:type="dxa"/>
+            </w:tcMar>
+            <w:vAlign w:val="center"/>
+          </w:tcPr>
+          <w:p>
+            <w:pPr>
+              <w:snapToGrid w:val="0"/>
+              <w:spacing w:before="120" w:after="120" w:line="240" w:lineRule="auto"/>
+              <w:ind w:left="0" w:leftChars="0" w:right="0" w:rightChars="0" w:firstLine="0" w:firstLineChars="0"/>
+              <w:jc w:val="center"/>
+              <w:rPr>
+                <w:rFonts w:hint="eastAsia" w:ascii="微软雅黑" w:hAnsi="微软雅黑" w:eastAsia="微软雅黑" w:cs="微软雅黑"/>
+                <w:sz w:val="22"/>
+              </w:rPr>
+            </w:pPr>
+            <w:r>
+              <w:rPr>
+                <w:rFonts w:hint="eastAsia" w:ascii="微软雅黑" w:hAnsi="微软雅黑" w:eastAsia="微软雅黑" w:cs="微软雅黑"/>
+                <w:sz w:val="22"/>
+              </w:rPr>
+              <w:t>后台管理系统</w:t>
+            </w:r>
+          </w:p>
+        </w:tc>
+        <w:tc>
+          <w:tcPr>
+            <w:tcW w:w="1393" w:type="dxa"/>
+            <w:tcMar>
+              <w:top w:w="60" w:type="dxa"/>
+              <w:left w:w="120" w:type="dxa"/>
+              <w:bottom w:w="30" w:type="dxa"/>
+              <w:right w:w="120" w:type="dxa"/>
+            </w:tcMar>
+            <w:vAlign w:val="center"/>
+          </w:tcPr>
+          <w:p>
+            <w:pPr>
+              <w:snapToGrid w:val="0"/>
+              <w:spacing w:before="120" w:after="120" w:line="240" w:lineRule="auto"/>
+              <w:ind w:left="0" w:leftChars="0" w:right="0" w:rightChars="0" w:firstLine="0" w:firstLineChars="0"/>
+              <w:jc w:val="center"/>
+              <w:rPr>
+                <w:rFonts w:hint="eastAsia" w:ascii="微软雅黑" w:hAnsi="微软雅黑" w:eastAsia="微软雅黑" w:cs="微软雅黑"/>
+                <w:sz w:val="22"/>
+              </w:rPr>
+            </w:pPr>
+            <w:r>
+              <w:rPr>
+                <w:rFonts w:hint="eastAsia" w:ascii="微软雅黑" w:hAnsi="微软雅黑" w:eastAsia="微软雅黑" w:cs="微软雅黑"/>
+                <w:sz w:val="22"/>
+              </w:rPr>
+              <w:t>登录与工作台</w:t>
+            </w:r>
+          </w:p>
+        </w:tc>
+        <w:tc>
+          <w:tcPr>
+            <w:tcW w:w="5011" w:type="dxa"/>
+            <w:tcMar>
+              <w:top w:w="60" w:type="dxa"/>
+              <w:left w:w="120" w:type="dxa"/>
+              <w:bottom w:w="30" w:type="dxa"/>
+              <w:right w:w="120" w:type="dxa"/>
+            </w:tcMar>
+            <w:vAlign w:val="center"/>
+          </w:tcPr>
+          <w:p>
+            <w:pPr>
+              <w:snapToGrid w:val="0"/>
+              <w:spacing w:before="120" w:after="120" w:line="240" w:lineRule="auto"/>
+              <w:ind w:left="0" w:leftChars="0" w:right="0" w:rightChars="0" w:firstLine="0" w:firstLineChars="0"/>
               <w:jc w:val="left"/>
               <w:rPr>
                 <w:rFonts w:hint="eastAsia" w:ascii="微软雅黑" w:hAnsi="微软雅黑" w:eastAsia="微软雅黑" w:cs="微软雅黑"/>
-              </w:rPr>
-            </w:pPr>
-          </w:p>
-        </w:tc>
-        <w:tc>
-          <w:tcPr>
-            <w:tcW w:w="1560" w:type="dxa"/>
-            <w:tcMar>
-              <w:top w:w="60" w:type="dxa"/>
-              <w:left w:w="120" w:type="dxa"/>
-              <w:bottom w:w="30" w:type="dxa"/>
-              <w:right w:w="120" w:type="dxa"/>
-            </w:tcMar>
-          </w:tcPr>
-          <w:p>
-            <w:pPr>
-              <w:spacing w:before="120" w:after="120" w:line="288" w:lineRule="auto"/>
-              <w:jc w:val="left"/>
-              <w:rPr>
-                <w:rFonts w:hint="eastAsia" w:ascii="微软雅黑" w:hAnsi="微软雅黑" w:eastAsia="微软雅黑" w:cs="微软雅黑"/>
-              </w:rPr>
-            </w:pPr>
-            <w:r>
-              <w:rPr>
-                <w:rFonts w:hint="eastAsia" w:ascii="微软雅黑" w:hAnsi="微软雅黑" w:eastAsia="微软雅黑" w:cs="微软雅黑"/>
-                <w:sz w:val="22"/>
-              </w:rPr>
-              <w:t>课程管理</w:t>
-            </w:r>
-          </w:p>
-        </w:tc>
-        <w:tc>
-          <w:tcPr>
-            <w:tcW w:w="4252" w:type="dxa"/>
-            <w:tcMar>
-              <w:top w:w="60" w:type="dxa"/>
-              <w:left w:w="120" w:type="dxa"/>
-              <w:bottom w:w="30" w:type="dxa"/>
-              <w:right w:w="120" w:type="dxa"/>
-            </w:tcMar>
-          </w:tcPr>
-          <w:p>
-            <w:pPr>
-              <w:spacing w:before="120" w:after="120" w:line="288" w:lineRule="auto"/>
-              <w:jc w:val="left"/>
-              <w:rPr>
-                <w:rFonts w:hint="eastAsia" w:ascii="微软雅黑" w:hAnsi="微软雅黑" w:eastAsia="微软雅黑" w:cs="微软雅黑"/>
-              </w:rPr>
-            </w:pPr>
-            <w:r>
-              <w:rPr>
-                <w:rFonts w:hint="eastAsia" w:ascii="微软雅黑" w:hAnsi="微软雅黑" w:eastAsia="微软雅黑" w:cs="微软雅黑"/>
-                <w:sz w:val="22"/>
-              </w:rPr>
-              <w:t>工种分类配置；课程新增/编辑/上下架、章节层级管理、视频上传配置、免费试听设置、合规学时配置、学员学习进度查询</w:t>
-            </w:r>
-          </w:p>
-        </w:tc>
-        <w:tc>
-          <w:tcPr>
-            <w:tcW w:w="1418" w:type="dxa"/>
-            <w:tcMar>
-              <w:top w:w="60" w:type="dxa"/>
-              <w:left w:w="120" w:type="dxa"/>
-              <w:bottom w:w="30" w:type="dxa"/>
-              <w:right w:w="120" w:type="dxa"/>
-            </w:tcMar>
-          </w:tcPr>
-          <w:p>
-            <w:pPr>
-              <w:spacing w:before="120" w:after="120" w:line="288" w:lineRule="auto"/>
-              <w:jc w:val="center"/>
-              <w:rPr>
-                <w:rFonts w:hint="eastAsia" w:ascii="微软雅黑" w:hAnsi="微软雅黑" w:eastAsia="微软雅黑" w:cs="微软雅黑"/>
-              </w:rPr>
-            </w:pPr>
-            <w:r>
-              <w:rPr>
-                <w:rFonts w:hint="eastAsia" w:ascii="微软雅黑" w:hAnsi="微软雅黑" w:eastAsia="微软雅黑" w:cs="微软雅黑"/>
-                <w:sz w:val="22"/>
-                <w:lang w:val="en-US" w:eastAsia="zh-CN"/>
-              </w:rPr>
-              <w:t>40</w:t>
+                <w:sz w:val="22"/>
+              </w:rPr>
+            </w:pPr>
+            <w:r>
+              <w:rPr>
+                <w:rFonts w:hint="eastAsia" w:ascii="微软雅黑" w:hAnsi="微软雅黑" w:eastAsia="微软雅黑" w:cs="微软雅黑"/>
+                <w:sz w:val="22"/>
+              </w:rPr>
+              <w:t>管理员登录页；工作台数据概览（今日核心统计、待办事项提醒：退款/审核/消息）</w:t>
+            </w:r>
+          </w:p>
+        </w:tc>
+        <w:tc>
+          <w:tcPr>
+            <w:tcW w:w="1165" w:type="dxa"/>
+            <w:tcMar>
+              <w:top w:w="60" w:type="dxa"/>
+              <w:left w:w="120" w:type="dxa"/>
+              <w:bottom w:w="30" w:type="dxa"/>
+              <w:right w:w="120" w:type="dxa"/>
+            </w:tcMar>
+            <w:vAlign w:val="center"/>
+          </w:tcPr>
+          <w:p>
+            <w:pPr>
+              <w:snapToGrid w:val="0"/>
+              <w:spacing w:before="120" w:after="120" w:line="240" w:lineRule="auto"/>
+              <w:ind w:left="0" w:leftChars="0" w:right="0" w:rightChars="0" w:firstLine="0" w:firstLineChars="0"/>
+              <w:jc w:val="center"/>
+              <w:rPr>
+                <w:rFonts w:hint="eastAsia" w:ascii="微软雅黑" w:hAnsi="微软雅黑" w:eastAsia="微软雅黑" w:cs="微软雅黑"/>
+                <w:sz w:val="22"/>
+              </w:rPr>
+            </w:pPr>
+            <w:r>
+              <w:rPr>
+                <w:rFonts w:hint="eastAsia" w:ascii="微软雅黑" w:hAnsi="微软雅黑" w:eastAsia="微软雅黑" w:cs="微软雅黑"/>
+                <w:sz w:val="22"/>
+                <w:lang w:val="en-US" w:eastAsia="zh-CN"/>
+              </w:rPr>
+              <w:t>35</w:t>
             </w:r>
             <w:r>
               <w:rPr>
@@ -3160,9 +3825,13 @@
             <w:right w:w="10" w:type="dxa"/>
           </w:tblCellMar>
         </w:tblPrEx>
-        <w:tc>
-          <w:tcPr>
-            <w:tcW w:w="1254" w:type="dxa"/>
+        <w:trPr>
+          <w:trHeight w:val="0" w:hRule="atLeast"/>
+          <w:jc w:val="center"/>
+        </w:trPr>
+        <w:tc>
+          <w:tcPr>
+            <w:tcW w:w="952" w:type="dxa"/>
             <w:vMerge w:val="continue"/>
             <w:tcMar>
               <w:top w:w="60" w:type="dxa"/>
@@ -3170,95 +3839,144 @@
               <w:bottom w:w="30" w:type="dxa"/>
               <w:right w:w="120" w:type="dxa"/>
             </w:tcMar>
-          </w:tcPr>
-          <w:p>
-            <w:pPr>
-              <w:spacing w:before="120" w:after="120" w:line="288" w:lineRule="auto"/>
+            <w:vAlign w:val="center"/>
+          </w:tcPr>
+          <w:p>
+            <w:pPr>
+              <w:snapToGrid w:val="0"/>
+              <w:spacing w:before="120" w:after="120" w:line="240" w:lineRule="auto"/>
+              <w:ind w:left="0" w:leftChars="0" w:right="0" w:rightChars="0" w:firstLine="0" w:firstLineChars="0"/>
+              <w:jc w:val="center"/>
+              <w:rPr>
+                <w:rFonts w:hint="eastAsia" w:ascii="微软雅黑" w:hAnsi="微软雅黑" w:eastAsia="微软雅黑" w:cs="微软雅黑"/>
+                <w:sz w:val="22"/>
+              </w:rPr>
+            </w:pPr>
+          </w:p>
+        </w:tc>
+        <w:tc>
+          <w:tcPr>
+            <w:tcW w:w="1393" w:type="dxa"/>
+            <w:tcMar>
+              <w:top w:w="60" w:type="dxa"/>
+              <w:left w:w="120" w:type="dxa"/>
+              <w:bottom w:w="30" w:type="dxa"/>
+              <w:right w:w="120" w:type="dxa"/>
+            </w:tcMar>
+            <w:vAlign w:val="center"/>
+          </w:tcPr>
+          <w:p>
+            <w:pPr>
+              <w:snapToGrid w:val="0"/>
+              <w:spacing w:before="120" w:after="120" w:line="240" w:lineRule="auto"/>
+              <w:ind w:left="0" w:leftChars="0" w:right="0" w:rightChars="0" w:firstLine="0" w:firstLineChars="0"/>
+              <w:jc w:val="center"/>
+              <w:rPr>
+                <w:rFonts w:hint="default" w:ascii="微软雅黑" w:hAnsi="微软雅黑" w:eastAsia="微软雅黑" w:cs="微软雅黑"/>
+                <w:sz w:val="22"/>
+                <w:lang w:val="en-US" w:eastAsia="zh-CN"/>
+              </w:rPr>
+            </w:pPr>
+            <w:r>
+              <w:rPr>
+                <w:rFonts w:hint="eastAsia" w:ascii="微软雅黑" w:hAnsi="微软雅黑" w:eastAsia="微软雅黑" w:cs="微软雅黑"/>
+                <w:sz w:val="22"/>
+              </w:rPr>
+              <w:t>学员</w:t>
+            </w:r>
+            <w:r>
+              <w:rPr>
+                <w:rFonts w:hint="eastAsia" w:ascii="微软雅黑" w:hAnsi="微软雅黑" w:eastAsia="微软雅黑" w:cs="微软雅黑"/>
+                <w:sz w:val="22"/>
+                <w:lang w:val="en-US" w:eastAsia="zh-CN"/>
+              </w:rPr>
+              <w:t>中心</w:t>
+            </w:r>
+          </w:p>
+        </w:tc>
+        <w:tc>
+          <w:tcPr>
+            <w:tcW w:w="5011" w:type="dxa"/>
+            <w:tcMar>
+              <w:top w:w="60" w:type="dxa"/>
+              <w:left w:w="120" w:type="dxa"/>
+              <w:bottom w:w="30" w:type="dxa"/>
+              <w:right w:w="120" w:type="dxa"/>
+            </w:tcMar>
+            <w:vAlign w:val="center"/>
+          </w:tcPr>
+          <w:p>
+            <w:pPr>
+              <w:snapToGrid w:val="0"/>
+              <w:spacing w:before="120" w:after="120" w:line="240" w:lineRule="auto"/>
+              <w:ind w:left="0" w:leftChars="0" w:right="0" w:rightChars="0" w:firstLine="0" w:firstLineChars="0"/>
               <w:jc w:val="left"/>
               <w:rPr>
                 <w:rFonts w:hint="eastAsia" w:ascii="微软雅黑" w:hAnsi="微软雅黑" w:eastAsia="微软雅黑" w:cs="微软雅黑"/>
-              </w:rPr>
-            </w:pPr>
-          </w:p>
-        </w:tc>
-        <w:tc>
-          <w:tcPr>
-            <w:tcW w:w="1560" w:type="dxa"/>
-            <w:tcMar>
-              <w:top w:w="60" w:type="dxa"/>
-              <w:left w:w="120" w:type="dxa"/>
-              <w:bottom w:w="30" w:type="dxa"/>
-              <w:right w:w="120" w:type="dxa"/>
-            </w:tcMar>
-          </w:tcPr>
-          <w:p>
-            <w:pPr>
-              <w:spacing w:before="120" w:after="120" w:line="288" w:lineRule="auto"/>
-              <w:jc w:val="left"/>
-              <w:rPr>
-                <w:rFonts w:hint="eastAsia" w:ascii="微软雅黑" w:hAnsi="微软雅黑" w:eastAsia="微软雅黑" w:cs="微软雅黑"/>
-              </w:rPr>
-            </w:pPr>
-            <w:r>
-              <w:rPr>
-                <w:rFonts w:hint="eastAsia" w:ascii="微软雅黑" w:hAnsi="微软雅黑" w:eastAsia="微软雅黑" w:cs="微软雅黑"/>
-                <w:sz w:val="22"/>
-              </w:rPr>
-              <w:t>讲师管理</w:t>
-            </w:r>
-          </w:p>
-        </w:tc>
-        <w:tc>
-          <w:tcPr>
-            <w:tcW w:w="4252" w:type="dxa"/>
-            <w:tcMar>
-              <w:top w:w="60" w:type="dxa"/>
-              <w:left w:w="120" w:type="dxa"/>
-              <w:bottom w:w="30" w:type="dxa"/>
-              <w:right w:w="120" w:type="dxa"/>
-            </w:tcMar>
-          </w:tcPr>
-          <w:p>
-            <w:pPr>
-              <w:spacing w:before="120" w:after="120" w:line="288" w:lineRule="auto"/>
-              <w:jc w:val="left"/>
-              <w:rPr>
-                <w:rFonts w:hint="eastAsia" w:ascii="微软雅黑" w:hAnsi="微软雅黑" w:eastAsia="微软雅黑" w:cs="微软雅黑"/>
-              </w:rPr>
-            </w:pPr>
-            <w:r>
-              <w:rPr>
-                <w:rFonts w:hint="eastAsia" w:ascii="微软雅黑" w:hAnsi="微软雅黑" w:eastAsia="微软雅黑" w:cs="微软雅黑"/>
-                <w:sz w:val="22"/>
-              </w:rPr>
-              <w:t>讲师列表管理、讲师信息新增/编辑、讲师资质配置</w:t>
-            </w:r>
-          </w:p>
-        </w:tc>
-        <w:tc>
-          <w:tcPr>
-            <w:tcW w:w="1418" w:type="dxa"/>
-            <w:tcMar>
-              <w:top w:w="60" w:type="dxa"/>
-              <w:left w:w="120" w:type="dxa"/>
-              <w:bottom w:w="30" w:type="dxa"/>
-              <w:right w:w="120" w:type="dxa"/>
-            </w:tcMar>
-          </w:tcPr>
-          <w:p>
-            <w:pPr>
-              <w:spacing w:before="120" w:after="120" w:line="288" w:lineRule="auto"/>
-              <w:jc w:val="center"/>
-              <w:rPr>
-                <w:rFonts w:hint="eastAsia" w:ascii="微软雅黑" w:hAnsi="微软雅黑" w:eastAsia="微软雅黑" w:cs="微软雅黑"/>
-              </w:rPr>
-            </w:pPr>
-            <w:r>
-              <w:rPr>
-                <w:rFonts w:hint="eastAsia" w:ascii="微软雅黑" w:hAnsi="微软雅黑" w:eastAsia="微软雅黑" w:cs="微软雅黑"/>
-                <w:sz w:val="22"/>
-              </w:rPr>
-              <w:t>1200</w:t>
+                <w:sz w:val="22"/>
+                <w:lang w:eastAsia="zh-CN"/>
+              </w:rPr>
+            </w:pPr>
+            <w:r>
+              <w:rPr>
+                <w:rFonts w:hint="eastAsia" w:ascii="微软雅黑" w:hAnsi="微软雅黑" w:eastAsia="微软雅黑" w:cs="微软雅黑"/>
+                <w:sz w:val="22"/>
+              </w:rPr>
+              <w:t>学员列表增删改查、学员信息管理、用户状态管控、所属机构绑定、学习数据关联查询</w:t>
+            </w:r>
+            <w:r>
+              <w:rPr>
+                <w:rFonts w:hint="eastAsia" w:ascii="微软雅黑" w:hAnsi="微软雅黑" w:eastAsia="微软雅黑" w:cs="微软雅黑"/>
+                <w:sz w:val="22"/>
+                <w:lang w:eastAsia="zh-CN"/>
+              </w:rPr>
+              <w:t>、</w:t>
+            </w:r>
+            <w:r>
+              <w:rPr>
+                <w:rFonts w:hint="eastAsia" w:ascii="微软雅黑" w:hAnsi="微软雅黑" w:eastAsia="微软雅黑" w:cs="微软雅黑"/>
+                <w:sz w:val="22"/>
+              </w:rPr>
+              <w:t>学员学习记录查询与统计、学时合规核查</w:t>
+            </w:r>
+          </w:p>
+        </w:tc>
+        <w:tc>
+          <w:tcPr>
+            <w:tcW w:w="1165" w:type="dxa"/>
+            <w:tcMar>
+              <w:top w:w="60" w:type="dxa"/>
+              <w:left w:w="120" w:type="dxa"/>
+              <w:bottom w:w="30" w:type="dxa"/>
+              <w:right w:w="120" w:type="dxa"/>
+            </w:tcMar>
+            <w:vAlign w:val="center"/>
+          </w:tcPr>
+          <w:p>
+            <w:pPr>
+              <w:snapToGrid w:val="0"/>
+              <w:spacing w:before="120" w:after="120" w:line="240" w:lineRule="auto"/>
+              <w:ind w:left="0" w:leftChars="0" w:right="0" w:rightChars="0" w:firstLine="0" w:firstLineChars="0"/>
+              <w:jc w:val="center"/>
+              <w:rPr>
+                <w:rFonts w:hint="eastAsia" w:ascii="微软雅黑" w:hAnsi="微软雅黑" w:eastAsia="微软雅黑" w:cs="微软雅黑"/>
+                <w:sz w:val="22"/>
+              </w:rPr>
+            </w:pPr>
+            <w:r>
+              <w:rPr>
+                <w:rFonts w:hint="eastAsia" w:ascii="微软雅黑" w:hAnsi="微软雅黑" w:eastAsia="微软雅黑" w:cs="微软雅黑"/>
+                <w:sz w:val="22"/>
+                <w:lang w:val="en-US" w:eastAsia="zh-CN"/>
+              </w:rPr>
+              <w:t>4</w:t>
+            </w:r>
+            <w:r>
+              <w:rPr>
+                <w:rFonts w:hint="eastAsia" w:ascii="微软雅黑" w:hAnsi="微软雅黑" w:eastAsia="微软雅黑" w:cs="微软雅黑"/>
+                <w:sz w:val="22"/>
+              </w:rPr>
+              <w:t>500</w:t>
             </w:r>
           </w:p>
         </w:tc>
@@ -3280,9 +3998,13 @@
             <w:right w:w="10" w:type="dxa"/>
           </w:tblCellMar>
         </w:tblPrEx>
-        <w:tc>
-          <w:tcPr>
-            <w:tcW w:w="1254" w:type="dxa"/>
+        <w:trPr>
+          <w:trHeight w:val="0" w:hRule="atLeast"/>
+          <w:jc w:val="center"/>
+        </w:trPr>
+        <w:tc>
+          <w:tcPr>
+            <w:tcW w:w="952" w:type="dxa"/>
             <w:vMerge w:val="continue"/>
             <w:tcMar>
               <w:top w:w="60" w:type="dxa"/>
@@ -3290,95 +4012,139 @@
               <w:bottom w:w="30" w:type="dxa"/>
               <w:right w:w="120" w:type="dxa"/>
             </w:tcMar>
-          </w:tcPr>
-          <w:p>
-            <w:pPr>
-              <w:spacing w:before="120" w:after="120" w:line="288" w:lineRule="auto"/>
+            <w:vAlign w:val="center"/>
+          </w:tcPr>
+          <w:p>
+            <w:pPr>
+              <w:snapToGrid w:val="0"/>
+              <w:spacing w:before="120" w:after="120" w:line="240" w:lineRule="auto"/>
+              <w:ind w:left="0" w:leftChars="0" w:right="0" w:rightChars="0" w:firstLine="0" w:firstLineChars="0"/>
+              <w:jc w:val="center"/>
+              <w:rPr>
+                <w:rFonts w:hint="eastAsia" w:ascii="微软雅黑" w:hAnsi="微软雅黑" w:eastAsia="微软雅黑" w:cs="微软雅黑"/>
+                <w:sz w:val="22"/>
+              </w:rPr>
+            </w:pPr>
+          </w:p>
+        </w:tc>
+        <w:tc>
+          <w:tcPr>
+            <w:tcW w:w="1393" w:type="dxa"/>
+            <w:tcMar>
+              <w:top w:w="60" w:type="dxa"/>
+              <w:left w:w="120" w:type="dxa"/>
+              <w:bottom w:w="30" w:type="dxa"/>
+              <w:right w:w="120" w:type="dxa"/>
+            </w:tcMar>
+            <w:vAlign w:val="center"/>
+          </w:tcPr>
+          <w:p>
+            <w:pPr>
+              <w:snapToGrid w:val="0"/>
+              <w:spacing w:before="120" w:after="120" w:line="240" w:lineRule="auto"/>
+              <w:ind w:left="0" w:leftChars="0" w:right="0" w:rightChars="0" w:firstLine="0" w:firstLineChars="0"/>
+              <w:jc w:val="center"/>
+              <w:rPr>
+                <w:rFonts w:hint="default" w:ascii="微软雅黑" w:hAnsi="微软雅黑" w:eastAsia="微软雅黑" w:cs="微软雅黑"/>
+                <w:sz w:val="22"/>
+                <w:lang w:val="en-US" w:eastAsia="zh-CN"/>
+              </w:rPr>
+            </w:pPr>
+            <w:r>
+              <w:rPr>
+                <w:rFonts w:hint="eastAsia" w:ascii="微软雅黑" w:hAnsi="微软雅黑" w:eastAsia="微软雅黑" w:cs="微软雅黑"/>
+                <w:sz w:val="22"/>
+                <w:lang w:val="en-US" w:eastAsia="zh-CN"/>
+              </w:rPr>
+              <w:t>课程中心</w:t>
+            </w:r>
+          </w:p>
+        </w:tc>
+        <w:tc>
+          <w:tcPr>
+            <w:tcW w:w="5011" w:type="dxa"/>
+            <w:tcMar>
+              <w:top w:w="60" w:type="dxa"/>
+              <w:left w:w="120" w:type="dxa"/>
+              <w:bottom w:w="30" w:type="dxa"/>
+              <w:right w:w="120" w:type="dxa"/>
+            </w:tcMar>
+            <w:vAlign w:val="center"/>
+          </w:tcPr>
+          <w:p>
+            <w:pPr>
+              <w:snapToGrid w:val="0"/>
+              <w:spacing w:before="120" w:after="120" w:line="240" w:lineRule="auto"/>
+              <w:ind w:left="0" w:leftChars="0" w:right="0" w:rightChars="0" w:firstLine="0" w:firstLineChars="0"/>
               <w:jc w:val="left"/>
               <w:rPr>
-                <w:rFonts w:hint="eastAsia" w:ascii="微软雅黑" w:hAnsi="微软雅黑" w:eastAsia="微软雅黑" w:cs="微软雅黑"/>
-              </w:rPr>
-            </w:pPr>
-          </w:p>
-        </w:tc>
-        <w:tc>
-          <w:tcPr>
-            <w:tcW w:w="1560" w:type="dxa"/>
-            <w:tcMar>
-              <w:top w:w="60" w:type="dxa"/>
-              <w:left w:w="120" w:type="dxa"/>
-              <w:bottom w:w="30" w:type="dxa"/>
-              <w:right w:w="120" w:type="dxa"/>
-            </w:tcMar>
-          </w:tcPr>
-          <w:p>
-            <w:pPr>
-              <w:spacing w:before="120" w:after="120" w:line="288" w:lineRule="auto"/>
-              <w:jc w:val="left"/>
-              <w:rPr>
-                <w:rFonts w:hint="eastAsia" w:ascii="微软雅黑" w:hAnsi="微软雅黑" w:eastAsia="微软雅黑" w:cs="微软雅黑"/>
-              </w:rPr>
-            </w:pPr>
-            <w:r>
-              <w:rPr>
-                <w:rFonts w:hint="eastAsia" w:ascii="微软雅黑" w:hAnsi="微软雅黑" w:eastAsia="微软雅黑" w:cs="微软雅黑"/>
-                <w:sz w:val="22"/>
-              </w:rPr>
-              <w:t>营销管理</w:t>
-            </w:r>
-          </w:p>
-        </w:tc>
-        <w:tc>
-          <w:tcPr>
-            <w:tcW w:w="4252" w:type="dxa"/>
-            <w:tcMar>
-              <w:top w:w="60" w:type="dxa"/>
-              <w:left w:w="120" w:type="dxa"/>
-              <w:bottom w:w="30" w:type="dxa"/>
-              <w:right w:w="120" w:type="dxa"/>
-            </w:tcMar>
-          </w:tcPr>
-          <w:p>
-            <w:pPr>
-              <w:spacing w:before="120" w:after="120" w:line="288" w:lineRule="auto"/>
-              <w:jc w:val="left"/>
-              <w:rPr>
-                <w:rFonts w:hint="eastAsia" w:ascii="微软雅黑" w:hAnsi="微软雅黑" w:eastAsia="微软雅黑" w:cs="微软雅黑"/>
-              </w:rPr>
-            </w:pPr>
-            <w:r>
-              <w:rPr>
-                <w:rFonts w:hint="eastAsia" w:ascii="微软雅黑" w:hAnsi="微软雅黑" w:eastAsia="微软雅黑" w:cs="微软雅黑"/>
-                <w:sz w:val="22"/>
-              </w:rPr>
-              <w:t>Banner管理（轮播图配置）；课程分享管理（分享链接统计）</w:t>
-            </w:r>
-          </w:p>
-        </w:tc>
-        <w:tc>
-          <w:tcPr>
-            <w:tcW w:w="1418" w:type="dxa"/>
-            <w:tcMar>
-              <w:top w:w="60" w:type="dxa"/>
-              <w:left w:w="120" w:type="dxa"/>
-              <w:bottom w:w="30" w:type="dxa"/>
-              <w:right w:w="120" w:type="dxa"/>
-            </w:tcMar>
-          </w:tcPr>
-          <w:p>
-            <w:pPr>
-              <w:spacing w:before="120" w:after="120" w:line="288" w:lineRule="auto"/>
-              <w:jc w:val="center"/>
-              <w:rPr>
-                <w:rFonts w:hint="eastAsia" w:ascii="微软雅黑" w:hAnsi="微软雅黑" w:eastAsia="微软雅黑" w:cs="微软雅黑"/>
-              </w:rPr>
-            </w:pPr>
-            <w:r>
-              <w:rPr>
-                <w:rFonts w:hint="eastAsia" w:ascii="微软雅黑" w:hAnsi="微软雅黑" w:eastAsia="微软雅黑" w:cs="微软雅黑"/>
-                <w:sz w:val="22"/>
-              </w:rPr>
-              <w:t>1500</w:t>
+                <w:rFonts w:hint="default" w:ascii="微软雅黑" w:hAnsi="微软雅黑" w:eastAsia="微软雅黑" w:cs="微软雅黑"/>
+                <w:sz w:val="22"/>
+                <w:lang w:val="en-US" w:eastAsia="zh-CN"/>
+              </w:rPr>
+            </w:pPr>
+            <w:r>
+              <w:rPr>
+                <w:rFonts w:hint="eastAsia" w:ascii="微软雅黑" w:hAnsi="微软雅黑" w:eastAsia="微软雅黑" w:cs="微软雅黑"/>
+                <w:sz w:val="22"/>
+              </w:rPr>
+              <w:t>工种分类配置；课程新增/编辑/上下架、章节层级管理、视频上传配置、免费试听设置</w:t>
+            </w:r>
+            <w:r>
+              <w:rPr>
+                <w:rFonts w:hint="eastAsia" w:ascii="微软雅黑" w:hAnsi="微软雅黑" w:eastAsia="微软雅黑" w:cs="微软雅黑"/>
+                <w:sz w:val="22"/>
+                <w:lang w:val="en-US" w:eastAsia="zh-CN"/>
+              </w:rPr>
+              <w:t>；题库的增删查改及</w:t>
+            </w:r>
+            <w:r>
+              <w:rPr>
+                <w:rFonts w:hint="eastAsia" w:ascii="微软雅黑" w:hAnsi="微软雅黑" w:eastAsia="微软雅黑" w:cs="微软雅黑"/>
+                <w:sz w:val="22"/>
+              </w:rPr>
+              <w:t>题库分类创建、题目新增/编辑、题目批量导入导出、题型管理（单选/多选/判断）、题目难度配置、学员刷题数据统计、错题数据监控</w:t>
+            </w:r>
+            <w:r>
+              <w:rPr>
+                <w:rFonts w:hint="eastAsia" w:ascii="微软雅黑" w:hAnsi="微软雅黑" w:eastAsia="微软雅黑" w:cs="微软雅黑"/>
+                <w:sz w:val="22"/>
+                <w:lang w:val="en-US" w:eastAsia="zh-CN"/>
+              </w:rPr>
+              <w:t>；课程分类的管理；学员课程分享及提点处理；</w:t>
+            </w:r>
+          </w:p>
+        </w:tc>
+        <w:tc>
+          <w:tcPr>
+            <w:tcW w:w="1165" w:type="dxa"/>
+            <w:tcMar>
+              <w:top w:w="60" w:type="dxa"/>
+              <w:left w:w="120" w:type="dxa"/>
+              <w:bottom w:w="30" w:type="dxa"/>
+              <w:right w:w="120" w:type="dxa"/>
+            </w:tcMar>
+            <w:vAlign w:val="center"/>
+          </w:tcPr>
+          <w:p>
+            <w:pPr>
+              <w:snapToGrid w:val="0"/>
+              <w:spacing w:before="120" w:after="120" w:line="240" w:lineRule="auto"/>
+              <w:ind w:left="0" w:leftChars="0" w:right="0" w:rightChars="0" w:firstLine="0" w:firstLineChars="0"/>
+              <w:jc w:val="center"/>
+              <w:rPr>
+                <w:rFonts w:hint="default" w:ascii="微软雅黑" w:hAnsi="微软雅黑" w:eastAsia="微软雅黑" w:cs="微软雅黑"/>
+                <w:sz w:val="22"/>
+                <w:lang w:val="en-US" w:eastAsia="zh-CN"/>
+              </w:rPr>
+            </w:pPr>
+            <w:r>
+              <w:rPr>
+                <w:rFonts w:hint="eastAsia" w:ascii="微软雅黑" w:hAnsi="微软雅黑" w:eastAsia="微软雅黑" w:cs="微软雅黑"/>
+                <w:sz w:val="22"/>
+                <w:lang w:val="en-US" w:eastAsia="zh-CN"/>
+              </w:rPr>
+              <w:t>5500</w:t>
             </w:r>
           </w:p>
         </w:tc>
@@ -3400,9 +4166,13 @@
             <w:right w:w="10" w:type="dxa"/>
           </w:tblCellMar>
         </w:tblPrEx>
-        <w:tc>
-          <w:tcPr>
-            <w:tcW w:w="1254" w:type="dxa"/>
+        <w:trPr>
+          <w:trHeight w:val="0" w:hRule="atLeast"/>
+          <w:jc w:val="center"/>
+        </w:trPr>
+        <w:tc>
+          <w:tcPr>
+            <w:tcW w:w="952" w:type="dxa"/>
             <w:vMerge w:val="continue"/>
             <w:tcMar>
               <w:top w:w="60" w:type="dxa"/>
@@ -3410,60 +4180,86 @@
               <w:bottom w:w="30" w:type="dxa"/>
               <w:right w:w="120" w:type="dxa"/>
             </w:tcMar>
-          </w:tcPr>
-          <w:p>
-            <w:pPr>
-              <w:spacing w:before="120" w:after="120" w:line="288" w:lineRule="auto"/>
+            <w:vAlign w:val="center"/>
+          </w:tcPr>
+          <w:p>
+            <w:pPr>
+              <w:snapToGrid w:val="0"/>
+              <w:spacing w:before="120" w:after="120" w:line="240" w:lineRule="auto"/>
+              <w:ind w:left="0" w:leftChars="0" w:right="0" w:rightChars="0" w:firstLine="0" w:firstLineChars="0"/>
+              <w:jc w:val="center"/>
+              <w:rPr>
+                <w:rFonts w:hint="eastAsia" w:ascii="微软雅黑" w:hAnsi="微软雅黑" w:eastAsia="微软雅黑" w:cs="微软雅黑"/>
+                <w:sz w:val="22"/>
+              </w:rPr>
+            </w:pPr>
+          </w:p>
+        </w:tc>
+        <w:tc>
+          <w:tcPr>
+            <w:tcW w:w="1393" w:type="dxa"/>
+            <w:shd w:val="clear"/>
+            <w:tcMar>
+              <w:top w:w="60" w:type="dxa"/>
+              <w:left w:w="120" w:type="dxa"/>
+              <w:bottom w:w="30" w:type="dxa"/>
+              <w:right w:w="120" w:type="dxa"/>
+            </w:tcMar>
+            <w:vAlign w:val="center"/>
+          </w:tcPr>
+          <w:p>
+            <w:pPr>
+              <w:snapToGrid w:val="0"/>
+              <w:spacing w:before="120" w:after="120" w:line="240" w:lineRule="auto"/>
+              <w:ind w:left="0" w:leftChars="0" w:right="0" w:rightChars="0" w:firstLine="0" w:firstLineChars="0"/>
+              <w:jc w:val="center"/>
+              <w:rPr>
+                <w:rFonts w:hint="default" w:ascii="微软雅黑" w:hAnsi="微软雅黑" w:eastAsia="微软雅黑" w:cs="微软雅黑"/>
+                <w:sz w:val="22"/>
+                <w:szCs w:val="22"/>
+                <w:lang w:val="en-US" w:eastAsia="zh-CN" w:bidi="ar-SA"/>
+              </w:rPr>
+            </w:pPr>
+            <w:r>
+              <w:rPr>
+                <w:rFonts w:hint="eastAsia" w:ascii="微软雅黑" w:hAnsi="微软雅黑" w:eastAsia="微软雅黑" w:cs="微软雅黑"/>
+                <w:sz w:val="22"/>
+              </w:rPr>
+              <w:t>订单</w:t>
+            </w:r>
+            <w:r>
+              <w:rPr>
+                <w:rFonts w:hint="eastAsia" w:ascii="微软雅黑" w:hAnsi="微软雅黑" w:eastAsia="微软雅黑" w:cs="微软雅黑"/>
+                <w:sz w:val="22"/>
+                <w:lang w:val="en-US" w:eastAsia="zh-CN"/>
+              </w:rPr>
+              <w:t>中心</w:t>
+            </w:r>
+          </w:p>
+        </w:tc>
+        <w:tc>
+          <w:tcPr>
+            <w:tcW w:w="5011" w:type="dxa"/>
+            <w:shd w:val="clear"/>
+            <w:tcMar>
+              <w:top w:w="60" w:type="dxa"/>
+              <w:left w:w="120" w:type="dxa"/>
+              <w:bottom w:w="30" w:type="dxa"/>
+              <w:right w:w="120" w:type="dxa"/>
+            </w:tcMar>
+            <w:vAlign w:val="center"/>
+          </w:tcPr>
+          <w:p>
+            <w:pPr>
+              <w:snapToGrid w:val="0"/>
+              <w:spacing w:before="120" w:after="120" w:line="240" w:lineRule="auto"/>
+              <w:ind w:left="0" w:leftChars="0" w:right="0" w:rightChars="0" w:firstLine="0" w:firstLineChars="0"/>
               <w:jc w:val="left"/>
               <w:rPr>
                 <w:rFonts w:hint="eastAsia" w:ascii="微软雅黑" w:hAnsi="微软雅黑" w:eastAsia="微软雅黑" w:cs="微软雅黑"/>
-              </w:rPr>
-            </w:pPr>
-          </w:p>
-        </w:tc>
-        <w:tc>
-          <w:tcPr>
-            <w:tcW w:w="1560" w:type="dxa"/>
-            <w:tcMar>
-              <w:top w:w="60" w:type="dxa"/>
-              <w:left w:w="120" w:type="dxa"/>
-              <w:bottom w:w="30" w:type="dxa"/>
-              <w:right w:w="120" w:type="dxa"/>
-            </w:tcMar>
-          </w:tcPr>
-          <w:p>
-            <w:pPr>
-              <w:spacing w:before="120" w:after="120" w:line="288" w:lineRule="auto"/>
-              <w:jc w:val="left"/>
-              <w:rPr>
-                <w:rFonts w:hint="eastAsia" w:ascii="微软雅黑" w:hAnsi="微软雅黑" w:eastAsia="微软雅黑" w:cs="微软雅黑"/>
-              </w:rPr>
-            </w:pPr>
-            <w:r>
-              <w:rPr>
-                <w:rFonts w:hint="eastAsia" w:ascii="微软雅黑" w:hAnsi="微软雅黑" w:eastAsia="微软雅黑" w:cs="微软雅黑"/>
-                <w:sz w:val="22"/>
-              </w:rPr>
-              <w:t>订单与财务管理</w:t>
-            </w:r>
-          </w:p>
-        </w:tc>
-        <w:tc>
-          <w:tcPr>
-            <w:tcW w:w="4252" w:type="dxa"/>
-            <w:tcMar>
-              <w:top w:w="60" w:type="dxa"/>
-              <w:left w:w="120" w:type="dxa"/>
-              <w:bottom w:w="30" w:type="dxa"/>
-              <w:right w:w="120" w:type="dxa"/>
-            </w:tcMar>
-          </w:tcPr>
-          <w:p>
-            <w:pPr>
-              <w:spacing w:before="120" w:after="120" w:line="288" w:lineRule="auto"/>
-              <w:jc w:val="left"/>
-              <w:rPr>
-                <w:rFonts w:hint="eastAsia" w:ascii="微软雅黑" w:hAnsi="微软雅黑" w:eastAsia="微软雅黑" w:cs="微软雅黑"/>
+                <w:sz w:val="22"/>
+                <w:szCs w:val="22"/>
+                <w:lang w:val="en-US" w:eastAsia="zh-CN" w:bidi="ar-SA"/>
               </w:rPr>
             </w:pPr>
             <w:r>
@@ -3477,28 +4273,50 @@
         </w:tc>
         <w:tc>
           <w:tcPr>
-            <w:tcW w:w="1418" w:type="dxa"/>
-            <w:tcMar>
-              <w:top w:w="60" w:type="dxa"/>
-              <w:left w:w="120" w:type="dxa"/>
-              <w:bottom w:w="30" w:type="dxa"/>
-              <w:right w:w="120" w:type="dxa"/>
-            </w:tcMar>
-          </w:tcPr>
-          <w:p>
-            <w:pPr>
-              <w:spacing w:before="120" w:after="120" w:line="288" w:lineRule="auto"/>
-              <w:jc w:val="center"/>
-              <w:rPr>
-                <w:rFonts w:hint="eastAsia" w:ascii="微软雅黑" w:hAnsi="微软雅黑" w:eastAsia="微软雅黑" w:cs="微软雅黑"/>
-              </w:rPr>
-            </w:pPr>
-            <w:r>
-              <w:rPr>
-                <w:rFonts w:hint="eastAsia" w:ascii="微软雅黑" w:hAnsi="微软雅黑" w:eastAsia="微软雅黑" w:cs="微软雅黑"/>
-                <w:sz w:val="22"/>
-              </w:rPr>
-              <w:t>3000</w:t>
+            <w:tcW w:w="1165" w:type="dxa"/>
+            <w:shd w:val="clear"/>
+            <w:tcMar>
+              <w:top w:w="60" w:type="dxa"/>
+              <w:left w:w="120" w:type="dxa"/>
+              <w:bottom w:w="30" w:type="dxa"/>
+              <w:right w:w="120" w:type="dxa"/>
+            </w:tcMar>
+            <w:vAlign w:val="center"/>
+          </w:tcPr>
+          <w:p>
+            <w:pPr>
+              <w:snapToGrid w:val="0"/>
+              <w:spacing w:before="120" w:after="120" w:line="240" w:lineRule="auto"/>
+              <w:ind w:left="0" w:leftChars="0" w:right="0" w:rightChars="0" w:firstLine="0" w:firstLineChars="0"/>
+              <w:jc w:val="center"/>
+              <w:rPr>
+                <w:rFonts w:hint="eastAsia" w:ascii="微软雅黑" w:hAnsi="微软雅黑" w:eastAsia="微软雅黑" w:cs="微软雅黑"/>
+                <w:sz w:val="22"/>
+                <w:szCs w:val="22"/>
+                <w:lang w:val="en-US" w:eastAsia="zh-CN" w:bidi="ar-SA"/>
+              </w:rPr>
+            </w:pPr>
+            <w:r>
+              <w:rPr>
+                <w:rFonts w:hint="eastAsia" w:ascii="微软雅黑" w:hAnsi="微软雅黑" w:eastAsia="微软雅黑" w:cs="微软雅黑"/>
+                <w:sz w:val="22"/>
+              </w:rPr>
+              <w:t>3</w:t>
+            </w:r>
+            <w:r>
+              <w:rPr>
+                <w:rFonts w:hint="eastAsia" w:ascii="微软雅黑" w:hAnsi="微软雅黑" w:eastAsia="微软雅黑" w:cs="微软雅黑"/>
+                <w:sz w:val="22"/>
+                <w:lang w:val="en-US" w:eastAsia="zh-CN"/>
+              </w:rPr>
+              <w:t>5</w:t>
+            </w:r>
+            <w:r>
+              <w:rPr>
+                <w:rFonts w:hint="eastAsia" w:ascii="微软雅黑" w:hAnsi="微软雅黑" w:eastAsia="微软雅黑" w:cs="微软雅黑"/>
+                <w:sz w:val="22"/>
+              </w:rPr>
+              <w:t>00</w:t>
             </w:r>
           </w:p>
         </w:tc>
@@ -3520,9 +4338,13 @@
             <w:right w:w="10" w:type="dxa"/>
           </w:tblCellMar>
         </w:tblPrEx>
-        <w:tc>
-          <w:tcPr>
-            <w:tcW w:w="1254" w:type="dxa"/>
+        <w:trPr>
+          <w:trHeight w:val="0" w:hRule="atLeast"/>
+          <w:jc w:val="center"/>
+        </w:trPr>
+        <w:tc>
+          <w:tcPr>
+            <w:tcW w:w="952" w:type="dxa"/>
             <w:vMerge w:val="continue"/>
             <w:tcMar>
               <w:top w:w="60" w:type="dxa"/>
@@ -3530,95 +4352,137 @@
               <w:bottom w:w="30" w:type="dxa"/>
               <w:right w:w="120" w:type="dxa"/>
             </w:tcMar>
-          </w:tcPr>
-          <w:p>
-            <w:pPr>
-              <w:spacing w:before="120" w:after="120" w:line="288" w:lineRule="auto"/>
+            <w:vAlign w:val="center"/>
+          </w:tcPr>
+          <w:p>
+            <w:pPr>
+              <w:snapToGrid w:val="0"/>
+              <w:spacing w:before="120" w:after="120" w:line="240" w:lineRule="auto"/>
+              <w:ind w:left="0" w:leftChars="0" w:right="0" w:rightChars="0" w:firstLine="0" w:firstLineChars="0"/>
+              <w:jc w:val="center"/>
+              <w:rPr>
+                <w:rFonts w:hint="eastAsia" w:ascii="微软雅黑" w:hAnsi="微软雅黑" w:eastAsia="微软雅黑" w:cs="微软雅黑"/>
+                <w:sz w:val="22"/>
+              </w:rPr>
+            </w:pPr>
+          </w:p>
+        </w:tc>
+        <w:tc>
+          <w:tcPr>
+            <w:tcW w:w="1393" w:type="dxa"/>
+            <w:shd w:val="clear"/>
+            <w:tcMar>
+              <w:top w:w="60" w:type="dxa"/>
+              <w:left w:w="120" w:type="dxa"/>
+              <w:bottom w:w="30" w:type="dxa"/>
+              <w:right w:w="120" w:type="dxa"/>
+            </w:tcMar>
+            <w:vAlign w:val="center"/>
+          </w:tcPr>
+          <w:p>
+            <w:pPr>
+              <w:snapToGrid w:val="0"/>
+              <w:spacing w:before="120" w:after="120" w:line="240" w:lineRule="auto"/>
+              <w:ind w:left="0" w:leftChars="0" w:right="0" w:rightChars="0" w:firstLine="0" w:firstLineChars="0"/>
+              <w:jc w:val="center"/>
+              <w:rPr>
+                <w:rFonts w:hint="eastAsia" w:ascii="微软雅黑" w:hAnsi="微软雅黑" w:eastAsia="微软雅黑" w:cs="微软雅黑"/>
+                <w:sz w:val="22"/>
+              </w:rPr>
+            </w:pPr>
+            <w:r>
+              <w:rPr>
+                <w:rFonts w:hint="eastAsia" w:ascii="微软雅黑" w:hAnsi="微软雅黑" w:eastAsia="微软雅黑" w:cs="微软雅黑"/>
+                <w:sz w:val="22"/>
+              </w:rPr>
+              <w:t>讲师</w:t>
+            </w:r>
+            <w:r>
+              <w:rPr>
+                <w:rFonts w:hint="eastAsia" w:ascii="微软雅黑" w:hAnsi="微软雅黑" w:eastAsia="微软雅黑" w:cs="微软雅黑"/>
+                <w:sz w:val="22"/>
+                <w:lang w:val="en-US" w:eastAsia="zh-CN"/>
+              </w:rPr>
+              <w:t>中心</w:t>
+            </w:r>
+          </w:p>
+        </w:tc>
+        <w:tc>
+          <w:tcPr>
+            <w:tcW w:w="5011" w:type="dxa"/>
+            <w:shd w:val="clear"/>
+            <w:tcMar>
+              <w:top w:w="60" w:type="dxa"/>
+              <w:left w:w="120" w:type="dxa"/>
+              <w:bottom w:w="30" w:type="dxa"/>
+              <w:right w:w="120" w:type="dxa"/>
+            </w:tcMar>
+            <w:vAlign w:val="center"/>
+          </w:tcPr>
+          <w:p>
+            <w:pPr>
+              <w:snapToGrid w:val="0"/>
+              <w:spacing w:before="120" w:after="120" w:line="240" w:lineRule="auto"/>
+              <w:ind w:left="0" w:leftChars="0" w:right="0" w:rightChars="0" w:firstLine="0" w:firstLineChars="0"/>
               <w:jc w:val="left"/>
               <w:rPr>
                 <w:rFonts w:hint="eastAsia" w:ascii="微软雅黑" w:hAnsi="微软雅黑" w:eastAsia="微软雅黑" w:cs="微软雅黑"/>
-              </w:rPr>
-            </w:pPr>
-          </w:p>
-        </w:tc>
-        <w:tc>
-          <w:tcPr>
-            <w:tcW w:w="1560" w:type="dxa"/>
-            <w:tcMar>
-              <w:top w:w="60" w:type="dxa"/>
-              <w:left w:w="120" w:type="dxa"/>
-              <w:bottom w:w="30" w:type="dxa"/>
-              <w:right w:w="120" w:type="dxa"/>
-            </w:tcMar>
-          </w:tcPr>
-          <w:p>
-            <w:pPr>
-              <w:spacing w:before="120" w:after="120" w:line="288" w:lineRule="auto"/>
-              <w:jc w:val="left"/>
-              <w:rPr>
-                <w:rFonts w:hint="eastAsia" w:ascii="微软雅黑" w:hAnsi="微软雅黑" w:eastAsia="微软雅黑" w:cs="微软雅黑"/>
-              </w:rPr>
-            </w:pPr>
-            <w:r>
-              <w:rPr>
-                <w:rFonts w:hint="eastAsia" w:ascii="微软雅黑" w:hAnsi="微软雅黑" w:eastAsia="微软雅黑" w:cs="微软雅黑"/>
-                <w:sz w:val="22"/>
-              </w:rPr>
-              <w:t>题库管理</w:t>
-            </w:r>
-          </w:p>
-        </w:tc>
-        <w:tc>
-          <w:tcPr>
-            <w:tcW w:w="4252" w:type="dxa"/>
-            <w:tcMar>
-              <w:top w:w="60" w:type="dxa"/>
-              <w:left w:w="120" w:type="dxa"/>
-              <w:bottom w:w="30" w:type="dxa"/>
-              <w:right w:w="120" w:type="dxa"/>
-            </w:tcMar>
-          </w:tcPr>
-          <w:p>
-            <w:pPr>
-              <w:spacing w:before="120" w:after="120" w:line="288" w:lineRule="auto"/>
-              <w:jc w:val="left"/>
-              <w:rPr>
-                <w:rFonts w:hint="eastAsia" w:ascii="微软雅黑" w:hAnsi="微软雅黑" w:eastAsia="微软雅黑" w:cs="微软雅黑"/>
-              </w:rPr>
-            </w:pPr>
-            <w:r>
-              <w:rPr>
-                <w:rFonts w:hint="eastAsia" w:ascii="微软雅黑" w:hAnsi="微软雅黑" w:eastAsia="微软雅黑" w:cs="微软雅黑"/>
-                <w:sz w:val="22"/>
-              </w:rPr>
-              <w:t>题库分类创建、题目新增/编辑、题目批量导入导出、题型管理（单选/多选/判断）、题目难度配置、学员刷题数据统计、错题数据监控</w:t>
-            </w:r>
-          </w:p>
-        </w:tc>
-        <w:tc>
-          <w:tcPr>
-            <w:tcW w:w="1418" w:type="dxa"/>
-            <w:tcMar>
-              <w:top w:w="60" w:type="dxa"/>
-              <w:left w:w="120" w:type="dxa"/>
-              <w:bottom w:w="30" w:type="dxa"/>
-              <w:right w:w="120" w:type="dxa"/>
-            </w:tcMar>
-          </w:tcPr>
-          <w:p>
-            <w:pPr>
-              <w:spacing w:before="120" w:after="120" w:line="288" w:lineRule="auto"/>
-              <w:jc w:val="center"/>
-              <w:rPr>
-                <w:rFonts w:hint="eastAsia" w:ascii="微软雅黑" w:hAnsi="微软雅黑" w:eastAsia="微软雅黑" w:cs="微软雅黑"/>
-              </w:rPr>
-            </w:pPr>
-            <w:r>
-              <w:rPr>
-                <w:rFonts w:hint="eastAsia" w:ascii="微软雅黑" w:hAnsi="微软雅黑" w:eastAsia="微软雅黑" w:cs="微软雅黑"/>
-                <w:sz w:val="22"/>
-              </w:rPr>
-              <w:t>3000</w:t>
+                <w:sz w:val="22"/>
+              </w:rPr>
+            </w:pPr>
+            <w:r>
+              <w:rPr>
+                <w:rFonts w:hint="eastAsia" w:ascii="微软雅黑" w:hAnsi="微软雅黑" w:eastAsia="微软雅黑" w:cs="微软雅黑"/>
+                <w:sz w:val="22"/>
+              </w:rPr>
+              <w:t>讲师列表管理、讲师信息新增/编辑、讲师资质配置</w:t>
+            </w:r>
+          </w:p>
+        </w:tc>
+        <w:tc>
+          <w:tcPr>
+            <w:tcW w:w="1165" w:type="dxa"/>
+            <w:shd w:val="clear"/>
+            <w:tcMar>
+              <w:top w:w="60" w:type="dxa"/>
+              <w:left w:w="120" w:type="dxa"/>
+              <w:bottom w:w="30" w:type="dxa"/>
+              <w:right w:w="120" w:type="dxa"/>
+            </w:tcMar>
+            <w:vAlign w:val="center"/>
+          </w:tcPr>
+          <w:p>
+            <w:pPr>
+              <w:snapToGrid w:val="0"/>
+              <w:spacing w:before="120" w:after="120" w:line="240" w:lineRule="auto"/>
+              <w:ind w:left="0" w:leftChars="0" w:right="0" w:rightChars="0" w:firstLine="0" w:firstLineChars="0"/>
+              <w:jc w:val="center"/>
+              <w:rPr>
+                <w:rFonts w:hint="eastAsia" w:ascii="微软雅黑" w:hAnsi="微软雅黑" w:eastAsia="微软雅黑" w:cs="微软雅黑"/>
+                <w:sz w:val="22"/>
+              </w:rPr>
+            </w:pPr>
+            <w:r>
+              <w:rPr>
+                <w:rFonts w:hint="eastAsia" w:ascii="微软雅黑" w:hAnsi="微软雅黑" w:eastAsia="微软雅黑" w:cs="微软雅黑"/>
+                <w:sz w:val="22"/>
+              </w:rPr>
+              <w:t>1</w:t>
+            </w:r>
+            <w:r>
+              <w:rPr>
+                <w:rFonts w:hint="eastAsia" w:ascii="微软雅黑" w:hAnsi="微软雅黑" w:eastAsia="微软雅黑" w:cs="微软雅黑"/>
+                <w:sz w:val="22"/>
+                <w:lang w:val="en-US" w:eastAsia="zh-CN"/>
+              </w:rPr>
+              <w:t>5</w:t>
+            </w:r>
+            <w:r>
+              <w:rPr>
+                <w:rFonts w:hint="eastAsia" w:ascii="微软雅黑" w:hAnsi="微软雅黑" w:eastAsia="微软雅黑" w:cs="微软雅黑"/>
+                <w:sz w:val="22"/>
+              </w:rPr>
+              <w:t>00</w:t>
             </w:r>
           </w:p>
         </w:tc>
@@ -3640,9 +4504,13 @@
             <w:right w:w="10" w:type="dxa"/>
           </w:tblCellMar>
         </w:tblPrEx>
-        <w:tc>
-          <w:tcPr>
-            <w:tcW w:w="1254" w:type="dxa"/>
+        <w:trPr>
+          <w:trHeight w:val="0" w:hRule="atLeast"/>
+          <w:jc w:val="center"/>
+        </w:trPr>
+        <w:tc>
+          <w:tcPr>
+            <w:tcW w:w="952" w:type="dxa"/>
             <w:vMerge w:val="continue"/>
             <w:tcMar>
               <w:top w:w="60" w:type="dxa"/>
@@ -3650,95 +4518,143 @@
               <w:bottom w:w="30" w:type="dxa"/>
               <w:right w:w="120" w:type="dxa"/>
             </w:tcMar>
-          </w:tcPr>
-          <w:p>
-            <w:pPr>
-              <w:spacing w:before="120" w:after="120" w:line="288" w:lineRule="auto"/>
+            <w:vAlign w:val="center"/>
+          </w:tcPr>
+          <w:p>
+            <w:pPr>
+              <w:snapToGrid w:val="0"/>
+              <w:spacing w:before="120" w:after="120" w:line="240" w:lineRule="auto"/>
+              <w:ind w:left="0" w:leftChars="0" w:right="0" w:rightChars="0" w:firstLine="0" w:firstLineChars="0"/>
+              <w:jc w:val="center"/>
+              <w:rPr>
+                <w:rFonts w:hint="eastAsia" w:ascii="微软雅黑" w:hAnsi="微软雅黑" w:eastAsia="微软雅黑" w:cs="微软雅黑"/>
+                <w:sz w:val="22"/>
+              </w:rPr>
+            </w:pPr>
+          </w:p>
+        </w:tc>
+        <w:tc>
+          <w:tcPr>
+            <w:tcW w:w="1393" w:type="dxa"/>
+            <w:tcMar>
+              <w:top w:w="60" w:type="dxa"/>
+              <w:left w:w="120" w:type="dxa"/>
+              <w:bottom w:w="30" w:type="dxa"/>
+              <w:right w:w="120" w:type="dxa"/>
+            </w:tcMar>
+            <w:vAlign w:val="center"/>
+          </w:tcPr>
+          <w:p>
+            <w:pPr>
+              <w:snapToGrid w:val="0"/>
+              <w:spacing w:before="120" w:after="120" w:line="240" w:lineRule="auto"/>
+              <w:ind w:left="0" w:leftChars="0" w:right="0" w:rightChars="0" w:firstLine="0" w:firstLineChars="0"/>
+              <w:jc w:val="center"/>
+              <w:rPr>
+                <w:rFonts w:hint="default" w:ascii="微软雅黑" w:hAnsi="微软雅黑" w:eastAsia="微软雅黑" w:cs="微软雅黑"/>
+                <w:sz w:val="22"/>
+                <w:lang w:val="en-US" w:eastAsia="zh-CN"/>
+              </w:rPr>
+            </w:pPr>
+            <w:r>
+              <w:rPr>
+                <w:rFonts w:hint="eastAsia" w:ascii="微软雅黑" w:hAnsi="微软雅黑" w:eastAsia="微软雅黑" w:cs="微软雅黑"/>
+                <w:sz w:val="22"/>
+              </w:rPr>
+              <w:t>证书</w:t>
+            </w:r>
+            <w:r>
+              <w:rPr>
+                <w:rFonts w:hint="eastAsia" w:ascii="微软雅黑" w:hAnsi="微软雅黑" w:eastAsia="微软雅黑" w:cs="微软雅黑"/>
+                <w:sz w:val="22"/>
+                <w:lang w:val="en-US" w:eastAsia="zh-CN"/>
+              </w:rPr>
+              <w:t>中心</w:t>
+            </w:r>
+          </w:p>
+        </w:tc>
+        <w:tc>
+          <w:tcPr>
+            <w:tcW w:w="5011" w:type="dxa"/>
+            <w:tcMar>
+              <w:top w:w="60" w:type="dxa"/>
+              <w:left w:w="120" w:type="dxa"/>
+              <w:bottom w:w="30" w:type="dxa"/>
+              <w:right w:w="120" w:type="dxa"/>
+            </w:tcMar>
+            <w:vAlign w:val="center"/>
+          </w:tcPr>
+          <w:p>
+            <w:pPr>
+              <w:snapToGrid w:val="0"/>
+              <w:spacing w:before="120" w:after="120" w:line="240" w:lineRule="auto"/>
+              <w:ind w:left="0" w:leftChars="0" w:right="0" w:rightChars="0" w:firstLine="0" w:firstLineChars="0"/>
               <w:jc w:val="left"/>
               <w:rPr>
                 <w:rFonts w:hint="eastAsia" w:ascii="微软雅黑" w:hAnsi="微软雅黑" w:eastAsia="微软雅黑" w:cs="微软雅黑"/>
-              </w:rPr>
-            </w:pPr>
-          </w:p>
-        </w:tc>
-        <w:tc>
-          <w:tcPr>
-            <w:tcW w:w="1560" w:type="dxa"/>
-            <w:tcMar>
-              <w:top w:w="60" w:type="dxa"/>
-              <w:left w:w="120" w:type="dxa"/>
-              <w:bottom w:w="30" w:type="dxa"/>
-              <w:right w:w="120" w:type="dxa"/>
-            </w:tcMar>
-          </w:tcPr>
-          <w:p>
-            <w:pPr>
-              <w:spacing w:before="120" w:after="120" w:line="288" w:lineRule="auto"/>
-              <w:jc w:val="left"/>
-              <w:rPr>
-                <w:rFonts w:hint="eastAsia" w:ascii="微软雅黑" w:hAnsi="微软雅黑" w:eastAsia="微软雅黑" w:cs="微软雅黑"/>
-              </w:rPr>
-            </w:pPr>
-            <w:r>
-              <w:rPr>
-                <w:rFonts w:hint="eastAsia" w:ascii="微软雅黑" w:hAnsi="微软雅黑" w:eastAsia="微软雅黑" w:cs="微软雅黑"/>
-                <w:sz w:val="22"/>
-              </w:rPr>
-              <w:t>内容管理</w:t>
-            </w:r>
-          </w:p>
-        </w:tc>
-        <w:tc>
-          <w:tcPr>
-            <w:tcW w:w="4252" w:type="dxa"/>
-            <w:tcMar>
-              <w:top w:w="60" w:type="dxa"/>
-              <w:left w:w="120" w:type="dxa"/>
-              <w:bottom w:w="30" w:type="dxa"/>
-              <w:right w:w="120" w:type="dxa"/>
-            </w:tcMar>
-          </w:tcPr>
-          <w:p>
-            <w:pPr>
-              <w:spacing w:before="120" w:after="120" w:line="288" w:lineRule="auto"/>
-              <w:jc w:val="left"/>
-              <w:rPr>
-                <w:rFonts w:hint="eastAsia" w:ascii="微软雅黑" w:hAnsi="微软雅黑" w:eastAsia="微软雅黑" w:cs="微软雅黑"/>
-              </w:rPr>
-            </w:pPr>
-            <w:r>
-              <w:rPr>
-                <w:rFonts w:hint="eastAsia" w:ascii="微软雅黑" w:hAnsi="微软雅黑" w:eastAsia="微软雅黑" w:cs="微软雅黑"/>
-                <w:sz w:val="22"/>
-              </w:rPr>
-              <w:t>资讯栏目配置、文章发布/编辑/上下架；资讯分类管理</w:t>
-            </w:r>
-          </w:p>
-        </w:tc>
-        <w:tc>
-          <w:tcPr>
-            <w:tcW w:w="1418" w:type="dxa"/>
-            <w:tcMar>
-              <w:top w:w="60" w:type="dxa"/>
-              <w:left w:w="120" w:type="dxa"/>
-              <w:bottom w:w="30" w:type="dxa"/>
-              <w:right w:w="120" w:type="dxa"/>
-            </w:tcMar>
-          </w:tcPr>
-          <w:p>
-            <w:pPr>
-              <w:spacing w:before="120" w:after="120" w:line="288" w:lineRule="auto"/>
-              <w:jc w:val="center"/>
-              <w:rPr>
-                <w:rFonts w:hint="eastAsia" w:ascii="微软雅黑" w:hAnsi="微软雅黑" w:eastAsia="微软雅黑" w:cs="微软雅黑"/>
-              </w:rPr>
-            </w:pPr>
-            <w:r>
-              <w:rPr>
-                <w:rFonts w:hint="eastAsia" w:ascii="微软雅黑" w:hAnsi="微软雅黑" w:eastAsia="微软雅黑" w:cs="微软雅黑"/>
-                <w:sz w:val="22"/>
-              </w:rPr>
-              <w:t>2000</w:t>
+                <w:sz w:val="22"/>
+              </w:rPr>
+            </w:pPr>
+            <w:r>
+              <w:rPr>
+                <w:rFonts w:hint="eastAsia" w:ascii="微软雅黑" w:hAnsi="微软雅黑" w:eastAsia="微软雅黑" w:cs="微软雅黑"/>
+                <w:sz w:val="22"/>
+              </w:rPr>
+              <w:t>证书记录列表查询、证书状态管理、证书</w:t>
+            </w:r>
+            <w:r>
+              <w:rPr>
+                <w:rFonts w:hint="eastAsia" w:ascii="微软雅黑" w:hAnsi="微软雅黑" w:eastAsia="微软雅黑" w:cs="微软雅黑"/>
+                <w:sz w:val="22"/>
+                <w:lang w:val="en-US" w:eastAsia="zh-CN"/>
+              </w:rPr>
+              <w:t>模板及结业</w:t>
+            </w:r>
+            <w:r>
+              <w:rPr>
+                <w:rFonts w:hint="eastAsia" w:ascii="微软雅黑" w:hAnsi="微软雅黑" w:eastAsia="微软雅黑" w:cs="微软雅黑"/>
+                <w:sz w:val="22"/>
+              </w:rPr>
+              <w:t>颁发操作</w:t>
+            </w:r>
+          </w:p>
+        </w:tc>
+        <w:tc>
+          <w:tcPr>
+            <w:tcW w:w="1165" w:type="dxa"/>
+            <w:tcMar>
+              <w:top w:w="60" w:type="dxa"/>
+              <w:left w:w="120" w:type="dxa"/>
+              <w:bottom w:w="30" w:type="dxa"/>
+              <w:right w:w="120" w:type="dxa"/>
+            </w:tcMar>
+            <w:vAlign w:val="center"/>
+          </w:tcPr>
+          <w:p>
+            <w:pPr>
+              <w:snapToGrid w:val="0"/>
+              <w:spacing w:before="120" w:after="120" w:line="240" w:lineRule="auto"/>
+              <w:ind w:left="0" w:leftChars="0" w:right="0" w:rightChars="0" w:firstLine="0" w:firstLineChars="0"/>
+              <w:jc w:val="center"/>
+              <w:rPr>
+                <w:rFonts w:hint="eastAsia" w:ascii="微软雅黑" w:hAnsi="微软雅黑" w:eastAsia="微软雅黑" w:cs="微软雅黑"/>
+                <w:sz w:val="22"/>
+              </w:rPr>
+            </w:pPr>
+            <w:r>
+              <w:rPr>
+                <w:rFonts w:hint="eastAsia" w:ascii="微软雅黑" w:hAnsi="微软雅黑" w:eastAsia="微软雅黑" w:cs="微软雅黑"/>
+                <w:sz w:val="22"/>
+                <w:lang w:val="en-US" w:eastAsia="zh-CN"/>
+              </w:rPr>
+              <w:t>2</w:t>
+            </w:r>
+            <w:r>
+              <w:rPr>
+                <w:rFonts w:hint="eastAsia" w:ascii="微软雅黑" w:hAnsi="微软雅黑" w:eastAsia="微软雅黑" w:cs="微软雅黑"/>
+                <w:sz w:val="22"/>
+              </w:rPr>
+              <w:t>500</w:t>
             </w:r>
           </w:p>
         </w:tc>
@@ -3760,9 +4676,13 @@
             <w:right w:w="10" w:type="dxa"/>
           </w:tblCellMar>
         </w:tblPrEx>
-        <w:tc>
-          <w:tcPr>
-            <w:tcW w:w="1254" w:type="dxa"/>
+        <w:trPr>
+          <w:trHeight w:val="0" w:hRule="atLeast"/>
+          <w:jc w:val="center"/>
+        </w:trPr>
+        <w:tc>
+          <w:tcPr>
+            <w:tcW w:w="952" w:type="dxa"/>
             <w:vMerge w:val="continue"/>
             <w:tcMar>
               <w:top w:w="60" w:type="dxa"/>
@@ -3770,95 +4690,135 @@
               <w:bottom w:w="30" w:type="dxa"/>
               <w:right w:w="120" w:type="dxa"/>
             </w:tcMar>
-          </w:tcPr>
-          <w:p>
-            <w:pPr>
-              <w:spacing w:before="120" w:after="120" w:line="288" w:lineRule="auto"/>
+            <w:vAlign w:val="center"/>
+          </w:tcPr>
+          <w:p>
+            <w:pPr>
+              <w:snapToGrid w:val="0"/>
+              <w:spacing w:before="120" w:after="120" w:line="240" w:lineRule="auto"/>
+              <w:ind w:left="0" w:leftChars="0" w:right="0" w:rightChars="0" w:firstLine="0" w:firstLineChars="0"/>
+              <w:jc w:val="center"/>
+              <w:rPr>
+                <w:rFonts w:hint="eastAsia" w:ascii="微软雅黑" w:hAnsi="微软雅黑" w:eastAsia="微软雅黑" w:cs="微软雅黑"/>
+                <w:sz w:val="22"/>
+              </w:rPr>
+            </w:pPr>
+          </w:p>
+        </w:tc>
+        <w:tc>
+          <w:tcPr>
+            <w:tcW w:w="1393" w:type="dxa"/>
+            <w:tcMar>
+              <w:top w:w="60" w:type="dxa"/>
+              <w:left w:w="120" w:type="dxa"/>
+              <w:bottom w:w="30" w:type="dxa"/>
+              <w:right w:w="120" w:type="dxa"/>
+            </w:tcMar>
+            <w:vAlign w:val="center"/>
+          </w:tcPr>
+          <w:p>
+            <w:pPr>
+              <w:snapToGrid w:val="0"/>
+              <w:spacing w:before="120" w:after="120" w:line="240" w:lineRule="auto"/>
+              <w:ind w:left="0" w:leftChars="0" w:right="0" w:rightChars="0" w:firstLine="0" w:firstLineChars="0"/>
+              <w:jc w:val="center"/>
+              <w:rPr>
+                <w:rFonts w:hint="default" w:ascii="微软雅黑" w:hAnsi="微软雅黑" w:eastAsia="微软雅黑" w:cs="微软雅黑"/>
+                <w:sz w:val="22"/>
+                <w:lang w:val="en-US" w:eastAsia="zh-CN"/>
+              </w:rPr>
+            </w:pPr>
+            <w:r>
+              <w:rPr>
+                <w:rFonts w:hint="eastAsia" w:ascii="微软雅黑" w:hAnsi="微软雅黑" w:eastAsia="微软雅黑" w:cs="微软雅黑"/>
+                <w:sz w:val="22"/>
+              </w:rPr>
+              <w:t>内容</w:t>
+            </w:r>
+            <w:r>
+              <w:rPr>
+                <w:rFonts w:hint="eastAsia" w:ascii="微软雅黑" w:hAnsi="微软雅黑" w:eastAsia="微软雅黑" w:cs="微软雅黑"/>
+                <w:sz w:val="22"/>
+                <w:lang w:val="en-US" w:eastAsia="zh-CN"/>
+              </w:rPr>
+              <w:t>中心</w:t>
+            </w:r>
+          </w:p>
+        </w:tc>
+        <w:tc>
+          <w:tcPr>
+            <w:tcW w:w="5011" w:type="dxa"/>
+            <w:tcMar>
+              <w:top w:w="60" w:type="dxa"/>
+              <w:left w:w="120" w:type="dxa"/>
+              <w:bottom w:w="30" w:type="dxa"/>
+              <w:right w:w="120" w:type="dxa"/>
+            </w:tcMar>
+            <w:vAlign w:val="center"/>
+          </w:tcPr>
+          <w:p>
+            <w:pPr>
+              <w:snapToGrid w:val="0"/>
+              <w:spacing w:before="120" w:after="120" w:line="240" w:lineRule="auto"/>
+              <w:ind w:left="0" w:leftChars="0" w:right="0" w:rightChars="0" w:firstLine="0" w:firstLineChars="0"/>
               <w:jc w:val="left"/>
               <w:rPr>
                 <w:rFonts w:hint="eastAsia" w:ascii="微软雅黑" w:hAnsi="微软雅黑" w:eastAsia="微软雅黑" w:cs="微软雅黑"/>
-              </w:rPr>
-            </w:pPr>
-          </w:p>
-        </w:tc>
-        <w:tc>
-          <w:tcPr>
-            <w:tcW w:w="1560" w:type="dxa"/>
-            <w:tcMar>
-              <w:top w:w="60" w:type="dxa"/>
-              <w:left w:w="120" w:type="dxa"/>
-              <w:bottom w:w="30" w:type="dxa"/>
-              <w:right w:w="120" w:type="dxa"/>
-            </w:tcMar>
-          </w:tcPr>
-          <w:p>
-            <w:pPr>
-              <w:spacing w:before="120" w:after="120" w:line="288" w:lineRule="auto"/>
-              <w:jc w:val="left"/>
-              <w:rPr>
-                <w:rFonts w:hint="eastAsia" w:ascii="微软雅黑" w:hAnsi="微软雅黑" w:eastAsia="微软雅黑" w:cs="微软雅黑"/>
-              </w:rPr>
-            </w:pPr>
-            <w:r>
-              <w:rPr>
-                <w:rFonts w:hint="eastAsia" w:ascii="微软雅黑" w:hAnsi="微软雅黑" w:eastAsia="微软雅黑" w:cs="微软雅黑"/>
-                <w:sz w:val="22"/>
-              </w:rPr>
-              <w:t>消息中心</w:t>
-            </w:r>
-          </w:p>
-        </w:tc>
-        <w:tc>
-          <w:tcPr>
-            <w:tcW w:w="4252" w:type="dxa"/>
-            <w:tcMar>
-              <w:top w:w="60" w:type="dxa"/>
-              <w:left w:w="120" w:type="dxa"/>
-              <w:bottom w:w="30" w:type="dxa"/>
-              <w:right w:w="120" w:type="dxa"/>
-            </w:tcMar>
-          </w:tcPr>
-          <w:p>
-            <w:pPr>
-              <w:spacing w:before="120" w:after="120" w:line="288" w:lineRule="auto"/>
-              <w:jc w:val="left"/>
-              <w:rPr>
-                <w:rFonts w:hint="eastAsia" w:ascii="微软雅黑" w:hAnsi="微软雅黑" w:eastAsia="微软雅黑" w:cs="微软雅黑"/>
-              </w:rPr>
-            </w:pPr>
-            <w:r>
-              <w:rPr>
-                <w:rFonts w:hint="eastAsia" w:ascii="微软雅黑" w:hAnsi="微软雅黑" w:eastAsia="微软雅黑" w:cs="微软雅黑"/>
-                <w:sz w:val="22"/>
-              </w:rPr>
-              <w:t>系统消息管理、消息发送与推送配置</w:t>
-            </w:r>
-          </w:p>
-        </w:tc>
-        <w:tc>
-          <w:tcPr>
-            <w:tcW w:w="1418" w:type="dxa"/>
-            <w:tcMar>
-              <w:top w:w="60" w:type="dxa"/>
-              <w:left w:w="120" w:type="dxa"/>
-              <w:bottom w:w="30" w:type="dxa"/>
-              <w:right w:w="120" w:type="dxa"/>
-            </w:tcMar>
-          </w:tcPr>
-          <w:p>
-            <w:pPr>
-              <w:spacing w:before="120" w:after="120" w:line="288" w:lineRule="auto"/>
-              <w:jc w:val="center"/>
-              <w:rPr>
-                <w:rFonts w:hint="eastAsia" w:ascii="微软雅黑" w:hAnsi="微软雅黑" w:eastAsia="微软雅黑" w:cs="微软雅黑"/>
-              </w:rPr>
-            </w:pPr>
-            <w:r>
-              <w:rPr>
-                <w:rFonts w:hint="eastAsia" w:ascii="微软雅黑" w:hAnsi="微软雅黑" w:eastAsia="微软雅黑" w:cs="微软雅黑"/>
-                <w:sz w:val="22"/>
-              </w:rPr>
-              <w:t>1000</w:t>
+                <w:sz w:val="22"/>
+              </w:rPr>
+            </w:pPr>
+            <w:r>
+              <w:rPr>
+                <w:rFonts w:hint="eastAsia" w:ascii="微软雅黑" w:hAnsi="微软雅黑" w:eastAsia="微软雅黑" w:cs="微软雅黑"/>
+                <w:sz w:val="22"/>
+              </w:rPr>
+              <w:t>资讯栏目配置、文章发布/编辑/上下架；资讯分类管理</w:t>
+            </w:r>
+          </w:p>
+        </w:tc>
+        <w:tc>
+          <w:tcPr>
+            <w:tcW w:w="1165" w:type="dxa"/>
+            <w:tcMar>
+              <w:top w:w="60" w:type="dxa"/>
+              <w:left w:w="120" w:type="dxa"/>
+              <w:bottom w:w="30" w:type="dxa"/>
+              <w:right w:w="120" w:type="dxa"/>
+            </w:tcMar>
+            <w:vAlign w:val="center"/>
+          </w:tcPr>
+          <w:p>
+            <w:pPr>
+              <w:snapToGrid w:val="0"/>
+              <w:spacing w:before="120" w:after="120" w:line="240" w:lineRule="auto"/>
+              <w:ind w:left="0" w:leftChars="0" w:right="0" w:rightChars="0" w:firstLine="0" w:firstLineChars="0"/>
+              <w:jc w:val="center"/>
+              <w:rPr>
+                <w:rFonts w:hint="eastAsia" w:ascii="微软雅黑" w:hAnsi="微软雅黑" w:eastAsia="微软雅黑" w:cs="微软雅黑"/>
+                <w:sz w:val="22"/>
+              </w:rPr>
+            </w:pPr>
+            <w:r>
+              <w:rPr>
+                <w:rFonts w:hint="eastAsia" w:ascii="微软雅黑" w:hAnsi="微软雅黑" w:eastAsia="微软雅黑" w:cs="微软雅黑"/>
+                <w:sz w:val="22"/>
+              </w:rPr>
+              <w:t>2</w:t>
+            </w:r>
+            <w:r>
+              <w:rPr>
+                <w:rFonts w:hint="eastAsia" w:ascii="微软雅黑" w:hAnsi="微软雅黑" w:eastAsia="微软雅黑" w:cs="微软雅黑"/>
+                <w:sz w:val="22"/>
+                <w:lang w:val="en-US" w:eastAsia="zh-CN"/>
+              </w:rPr>
+              <w:t>5</w:t>
+            </w:r>
+            <w:r>
+              <w:rPr>
+                <w:rFonts w:hint="eastAsia" w:ascii="微软雅黑" w:hAnsi="微软雅黑" w:eastAsia="微软雅黑" w:cs="微软雅黑"/>
+                <w:sz w:val="22"/>
+              </w:rPr>
+              <w:t>00</w:t>
             </w:r>
           </w:p>
         </w:tc>
@@ -3880,9 +4840,13 @@
             <w:right w:w="10" w:type="dxa"/>
           </w:tblCellMar>
         </w:tblPrEx>
-        <w:tc>
-          <w:tcPr>
-            <w:tcW w:w="1254" w:type="dxa"/>
+        <w:trPr>
+          <w:trHeight w:val="0" w:hRule="atLeast"/>
+          <w:jc w:val="center"/>
+        </w:trPr>
+        <w:tc>
+          <w:tcPr>
+            <w:tcW w:w="952" w:type="dxa"/>
             <w:vMerge w:val="continue"/>
             <w:tcMar>
               <w:top w:w="60" w:type="dxa"/>
@@ -3890,96 +4854,142 @@
               <w:bottom w:w="30" w:type="dxa"/>
               <w:right w:w="120" w:type="dxa"/>
             </w:tcMar>
-          </w:tcPr>
-          <w:p>
-            <w:pPr>
-              <w:spacing w:before="120" w:after="120" w:line="288" w:lineRule="auto"/>
+            <w:vAlign w:val="center"/>
+          </w:tcPr>
+          <w:p>
+            <w:pPr>
+              <w:snapToGrid w:val="0"/>
+              <w:spacing w:before="120" w:after="120" w:line="240" w:lineRule="auto"/>
+              <w:ind w:left="0" w:leftChars="0" w:right="0" w:rightChars="0" w:firstLine="0" w:firstLineChars="0"/>
+              <w:jc w:val="center"/>
+              <w:rPr>
+                <w:rFonts w:hint="eastAsia" w:ascii="微软雅黑" w:hAnsi="微软雅黑" w:eastAsia="微软雅黑" w:cs="微软雅黑"/>
+                <w:sz w:val="22"/>
+              </w:rPr>
+            </w:pPr>
+          </w:p>
+        </w:tc>
+        <w:tc>
+          <w:tcPr>
+            <w:tcW w:w="1393" w:type="dxa"/>
+            <w:tcMar>
+              <w:top w:w="60" w:type="dxa"/>
+              <w:left w:w="120" w:type="dxa"/>
+              <w:bottom w:w="30" w:type="dxa"/>
+              <w:right w:w="120" w:type="dxa"/>
+            </w:tcMar>
+            <w:vAlign w:val="center"/>
+          </w:tcPr>
+          <w:p>
+            <w:pPr>
+              <w:snapToGrid w:val="0"/>
+              <w:spacing w:before="120" w:after="120" w:line="240" w:lineRule="auto"/>
+              <w:ind w:left="0" w:leftChars="0" w:right="0" w:rightChars="0" w:firstLine="0" w:firstLineChars="0"/>
+              <w:jc w:val="center"/>
+              <w:rPr>
+                <w:rFonts w:hint="eastAsia" w:ascii="微软雅黑" w:hAnsi="微软雅黑" w:eastAsia="微软雅黑" w:cs="微软雅黑"/>
+                <w:sz w:val="22"/>
+              </w:rPr>
+            </w:pPr>
+            <w:r>
+              <w:rPr>
+                <w:rFonts w:hint="eastAsia" w:ascii="微软雅黑" w:hAnsi="微软雅黑" w:eastAsia="微软雅黑" w:cs="微软雅黑"/>
+                <w:sz w:val="22"/>
+              </w:rPr>
+              <w:t>系统设置</w:t>
+            </w:r>
+          </w:p>
+        </w:tc>
+        <w:tc>
+          <w:tcPr>
+            <w:tcW w:w="5011" w:type="dxa"/>
+            <w:tcMar>
+              <w:top w:w="60" w:type="dxa"/>
+              <w:left w:w="120" w:type="dxa"/>
+              <w:bottom w:w="30" w:type="dxa"/>
+              <w:right w:w="120" w:type="dxa"/>
+            </w:tcMar>
+            <w:vAlign w:val="center"/>
+          </w:tcPr>
+          <w:p>
+            <w:pPr>
+              <w:snapToGrid w:val="0"/>
+              <w:spacing w:before="120" w:after="120" w:line="240" w:lineRule="auto"/>
+              <w:ind w:left="0" w:leftChars="0" w:right="0" w:rightChars="0" w:firstLine="0" w:firstLineChars="0"/>
               <w:jc w:val="left"/>
               <w:rPr>
                 <w:rFonts w:hint="eastAsia" w:ascii="微软雅黑" w:hAnsi="微软雅黑" w:eastAsia="微软雅黑" w:cs="微软雅黑"/>
-              </w:rPr>
-            </w:pPr>
-          </w:p>
-        </w:tc>
-        <w:tc>
-          <w:tcPr>
-            <w:tcW w:w="1560" w:type="dxa"/>
-            <w:tcMar>
-              <w:top w:w="60" w:type="dxa"/>
-              <w:left w:w="120" w:type="dxa"/>
-              <w:bottom w:w="30" w:type="dxa"/>
-              <w:right w:w="120" w:type="dxa"/>
-            </w:tcMar>
-          </w:tcPr>
-          <w:p>
-            <w:pPr>
-              <w:spacing w:before="120" w:after="120" w:line="288" w:lineRule="auto"/>
-              <w:jc w:val="left"/>
-              <w:rPr>
-                <w:rFonts w:hint="eastAsia" w:ascii="微软雅黑" w:hAnsi="微软雅黑" w:eastAsia="微软雅黑" w:cs="微软雅黑"/>
-              </w:rPr>
-            </w:pPr>
-            <w:r>
-              <w:rPr>
-                <w:rFonts w:hint="eastAsia" w:ascii="微软雅黑" w:hAnsi="微软雅黑" w:eastAsia="微软雅黑" w:cs="微软雅黑"/>
-                <w:sz w:val="22"/>
-              </w:rPr>
-              <w:t>系统设置</w:t>
-            </w:r>
-          </w:p>
-        </w:tc>
-        <w:tc>
-          <w:tcPr>
-            <w:tcW w:w="4252" w:type="dxa"/>
-            <w:tcMar>
-              <w:top w:w="60" w:type="dxa"/>
-              <w:left w:w="120" w:type="dxa"/>
-              <w:bottom w:w="30" w:type="dxa"/>
-              <w:right w:w="120" w:type="dxa"/>
-            </w:tcMar>
-          </w:tcPr>
-          <w:p>
-            <w:pPr>
-              <w:spacing w:before="120" w:after="120" w:line="288" w:lineRule="auto"/>
-              <w:jc w:val="left"/>
-              <w:rPr>
-                <w:rFonts w:hint="eastAsia" w:ascii="微软雅黑" w:hAnsi="微软雅黑" w:eastAsia="微软雅黑" w:cs="微软雅黑"/>
-              </w:rPr>
-            </w:pPr>
-            <w:r>
-              <w:rPr>
-                <w:rFonts w:hint="eastAsia" w:ascii="微软雅黑" w:hAnsi="微软雅黑" w:eastAsia="微软雅黑" w:cs="微软雅黑"/>
-                <w:sz w:val="22"/>
-              </w:rPr>
-              <w:t>小程序参数配置、短信配置（短信服务商参数）、支付配置（微信支付参数）、视频安全配置、合规规则配置、平台基础信息设置；管理员个人中心（个人信息修改）</w:t>
-            </w:r>
-          </w:p>
-        </w:tc>
-        <w:tc>
-          <w:tcPr>
-            <w:tcW w:w="1418" w:type="dxa"/>
-            <w:tcMar>
-              <w:top w:w="60" w:type="dxa"/>
-              <w:left w:w="120" w:type="dxa"/>
-              <w:bottom w:w="30" w:type="dxa"/>
-              <w:right w:w="120" w:type="dxa"/>
-            </w:tcMar>
-          </w:tcPr>
-          <w:p>
-            <w:pPr>
-              <w:spacing w:before="120" w:after="120" w:line="288" w:lineRule="auto"/>
-              <w:jc w:val="center"/>
-              <w:rPr>
-                <w:rFonts w:hint="eastAsia" w:ascii="微软雅黑" w:hAnsi="微软雅黑" w:eastAsia="微软雅黑" w:cs="微软雅黑"/>
-              </w:rPr>
-            </w:pPr>
-            <w:r>
-              <w:rPr>
-                <w:rFonts w:hint="eastAsia" w:ascii="微软雅黑" w:hAnsi="微软雅黑" w:eastAsia="微软雅黑" w:cs="微软雅黑"/>
-                <w:sz w:val="22"/>
-                <w:lang w:val="en-US" w:eastAsia="zh-CN"/>
-              </w:rPr>
-              <w:t>5</w:t>
+                <w:sz w:val="22"/>
+              </w:rPr>
+            </w:pPr>
+            <w:r>
+              <w:rPr>
+                <w:rFonts w:hint="eastAsia" w:ascii="微软雅黑" w:hAnsi="微软雅黑" w:eastAsia="微软雅黑" w:cs="微软雅黑"/>
+                <w:sz w:val="22"/>
+              </w:rPr>
+              <w:t>小程序参数配置、短信配置（短信服务商参数）、支付配置（微信支付参数）、视频安全配置、合规规则配置、平台基础信息设置；系统消息管理、消息发送与推送配置</w:t>
+            </w:r>
+            <w:r>
+              <w:rPr>
+                <w:rFonts w:hint="eastAsia" w:ascii="微软雅黑" w:hAnsi="微软雅黑" w:eastAsia="微软雅黑" w:cs="微软雅黑"/>
+                <w:sz w:val="22"/>
+                <w:lang w:val="en-US" w:eastAsia="zh-CN"/>
+              </w:rPr>
+              <w:t>；</w:t>
+            </w:r>
+            <w:r>
+              <w:rPr>
+                <w:rFonts w:hint="eastAsia" w:ascii="微软雅黑" w:hAnsi="微软雅黑" w:eastAsia="微软雅黑" w:cs="微软雅黑"/>
+                <w:sz w:val="22"/>
+              </w:rPr>
+              <w:t>用户账号管理、角色配置与权限分配</w:t>
+            </w:r>
+            <w:r>
+              <w:rPr>
+                <w:rFonts w:hint="eastAsia" w:ascii="微软雅黑" w:hAnsi="微软雅黑" w:eastAsia="微软雅黑" w:cs="微软雅黑"/>
+                <w:sz w:val="22"/>
+                <w:lang w:val="en-US" w:eastAsia="zh-CN"/>
+              </w:rPr>
+              <w:t>；</w:t>
+            </w:r>
+            <w:r>
+              <w:rPr>
+                <w:rFonts w:hint="eastAsia" w:ascii="微软雅黑" w:hAnsi="微软雅黑" w:eastAsia="微软雅黑" w:cs="微软雅黑"/>
+                <w:sz w:val="22"/>
+              </w:rPr>
+              <w:t>管理员个人中心（个人信息修改）</w:t>
+            </w:r>
+          </w:p>
+        </w:tc>
+        <w:tc>
+          <w:tcPr>
+            <w:tcW w:w="1165" w:type="dxa"/>
+            <w:tcMar>
+              <w:top w:w="60" w:type="dxa"/>
+              <w:left w:w="120" w:type="dxa"/>
+              <w:bottom w:w="30" w:type="dxa"/>
+              <w:right w:w="120" w:type="dxa"/>
+            </w:tcMar>
+            <w:vAlign w:val="center"/>
+          </w:tcPr>
+          <w:p>
+            <w:pPr>
+              <w:snapToGrid w:val="0"/>
+              <w:spacing w:before="120" w:after="120" w:line="240" w:lineRule="auto"/>
+              <w:ind w:left="0" w:leftChars="0" w:right="0" w:rightChars="0" w:firstLine="0" w:firstLineChars="0"/>
+              <w:jc w:val="center"/>
+              <w:rPr>
+                <w:rFonts w:hint="eastAsia" w:ascii="微软雅黑" w:hAnsi="微软雅黑" w:eastAsia="微软雅黑" w:cs="微软雅黑"/>
+                <w:sz w:val="22"/>
+              </w:rPr>
+            </w:pPr>
+            <w:r>
+              <w:rPr>
+                <w:rFonts w:hint="eastAsia" w:ascii="微软雅黑" w:hAnsi="微软雅黑" w:eastAsia="微软雅黑" w:cs="微软雅黑"/>
+                <w:sz w:val="22"/>
+                <w:lang w:val="en-US" w:eastAsia="zh-CN"/>
+              </w:rPr>
+              <w:t>7</w:t>
             </w:r>
             <w:r>
               <w:rPr>
@@ -4008,105 +5018,165 @@
             <w:right w:w="10" w:type="dxa"/>
           </w:tblCellMar>
         </w:tblPrEx>
-        <w:tc>
-          <w:tcPr>
-            <w:tcW w:w="1254" w:type="dxa"/>
-            <w:vMerge w:val="continue"/>
-            <w:tcMar>
-              <w:top w:w="60" w:type="dxa"/>
-              <w:left w:w="120" w:type="dxa"/>
-              <w:bottom w:w="30" w:type="dxa"/>
-              <w:right w:w="120" w:type="dxa"/>
-            </w:tcMar>
-          </w:tcPr>
-          <w:p>
-            <w:pPr>
-              <w:spacing w:before="120" w:after="120" w:line="288" w:lineRule="auto"/>
+        <w:trPr>
+          <w:trHeight w:val="0" w:hRule="atLeast"/>
+          <w:jc w:val="center"/>
+        </w:trPr>
+        <w:tc>
+          <w:tcPr>
+            <w:tcW w:w="952" w:type="dxa"/>
+            <w:vMerge w:val="restart"/>
+            <w:tcMar>
+              <w:top w:w="60" w:type="dxa"/>
+              <w:left w:w="120" w:type="dxa"/>
+              <w:bottom w:w="30" w:type="dxa"/>
+              <w:right w:w="120" w:type="dxa"/>
+            </w:tcMar>
+            <w:vAlign w:val="center"/>
+          </w:tcPr>
+          <w:p>
+            <w:pPr>
+              <w:snapToGrid w:val="0"/>
+              <w:spacing w:before="120" w:after="120" w:line="240" w:lineRule="auto"/>
+              <w:ind w:left="0" w:leftChars="0" w:right="0" w:rightChars="0" w:firstLine="0" w:firstLineChars="0"/>
+              <w:jc w:val="center"/>
+              <w:rPr>
+                <w:rFonts w:hint="eastAsia" w:ascii="微软雅黑" w:hAnsi="微软雅黑" w:eastAsia="微软雅黑" w:cs="微软雅黑"/>
+                <w:sz w:val="22"/>
+              </w:rPr>
+            </w:pPr>
+            <w:r>
+              <w:rPr>
+                <w:rFonts w:hint="eastAsia" w:ascii="微软雅黑" w:hAnsi="微软雅黑" w:eastAsia="微软雅黑" w:cs="微软雅黑"/>
+                <w:sz w:val="22"/>
+              </w:rPr>
+              <w:t>通用核心技术功能</w:t>
+            </w:r>
+          </w:p>
+        </w:tc>
+        <w:tc>
+          <w:tcPr>
+            <w:tcW w:w="1393" w:type="dxa"/>
+            <w:tcMar>
+              <w:top w:w="60" w:type="dxa"/>
+              <w:left w:w="120" w:type="dxa"/>
+              <w:bottom w:w="30" w:type="dxa"/>
+              <w:right w:w="120" w:type="dxa"/>
+            </w:tcMar>
+            <w:vAlign w:val="center"/>
+          </w:tcPr>
+          <w:p>
+            <w:pPr>
+              <w:snapToGrid w:val="0"/>
+              <w:spacing w:before="120" w:after="120" w:line="240" w:lineRule="auto"/>
+              <w:ind w:left="0" w:leftChars="0" w:right="0" w:rightChars="0" w:firstLine="0" w:firstLineChars="0"/>
+              <w:jc w:val="center"/>
+              <w:rPr>
+                <w:rFonts w:hint="eastAsia" w:ascii="微软雅黑" w:hAnsi="微软雅黑" w:eastAsia="微软雅黑" w:cs="微软雅黑"/>
+                <w:sz w:val="22"/>
+              </w:rPr>
+            </w:pPr>
+            <w:r>
+              <w:rPr>
+                <w:rFonts w:hint="eastAsia" w:ascii="微软雅黑" w:hAnsi="微软雅黑" w:eastAsia="微软雅黑" w:cs="微软雅黑"/>
+                <w:sz w:val="22"/>
+              </w:rPr>
+              <w:t>视频技术</w:t>
+            </w:r>
+          </w:p>
+        </w:tc>
+        <w:tc>
+          <w:tcPr>
+            <w:tcW w:w="5011" w:type="dxa"/>
+            <w:tcMar>
+              <w:top w:w="60" w:type="dxa"/>
+              <w:left w:w="120" w:type="dxa"/>
+              <w:bottom w:w="30" w:type="dxa"/>
+              <w:right w:w="120" w:type="dxa"/>
+            </w:tcMar>
+            <w:vAlign w:val="center"/>
+          </w:tcPr>
+          <w:p>
+            <w:pPr>
+              <w:snapToGrid w:val="0"/>
+              <w:spacing w:before="120" w:after="120" w:line="240" w:lineRule="auto"/>
+              <w:ind w:left="0" w:leftChars="0" w:right="0" w:rightChars="0" w:firstLine="0" w:firstLineChars="0"/>
               <w:jc w:val="left"/>
               <w:rPr>
-                <w:rFonts w:hint="eastAsia" w:ascii="微软雅黑" w:hAnsi="微软雅黑" w:eastAsia="微软雅黑" w:cs="微软雅黑"/>
-              </w:rPr>
-            </w:pPr>
-          </w:p>
-        </w:tc>
-        <w:tc>
-          <w:tcPr>
-            <w:tcW w:w="1560" w:type="dxa"/>
-            <w:tcMar>
-              <w:top w:w="60" w:type="dxa"/>
-              <w:left w:w="120" w:type="dxa"/>
-              <w:bottom w:w="30" w:type="dxa"/>
-              <w:right w:w="120" w:type="dxa"/>
-            </w:tcMar>
-          </w:tcPr>
-          <w:p>
-            <w:pPr>
-              <w:spacing w:before="120" w:after="120" w:line="288" w:lineRule="auto"/>
-              <w:jc w:val="left"/>
-              <w:rPr>
-                <w:rFonts w:hint="eastAsia" w:ascii="微软雅黑" w:hAnsi="微软雅黑" w:eastAsia="微软雅黑" w:cs="微软雅黑"/>
-              </w:rPr>
-            </w:pPr>
-            <w:r>
-              <w:rPr>
-                <w:rFonts w:hint="eastAsia" w:ascii="微软雅黑" w:hAnsi="微软雅黑" w:eastAsia="微软雅黑" w:cs="微软雅黑"/>
-                <w:sz w:val="22"/>
-              </w:rPr>
-              <w:t>用户权限管理</w:t>
-            </w:r>
-          </w:p>
-        </w:tc>
-        <w:tc>
-          <w:tcPr>
-            <w:tcW w:w="4252" w:type="dxa"/>
-            <w:tcMar>
-              <w:top w:w="60" w:type="dxa"/>
-              <w:left w:w="120" w:type="dxa"/>
-              <w:bottom w:w="30" w:type="dxa"/>
-              <w:right w:w="120" w:type="dxa"/>
-            </w:tcMar>
-          </w:tcPr>
-          <w:p>
-            <w:pPr>
-              <w:spacing w:before="120" w:after="120" w:line="288" w:lineRule="auto"/>
-              <w:jc w:val="left"/>
-              <w:rPr>
-                <w:rFonts w:hint="eastAsia" w:ascii="微软雅黑" w:hAnsi="微软雅黑" w:eastAsia="微软雅黑" w:cs="微软雅黑"/>
-              </w:rPr>
-            </w:pPr>
-            <w:r>
-              <w:rPr>
-                <w:rFonts w:hint="eastAsia" w:ascii="微软雅黑" w:hAnsi="微软雅黑" w:eastAsia="微软雅黑" w:cs="微软雅黑"/>
-                <w:sz w:val="22"/>
-              </w:rPr>
-              <w:t>后台用户账号管理、角色配置与权限分配（基于角色的访问控制）</w:t>
-            </w:r>
-          </w:p>
-        </w:tc>
-        <w:tc>
-          <w:tcPr>
-            <w:tcW w:w="1418" w:type="dxa"/>
-            <w:tcMar>
-              <w:top w:w="60" w:type="dxa"/>
-              <w:left w:w="120" w:type="dxa"/>
-              <w:bottom w:w="30" w:type="dxa"/>
-              <w:right w:w="120" w:type="dxa"/>
-            </w:tcMar>
-          </w:tcPr>
-          <w:p>
-            <w:pPr>
-              <w:spacing w:before="120" w:after="120" w:line="288" w:lineRule="auto"/>
-              <w:jc w:val="center"/>
-              <w:rPr>
-                <w:rFonts w:hint="eastAsia" w:ascii="微软雅黑" w:hAnsi="微软雅黑" w:eastAsia="微软雅黑" w:cs="微软雅黑"/>
-              </w:rPr>
-            </w:pPr>
-            <w:r>
-              <w:rPr>
-                <w:rFonts w:hint="eastAsia" w:ascii="微软雅黑" w:hAnsi="微软雅黑" w:eastAsia="微软雅黑" w:cs="微软雅黑"/>
-                <w:sz w:val="22"/>
-              </w:rPr>
-              <w:t>2000</w:t>
+                <w:rFonts w:hint="default" w:ascii="微软雅黑" w:hAnsi="微软雅黑" w:eastAsia="微软雅黑" w:cs="微软雅黑"/>
+                <w:sz w:val="22"/>
+                <w:lang w:val="en-US" w:eastAsia="zh-CN"/>
+              </w:rPr>
+            </w:pPr>
+            <w:r>
+              <w:rPr>
+                <w:rFonts w:hint="eastAsia" w:ascii="微软雅黑" w:hAnsi="微软雅黑" w:eastAsia="微软雅黑" w:cs="微软雅黑"/>
+                <w:sz w:val="22"/>
+                <w:lang w:val="en-US" w:eastAsia="zh-CN"/>
+              </w:rPr>
+              <w:t>视频安全技术处理：不可下载</w:t>
+            </w:r>
+            <w:r>
+              <w:rPr>
+                <w:rFonts w:hint="eastAsia" w:ascii="微软雅黑" w:hAnsi="微软雅黑" w:eastAsia="微软雅黑" w:cs="微软雅黑"/>
+                <w:sz w:val="22"/>
+              </w:rPr>
+              <w:t>、断点续播</w:t>
+            </w:r>
+            <w:r>
+              <w:rPr>
+                <w:rFonts w:hint="eastAsia" w:ascii="微软雅黑" w:hAnsi="微软雅黑" w:eastAsia="微软雅黑" w:cs="微软雅黑"/>
+                <w:sz w:val="22"/>
+                <w:lang w:eastAsia="zh-CN"/>
+              </w:rPr>
+              <w:t>、</w:t>
+            </w:r>
+            <w:r>
+              <w:rPr>
+                <w:rFonts w:hint="eastAsia" w:ascii="微软雅黑" w:hAnsi="微软雅黑" w:eastAsia="微软雅黑" w:cs="微软雅黑"/>
+                <w:sz w:val="22"/>
+                <w:lang w:val="en-US" w:eastAsia="zh-CN"/>
+              </w:rPr>
+              <w:t>试播等</w:t>
+            </w:r>
+          </w:p>
+        </w:tc>
+        <w:tc>
+          <w:tcPr>
+            <w:tcW w:w="1165" w:type="dxa"/>
+            <w:tcMar>
+              <w:top w:w="60" w:type="dxa"/>
+              <w:left w:w="120" w:type="dxa"/>
+              <w:bottom w:w="30" w:type="dxa"/>
+              <w:right w:w="120" w:type="dxa"/>
+            </w:tcMar>
+            <w:vAlign w:val="center"/>
+          </w:tcPr>
+          <w:p>
+            <w:pPr>
+              <w:snapToGrid w:val="0"/>
+              <w:spacing w:before="120" w:after="120" w:line="240" w:lineRule="auto"/>
+              <w:ind w:left="0" w:leftChars="0" w:right="0" w:rightChars="0" w:firstLine="0" w:firstLineChars="0"/>
+              <w:jc w:val="center"/>
+              <w:rPr>
+                <w:rFonts w:hint="eastAsia" w:ascii="微软雅黑" w:hAnsi="微软雅黑" w:eastAsia="微软雅黑" w:cs="微软雅黑"/>
+                <w:sz w:val="22"/>
+              </w:rPr>
+            </w:pPr>
+            <w:r>
+              <w:rPr>
+                <w:rFonts w:hint="eastAsia" w:ascii="微软雅黑" w:hAnsi="微软雅黑" w:eastAsia="微软雅黑" w:cs="微软雅黑"/>
+                <w:sz w:val="22"/>
+                <w:lang w:val="en-US" w:eastAsia="zh-CN"/>
+              </w:rPr>
+              <w:t>2</w:t>
+            </w:r>
+            <w:r>
+              <w:rPr>
+                <w:rFonts w:hint="eastAsia" w:ascii="微软雅黑" w:hAnsi="微软雅黑" w:eastAsia="微软雅黑" w:cs="微软雅黑"/>
+                <w:sz w:val="22"/>
+              </w:rPr>
+              <w:t>000</w:t>
             </w:r>
           </w:p>
         </w:tc>
@@ -4128,112 +5198,133 @@
             <w:right w:w="10" w:type="dxa"/>
           </w:tblCellMar>
         </w:tblPrEx>
-        <w:tc>
-          <w:tcPr>
-            <w:tcW w:w="1254" w:type="dxa"/>
-            <w:vMerge w:val="restart"/>
-            <w:tcMar>
-              <w:top w:w="60" w:type="dxa"/>
-              <w:left w:w="120" w:type="dxa"/>
-              <w:bottom w:w="30" w:type="dxa"/>
-              <w:right w:w="120" w:type="dxa"/>
-            </w:tcMar>
-          </w:tcPr>
-          <w:p>
-            <w:pPr>
-              <w:spacing w:before="120" w:after="120" w:line="288" w:lineRule="auto"/>
+        <w:trPr>
+          <w:trHeight w:val="0" w:hRule="atLeast"/>
+          <w:jc w:val="center"/>
+        </w:trPr>
+        <w:tc>
+          <w:tcPr>
+            <w:tcW w:w="952" w:type="dxa"/>
+            <w:vMerge w:val="continue"/>
+            <w:tcMar>
+              <w:top w:w="60" w:type="dxa"/>
+              <w:left w:w="120" w:type="dxa"/>
+              <w:bottom w:w="30" w:type="dxa"/>
+              <w:right w:w="120" w:type="dxa"/>
+            </w:tcMar>
+            <w:vAlign w:val="center"/>
+          </w:tcPr>
+          <w:p>
+            <w:pPr>
+              <w:snapToGrid w:val="0"/>
+              <w:spacing w:before="120" w:after="120" w:line="240" w:lineRule="auto"/>
+              <w:ind w:left="0" w:leftChars="0" w:right="0" w:rightChars="0" w:firstLine="0" w:firstLineChars="0"/>
+              <w:jc w:val="center"/>
+              <w:rPr>
+                <w:rFonts w:hint="eastAsia" w:ascii="微软雅黑" w:hAnsi="微软雅黑" w:eastAsia="微软雅黑" w:cs="微软雅黑"/>
+                <w:sz w:val="22"/>
+              </w:rPr>
+            </w:pPr>
+          </w:p>
+        </w:tc>
+        <w:tc>
+          <w:tcPr>
+            <w:tcW w:w="1393" w:type="dxa"/>
+            <w:tcMar>
+              <w:top w:w="60" w:type="dxa"/>
+              <w:left w:w="120" w:type="dxa"/>
+              <w:bottom w:w="30" w:type="dxa"/>
+              <w:right w:w="120" w:type="dxa"/>
+            </w:tcMar>
+            <w:vAlign w:val="center"/>
+          </w:tcPr>
+          <w:p>
+            <w:pPr>
+              <w:snapToGrid w:val="0"/>
+              <w:spacing w:before="120" w:after="120" w:line="240" w:lineRule="auto"/>
+              <w:ind w:left="0" w:leftChars="0" w:right="0" w:rightChars="0" w:firstLine="0" w:firstLineChars="0"/>
+              <w:jc w:val="center"/>
+              <w:rPr>
+                <w:rFonts w:hint="eastAsia" w:ascii="微软雅黑" w:hAnsi="微软雅黑" w:eastAsia="微软雅黑" w:cs="微软雅黑"/>
+                <w:sz w:val="22"/>
+              </w:rPr>
+            </w:pPr>
+            <w:r>
+              <w:rPr>
+                <w:rFonts w:hint="eastAsia" w:ascii="微软雅黑" w:hAnsi="微软雅黑" w:eastAsia="微软雅黑" w:cs="微软雅黑"/>
+                <w:sz w:val="22"/>
+              </w:rPr>
+              <w:t>支付对接</w:t>
+            </w:r>
+          </w:p>
+        </w:tc>
+        <w:tc>
+          <w:tcPr>
+            <w:tcW w:w="5011" w:type="dxa"/>
+            <w:tcMar>
+              <w:top w:w="60" w:type="dxa"/>
+              <w:left w:w="120" w:type="dxa"/>
+              <w:bottom w:w="30" w:type="dxa"/>
+              <w:right w:w="120" w:type="dxa"/>
+            </w:tcMar>
+            <w:vAlign w:val="center"/>
+          </w:tcPr>
+          <w:p>
+            <w:pPr>
+              <w:snapToGrid w:val="0"/>
+              <w:spacing w:before="120" w:after="120" w:line="240" w:lineRule="auto"/>
+              <w:ind w:left="0" w:leftChars="0" w:right="0" w:rightChars="0" w:firstLine="0" w:firstLineChars="0"/>
               <w:jc w:val="left"/>
               <w:rPr>
                 <w:rFonts w:hint="eastAsia" w:ascii="微软雅黑" w:hAnsi="微软雅黑" w:eastAsia="微软雅黑" w:cs="微软雅黑"/>
-              </w:rPr>
-            </w:pPr>
-            <w:r>
-              <w:rPr>
-                <w:rFonts w:hint="eastAsia" w:ascii="微软雅黑" w:hAnsi="微软雅黑" w:eastAsia="微软雅黑" w:cs="微软雅黑"/>
-                <w:sz w:val="22"/>
-              </w:rPr>
-              <w:t>通用核心技术功能</w:t>
-            </w:r>
-          </w:p>
-        </w:tc>
-        <w:tc>
-          <w:tcPr>
-            <w:tcW w:w="1560" w:type="dxa"/>
-            <w:tcMar>
-              <w:top w:w="60" w:type="dxa"/>
-              <w:left w:w="120" w:type="dxa"/>
-              <w:bottom w:w="30" w:type="dxa"/>
-              <w:right w:w="120" w:type="dxa"/>
-            </w:tcMar>
-          </w:tcPr>
-          <w:p>
-            <w:pPr>
-              <w:spacing w:before="120" w:after="120" w:line="288" w:lineRule="auto"/>
-              <w:jc w:val="left"/>
-              <w:rPr>
-                <w:rFonts w:hint="eastAsia" w:ascii="微软雅黑" w:hAnsi="微软雅黑" w:eastAsia="微软雅黑" w:cs="微软雅黑"/>
-              </w:rPr>
-            </w:pPr>
-            <w:r>
-              <w:rPr>
-                <w:rFonts w:hint="eastAsia" w:ascii="微软雅黑" w:hAnsi="微软雅黑" w:eastAsia="微软雅黑" w:cs="微软雅黑"/>
-                <w:sz w:val="22"/>
-              </w:rPr>
-              <w:t>视频安全技术体系</w:t>
-            </w:r>
-          </w:p>
-        </w:tc>
-        <w:tc>
-          <w:tcPr>
-            <w:tcW w:w="4252" w:type="dxa"/>
-            <w:tcMar>
-              <w:top w:w="60" w:type="dxa"/>
-              <w:left w:w="120" w:type="dxa"/>
-              <w:bottom w:w="30" w:type="dxa"/>
-              <w:right w:w="120" w:type="dxa"/>
-            </w:tcMar>
-          </w:tcPr>
-          <w:p>
-            <w:pPr>
-              <w:spacing w:before="120" w:after="120" w:line="288" w:lineRule="auto"/>
-              <w:jc w:val="left"/>
-              <w:rPr>
-                <w:rFonts w:hint="eastAsia" w:ascii="微软雅黑" w:hAnsi="微软雅黑" w:eastAsia="微软雅黑" w:cs="微软雅黑"/>
-              </w:rPr>
-            </w:pPr>
-            <w:r>
-              <w:rPr>
-                <w:rFonts w:hint="eastAsia" w:ascii="微软雅黑" w:hAnsi="微软雅黑" w:eastAsia="微软雅黑" w:cs="微软雅黑"/>
-                <w:sz w:val="22"/>
-              </w:rPr>
-              <w:t>域名防盗链、断点续播、学时防作弊机制，保障课程版权与学时合规</w:t>
-            </w:r>
-          </w:p>
-        </w:tc>
-        <w:tc>
-          <w:tcPr>
-            <w:tcW w:w="1418" w:type="dxa"/>
-            <w:tcMar>
-              <w:top w:w="60" w:type="dxa"/>
-              <w:left w:w="120" w:type="dxa"/>
-              <w:bottom w:w="30" w:type="dxa"/>
-              <w:right w:w="120" w:type="dxa"/>
-            </w:tcMar>
-          </w:tcPr>
-          <w:p>
-            <w:pPr>
-              <w:spacing w:before="120" w:after="120" w:line="288" w:lineRule="auto"/>
-              <w:jc w:val="center"/>
-              <w:rPr>
-                <w:rFonts w:hint="eastAsia" w:ascii="微软雅黑" w:hAnsi="微软雅黑" w:eastAsia="微软雅黑" w:cs="微软雅黑"/>
-              </w:rPr>
-            </w:pPr>
-            <w:r>
-              <w:rPr>
-                <w:rFonts w:hint="eastAsia" w:ascii="微软雅黑" w:hAnsi="微软雅黑" w:eastAsia="微软雅黑" w:cs="微软雅黑"/>
-                <w:sz w:val="22"/>
-              </w:rPr>
-              <w:t>3000</w:t>
+                <w:sz w:val="22"/>
+              </w:rPr>
+            </w:pPr>
+            <w:r>
+              <w:rPr>
+                <w:rFonts w:hint="eastAsia" w:ascii="微软雅黑" w:hAnsi="微软雅黑" w:eastAsia="微软雅黑" w:cs="微软雅黑"/>
+                <w:sz w:val="22"/>
+              </w:rPr>
+              <w:t>微信支付对接、订单同步、支付状态回调、交易流水记录</w:t>
+            </w:r>
+          </w:p>
+        </w:tc>
+        <w:tc>
+          <w:tcPr>
+            <w:tcW w:w="1165" w:type="dxa"/>
+            <w:tcMar>
+              <w:top w:w="60" w:type="dxa"/>
+              <w:left w:w="120" w:type="dxa"/>
+              <w:bottom w:w="30" w:type="dxa"/>
+              <w:right w:w="120" w:type="dxa"/>
+            </w:tcMar>
+            <w:vAlign w:val="center"/>
+          </w:tcPr>
+          <w:p>
+            <w:pPr>
+              <w:snapToGrid w:val="0"/>
+              <w:spacing w:before="120" w:after="120" w:line="240" w:lineRule="auto"/>
+              <w:ind w:left="0" w:leftChars="0" w:right="0" w:rightChars="0" w:firstLine="0" w:firstLineChars="0"/>
+              <w:jc w:val="center"/>
+              <w:rPr>
+                <w:rFonts w:hint="eastAsia" w:ascii="微软雅黑" w:hAnsi="微软雅黑" w:eastAsia="微软雅黑" w:cs="微软雅黑"/>
+                <w:sz w:val="22"/>
+              </w:rPr>
+            </w:pPr>
+            <w:r>
+              <w:rPr>
+                <w:rFonts w:hint="eastAsia" w:ascii="微软雅黑" w:hAnsi="微软雅黑" w:eastAsia="微软雅黑" w:cs="微软雅黑"/>
+                <w:sz w:val="22"/>
+                <w:lang w:val="en-US" w:eastAsia="zh-CN"/>
+              </w:rPr>
+              <w:t>2</w:t>
+            </w:r>
+            <w:r>
+              <w:rPr>
+                <w:rFonts w:hint="eastAsia" w:ascii="微软雅黑" w:hAnsi="微软雅黑" w:eastAsia="微软雅黑" w:cs="微软雅黑"/>
+                <w:sz w:val="22"/>
+              </w:rPr>
+              <w:t>000</w:t>
             </w:r>
           </w:p>
         </w:tc>
@@ -4255,9 +5346,13 @@
             <w:right w:w="10" w:type="dxa"/>
           </w:tblCellMar>
         </w:tblPrEx>
-        <w:tc>
-          <w:tcPr>
-            <w:tcW w:w="1254" w:type="dxa"/>
+        <w:trPr>
+          <w:trHeight w:val="0" w:hRule="atLeast"/>
+          <w:jc w:val="center"/>
+        </w:trPr>
+        <w:tc>
+          <w:tcPr>
+            <w:tcW w:w="952" w:type="dxa"/>
             <w:vMerge w:val="continue"/>
             <w:tcMar>
               <w:top w:w="60" w:type="dxa"/>
@@ -4265,97 +5360,119 @@
               <w:bottom w:w="30" w:type="dxa"/>
               <w:right w:w="120" w:type="dxa"/>
             </w:tcMar>
-          </w:tcPr>
-          <w:p>
-            <w:pPr>
-              <w:spacing w:before="120" w:after="120" w:line="288" w:lineRule="auto"/>
+            <w:vAlign w:val="center"/>
+          </w:tcPr>
+          <w:p>
+            <w:pPr>
+              <w:snapToGrid w:val="0"/>
+              <w:spacing w:before="120" w:after="120" w:line="240" w:lineRule="auto"/>
+              <w:ind w:left="0" w:leftChars="0" w:right="0" w:rightChars="0" w:firstLine="0" w:firstLineChars="0"/>
+              <w:jc w:val="center"/>
+              <w:rPr>
+                <w:rFonts w:hint="eastAsia" w:ascii="微软雅黑" w:hAnsi="微软雅黑" w:eastAsia="微软雅黑" w:cs="微软雅黑"/>
+                <w:sz w:val="22"/>
+              </w:rPr>
+            </w:pPr>
+          </w:p>
+        </w:tc>
+        <w:tc>
+          <w:tcPr>
+            <w:tcW w:w="1393" w:type="dxa"/>
+            <w:tcMar>
+              <w:top w:w="60" w:type="dxa"/>
+              <w:left w:w="120" w:type="dxa"/>
+              <w:bottom w:w="30" w:type="dxa"/>
+              <w:right w:w="120" w:type="dxa"/>
+            </w:tcMar>
+            <w:vAlign w:val="center"/>
+          </w:tcPr>
+          <w:p>
+            <w:pPr>
+              <w:snapToGrid w:val="0"/>
+              <w:spacing w:before="120" w:after="120" w:line="240" w:lineRule="auto"/>
+              <w:ind w:left="0" w:leftChars="0" w:right="0" w:rightChars="0" w:firstLine="0" w:firstLineChars="0"/>
+              <w:jc w:val="center"/>
+              <w:rPr>
+                <w:rFonts w:hint="eastAsia" w:ascii="微软雅黑" w:hAnsi="微软雅黑" w:eastAsia="微软雅黑" w:cs="微软雅黑"/>
+                <w:sz w:val="22"/>
+              </w:rPr>
+            </w:pPr>
+            <w:r>
+              <w:rPr>
+                <w:rFonts w:hint="eastAsia" w:ascii="微软雅黑" w:hAnsi="微软雅黑" w:eastAsia="微软雅黑" w:cs="微软雅黑"/>
+                <w:sz w:val="22"/>
+              </w:rPr>
+              <w:t>部署培训</w:t>
+            </w:r>
+          </w:p>
+        </w:tc>
+        <w:tc>
+          <w:tcPr>
+            <w:tcW w:w="5011" w:type="dxa"/>
+            <w:tcMar>
+              <w:top w:w="60" w:type="dxa"/>
+              <w:left w:w="120" w:type="dxa"/>
+              <w:bottom w:w="30" w:type="dxa"/>
+              <w:right w:w="120" w:type="dxa"/>
+            </w:tcMar>
+            <w:vAlign w:val="center"/>
+          </w:tcPr>
+          <w:p>
+            <w:pPr>
+              <w:snapToGrid w:val="0"/>
+              <w:spacing w:before="120" w:after="120" w:line="240" w:lineRule="auto"/>
+              <w:ind w:left="0" w:leftChars="0" w:right="0" w:rightChars="0" w:firstLine="0" w:firstLineChars="0"/>
               <w:jc w:val="left"/>
               <w:rPr>
                 <w:rFonts w:hint="eastAsia" w:ascii="微软雅黑" w:hAnsi="微软雅黑" w:eastAsia="微软雅黑" w:cs="微软雅黑"/>
-              </w:rPr>
-            </w:pPr>
-          </w:p>
-        </w:tc>
-        <w:tc>
-          <w:tcPr>
-            <w:tcW w:w="1560" w:type="dxa"/>
-            <w:tcMar>
-              <w:top w:w="60" w:type="dxa"/>
-              <w:left w:w="120" w:type="dxa"/>
-              <w:bottom w:w="30" w:type="dxa"/>
-              <w:right w:w="120" w:type="dxa"/>
-            </w:tcMar>
-          </w:tcPr>
-          <w:p>
-            <w:pPr>
-              <w:spacing w:before="120" w:after="120" w:line="288" w:lineRule="auto"/>
-              <w:jc w:val="left"/>
-              <w:rPr>
-                <w:rFonts w:hint="eastAsia" w:ascii="微软雅黑" w:hAnsi="微软雅黑" w:eastAsia="微软雅黑" w:cs="微软雅黑"/>
-              </w:rPr>
-            </w:pPr>
-            <w:r>
-              <w:rPr>
-                <w:rFonts w:hint="eastAsia" w:ascii="微软雅黑" w:hAnsi="微软雅黑" w:eastAsia="微软雅黑" w:cs="微软雅黑"/>
-                <w:sz w:val="22"/>
-              </w:rPr>
-              <w:t>支付对接功能</w:t>
-            </w:r>
-          </w:p>
-        </w:tc>
-        <w:tc>
-          <w:tcPr>
-            <w:tcW w:w="4252" w:type="dxa"/>
-            <w:tcMar>
-              <w:top w:w="60" w:type="dxa"/>
-              <w:left w:w="120" w:type="dxa"/>
-              <w:bottom w:w="30" w:type="dxa"/>
-              <w:right w:w="120" w:type="dxa"/>
-            </w:tcMar>
-          </w:tcPr>
-          <w:p>
-            <w:pPr>
-              <w:spacing w:before="120" w:after="120" w:line="288" w:lineRule="auto"/>
-              <w:jc w:val="left"/>
-              <w:rPr>
-                <w:rFonts w:hint="eastAsia" w:ascii="微软雅黑" w:hAnsi="微软雅黑" w:eastAsia="微软雅黑" w:cs="微软雅黑"/>
-              </w:rPr>
-            </w:pPr>
-            <w:r>
-              <w:rPr>
-                <w:rFonts w:hint="eastAsia" w:ascii="微软雅黑" w:hAnsi="微软雅黑" w:eastAsia="微软雅黑" w:cs="微软雅黑"/>
-                <w:sz w:val="22"/>
-              </w:rPr>
-              <w:t>微信支付对接、订单自动同步、支付状态回调、交易流水记录</w:t>
-            </w:r>
-            <w:bookmarkStart w:id="5" w:name="_GoBack"/>
-            <w:bookmarkEnd w:id="5"/>
-          </w:p>
-        </w:tc>
-        <w:tc>
-          <w:tcPr>
-            <w:tcW w:w="1418" w:type="dxa"/>
-            <w:tcMar>
-              <w:top w:w="60" w:type="dxa"/>
-              <w:left w:w="120" w:type="dxa"/>
-              <w:bottom w:w="30" w:type="dxa"/>
-              <w:right w:w="120" w:type="dxa"/>
-            </w:tcMar>
-          </w:tcPr>
-          <w:p>
-            <w:pPr>
-              <w:spacing w:before="120" w:after="120" w:line="288" w:lineRule="auto"/>
-              <w:jc w:val="center"/>
-              <w:rPr>
-                <w:rFonts w:hint="eastAsia" w:ascii="微软雅黑" w:hAnsi="微软雅黑" w:eastAsia="微软雅黑" w:cs="微软雅黑"/>
-              </w:rPr>
-            </w:pPr>
-            <w:r>
-              <w:rPr>
-                <w:rFonts w:hint="eastAsia" w:ascii="微软雅黑" w:hAnsi="微软雅黑" w:eastAsia="微软雅黑" w:cs="微软雅黑"/>
-                <w:sz w:val="22"/>
-              </w:rPr>
-              <w:t>3000</w:t>
+                <w:sz w:val="22"/>
+              </w:rPr>
+            </w:pPr>
+            <w:r>
+              <w:rPr>
+                <w:rFonts w:hint="eastAsia" w:ascii="微软雅黑" w:hAnsi="微软雅黑" w:eastAsia="微软雅黑" w:cs="微软雅黑"/>
+                <w:sz w:val="22"/>
+              </w:rPr>
+              <w:t>生产环境部署、上线配置、交付资料整理</w:t>
+            </w:r>
+          </w:p>
+        </w:tc>
+        <w:tc>
+          <w:tcPr>
+            <w:tcW w:w="1165" w:type="dxa"/>
+            <w:tcMar>
+              <w:top w:w="60" w:type="dxa"/>
+              <w:left w:w="120" w:type="dxa"/>
+              <w:bottom w:w="30" w:type="dxa"/>
+              <w:right w:w="120" w:type="dxa"/>
+            </w:tcMar>
+            <w:vAlign w:val="center"/>
+          </w:tcPr>
+          <w:p>
+            <w:pPr>
+              <w:snapToGrid w:val="0"/>
+              <w:spacing w:before="120" w:after="120" w:line="240" w:lineRule="auto"/>
+              <w:ind w:left="0" w:leftChars="0" w:right="0" w:rightChars="0" w:firstLine="0" w:firstLineChars="0"/>
+              <w:jc w:val="center"/>
+              <w:rPr>
+                <w:rFonts w:hint="eastAsia" w:ascii="微软雅黑" w:hAnsi="微软雅黑" w:eastAsia="微软雅黑" w:cs="微软雅黑"/>
+                <w:sz w:val="22"/>
+              </w:rPr>
+            </w:pPr>
+            <w:r>
+              <w:rPr>
+                <w:rFonts w:hint="eastAsia" w:ascii="微软雅黑" w:hAnsi="微软雅黑" w:eastAsia="微软雅黑" w:cs="微软雅黑"/>
+                <w:sz w:val="22"/>
+                <w:lang w:val="en-US" w:eastAsia="zh-CN"/>
+              </w:rPr>
+              <w:t>4</w:t>
+            </w:r>
+            <w:r>
+              <w:rPr>
+                <w:rFonts w:hint="eastAsia" w:ascii="微软雅黑" w:hAnsi="微软雅黑" w:eastAsia="微软雅黑" w:cs="微软雅黑"/>
+                <w:sz w:val="22"/>
+              </w:rPr>
+              <w:t>000</w:t>
             </w:r>
           </w:p>
         </w:tc>
@@ -4377,273 +5494,38 @@
             <w:right w:w="10" w:type="dxa"/>
           </w:tblCellMar>
         </w:tblPrEx>
-        <w:tc>
-          <w:tcPr>
-            <w:tcW w:w="1254" w:type="dxa"/>
-            <w:vMerge w:val="continue"/>
-            <w:tcMar>
-              <w:top w:w="60" w:type="dxa"/>
-              <w:left w:w="120" w:type="dxa"/>
-              <w:bottom w:w="30" w:type="dxa"/>
-              <w:right w:w="120" w:type="dxa"/>
-            </w:tcMar>
-          </w:tcPr>
-          <w:p>
-            <w:pPr>
-              <w:spacing w:before="120" w:after="120" w:line="288" w:lineRule="auto"/>
-              <w:jc w:val="left"/>
-              <w:rPr>
-                <w:rFonts w:hint="eastAsia" w:ascii="微软雅黑" w:hAnsi="微软雅黑" w:eastAsia="微软雅黑" w:cs="微软雅黑"/>
-              </w:rPr>
-            </w:pPr>
-          </w:p>
-        </w:tc>
-        <w:tc>
-          <w:tcPr>
-            <w:tcW w:w="1560" w:type="dxa"/>
-            <w:tcMar>
-              <w:top w:w="60" w:type="dxa"/>
-              <w:left w:w="120" w:type="dxa"/>
-              <w:bottom w:w="30" w:type="dxa"/>
-              <w:right w:w="120" w:type="dxa"/>
-            </w:tcMar>
-          </w:tcPr>
-          <w:p>
-            <w:pPr>
-              <w:spacing w:before="120" w:after="120" w:line="288" w:lineRule="auto"/>
-              <w:jc w:val="left"/>
-              <w:rPr>
-                <w:rFonts w:hint="eastAsia" w:ascii="微软雅黑" w:hAnsi="微软雅黑" w:eastAsia="微软雅黑" w:cs="微软雅黑"/>
-              </w:rPr>
-            </w:pPr>
-            <w:r>
-              <w:rPr>
-                <w:rFonts w:hint="eastAsia" w:ascii="微软雅黑" w:hAnsi="微软雅黑" w:eastAsia="微软雅黑" w:cs="微软雅黑"/>
-                <w:sz w:val="22"/>
-              </w:rPr>
-              <w:t>数据安全与权限体系</w:t>
-            </w:r>
-          </w:p>
-        </w:tc>
-        <w:tc>
-          <w:tcPr>
-            <w:tcW w:w="4252" w:type="dxa"/>
-            <w:tcMar>
-              <w:top w:w="60" w:type="dxa"/>
-              <w:left w:w="120" w:type="dxa"/>
-              <w:bottom w:w="30" w:type="dxa"/>
-              <w:right w:w="120" w:type="dxa"/>
-            </w:tcMar>
-          </w:tcPr>
-          <w:p>
-            <w:pPr>
-              <w:spacing w:before="120" w:after="120" w:line="288" w:lineRule="auto"/>
-              <w:jc w:val="left"/>
-              <w:rPr>
-                <w:rFonts w:hint="eastAsia" w:ascii="微软雅黑" w:hAnsi="微软雅黑" w:eastAsia="微软雅黑" w:cs="微软雅黑"/>
-              </w:rPr>
-            </w:pPr>
-            <w:r>
-              <w:rPr>
-                <w:rFonts w:hint="eastAsia" w:ascii="微软雅黑" w:hAnsi="微软雅黑" w:eastAsia="微软雅黑" w:cs="微软雅黑"/>
-                <w:sz w:val="22"/>
-              </w:rPr>
-              <w:t>全站数据加密、分级权限管控、学员唤醒消息推送、操作日志记录、防篡改机制</w:t>
-            </w:r>
-          </w:p>
-        </w:tc>
-        <w:tc>
-          <w:tcPr>
-            <w:tcW w:w="1418" w:type="dxa"/>
-            <w:tcMar>
-              <w:top w:w="60" w:type="dxa"/>
-              <w:left w:w="120" w:type="dxa"/>
-              <w:bottom w:w="30" w:type="dxa"/>
-              <w:right w:w="120" w:type="dxa"/>
-            </w:tcMar>
-          </w:tcPr>
-          <w:p>
-            <w:pPr>
-              <w:spacing w:before="120" w:after="120" w:line="288" w:lineRule="auto"/>
-              <w:jc w:val="center"/>
-              <w:rPr>
-                <w:rFonts w:hint="eastAsia" w:ascii="微软雅黑" w:hAnsi="微软雅黑" w:eastAsia="微软雅黑" w:cs="微软雅黑"/>
-              </w:rPr>
-            </w:pPr>
-            <w:r>
-              <w:rPr>
-                <w:rFonts w:hint="eastAsia" w:ascii="微软雅黑" w:hAnsi="微软雅黑" w:eastAsia="微软雅黑" w:cs="微软雅黑"/>
-                <w:sz w:val="22"/>
-              </w:rPr>
-              <w:t>3000</w:t>
-            </w:r>
-          </w:p>
-        </w:tc>
-      </w:tr>
-      <w:tr>
-        <w:tblPrEx>
-          <w:tblBorders>
-            <w:top w:val="single" w:color="auto" w:sz="4" w:space="0"/>
-            <w:left w:val="single" w:color="auto" w:sz="4" w:space="0"/>
-            <w:bottom w:val="single" w:color="auto" w:sz="4" w:space="0"/>
-            <w:right w:val="single" w:color="auto" w:sz="4" w:space="0"/>
-            <w:insideH w:val="single" w:color="auto" w:sz="4" w:space="0"/>
-            <w:insideV w:val="single" w:color="auto" w:sz="4" w:space="0"/>
-          </w:tblBorders>
-          <w:tblCellMar>
-            <w:top w:w="0" w:type="dxa"/>
-            <w:left w:w="10" w:type="dxa"/>
-            <w:bottom w:w="0" w:type="dxa"/>
-            <w:right w:w="10" w:type="dxa"/>
-          </w:tblCellMar>
-        </w:tblPrEx>
-        <w:tc>
-          <w:tcPr>
-            <w:tcW w:w="1254" w:type="dxa"/>
-            <w:vMerge w:val="continue"/>
-            <w:tcMar>
-              <w:top w:w="60" w:type="dxa"/>
-              <w:left w:w="120" w:type="dxa"/>
-              <w:bottom w:w="30" w:type="dxa"/>
-              <w:right w:w="120" w:type="dxa"/>
-            </w:tcMar>
-          </w:tcPr>
-          <w:p>
-            <w:pPr>
-              <w:spacing w:before="120" w:after="120" w:line="288" w:lineRule="auto"/>
-              <w:jc w:val="left"/>
-              <w:rPr>
-                <w:rFonts w:hint="eastAsia" w:ascii="微软雅黑" w:hAnsi="微软雅黑" w:eastAsia="微软雅黑" w:cs="微软雅黑"/>
-              </w:rPr>
-            </w:pPr>
-          </w:p>
-        </w:tc>
-        <w:tc>
-          <w:tcPr>
-            <w:tcW w:w="1560" w:type="dxa"/>
-            <w:tcMar>
-              <w:top w:w="60" w:type="dxa"/>
-              <w:left w:w="120" w:type="dxa"/>
-              <w:bottom w:w="30" w:type="dxa"/>
-              <w:right w:w="120" w:type="dxa"/>
-            </w:tcMar>
-          </w:tcPr>
-          <w:p>
-            <w:pPr>
-              <w:spacing w:before="120" w:after="120" w:line="288" w:lineRule="auto"/>
-              <w:jc w:val="left"/>
-              <w:rPr>
-                <w:rFonts w:hint="eastAsia" w:ascii="微软雅黑" w:hAnsi="微软雅黑" w:eastAsia="微软雅黑" w:cs="微软雅黑"/>
-              </w:rPr>
-            </w:pPr>
-            <w:r>
-              <w:rPr>
-                <w:rFonts w:hint="eastAsia" w:ascii="微软雅黑" w:hAnsi="微软雅黑" w:eastAsia="微软雅黑" w:cs="微软雅黑"/>
-                <w:sz w:val="22"/>
-              </w:rPr>
-              <w:t>部署培训</w:t>
-            </w:r>
-          </w:p>
-        </w:tc>
-        <w:tc>
-          <w:tcPr>
-            <w:tcW w:w="4252" w:type="dxa"/>
-            <w:tcMar>
-              <w:top w:w="60" w:type="dxa"/>
-              <w:left w:w="120" w:type="dxa"/>
-              <w:bottom w:w="30" w:type="dxa"/>
-              <w:right w:w="120" w:type="dxa"/>
-            </w:tcMar>
-          </w:tcPr>
-          <w:p>
-            <w:pPr>
-              <w:spacing w:before="120" w:after="120" w:line="288" w:lineRule="auto"/>
-              <w:jc w:val="left"/>
-              <w:rPr>
-                <w:rFonts w:hint="eastAsia" w:ascii="微软雅黑" w:hAnsi="微软雅黑" w:eastAsia="微软雅黑" w:cs="微软雅黑"/>
-              </w:rPr>
-            </w:pPr>
-            <w:r>
-              <w:rPr>
-                <w:rFonts w:hint="eastAsia" w:ascii="微软雅黑" w:hAnsi="微软雅黑" w:eastAsia="微软雅黑" w:cs="微软雅黑"/>
-                <w:sz w:val="22"/>
-              </w:rPr>
-              <w:t>生产环境部署、上线配置、交付资料整理</w:t>
-            </w:r>
-          </w:p>
-        </w:tc>
-        <w:tc>
-          <w:tcPr>
-            <w:tcW w:w="1418" w:type="dxa"/>
-            <w:tcMar>
-              <w:top w:w="60" w:type="dxa"/>
-              <w:left w:w="120" w:type="dxa"/>
-              <w:bottom w:w="30" w:type="dxa"/>
-              <w:right w:w="120" w:type="dxa"/>
-            </w:tcMar>
-          </w:tcPr>
-          <w:p>
-            <w:pPr>
-              <w:spacing w:before="120" w:after="120" w:line="288" w:lineRule="auto"/>
-              <w:jc w:val="center"/>
-              <w:rPr>
-                <w:rFonts w:hint="eastAsia" w:ascii="微软雅黑" w:hAnsi="微软雅黑" w:eastAsia="微软雅黑" w:cs="微软雅黑"/>
-              </w:rPr>
-            </w:pPr>
-            <w:r>
-              <w:rPr>
-                <w:rFonts w:hint="eastAsia" w:ascii="微软雅黑" w:hAnsi="微软雅黑" w:eastAsia="微软雅黑" w:cs="微软雅黑"/>
-                <w:sz w:val="22"/>
-                <w:lang w:val="en-US" w:eastAsia="zh-CN"/>
-              </w:rPr>
-              <w:t>4</w:t>
-            </w:r>
-            <w:r>
-              <w:rPr>
-                <w:rFonts w:hint="eastAsia" w:ascii="微软雅黑" w:hAnsi="微软雅黑" w:eastAsia="微软雅黑" w:cs="微软雅黑"/>
-                <w:sz w:val="22"/>
-              </w:rPr>
-              <w:t>000</w:t>
-            </w:r>
-          </w:p>
-        </w:tc>
-      </w:tr>
-      <w:tr>
-        <w:tblPrEx>
-          <w:tblBorders>
-            <w:top w:val="single" w:color="auto" w:sz="4" w:space="0"/>
-            <w:left w:val="single" w:color="auto" w:sz="4" w:space="0"/>
-            <w:bottom w:val="single" w:color="auto" w:sz="4" w:space="0"/>
-            <w:right w:val="single" w:color="auto" w:sz="4" w:space="0"/>
-            <w:insideH w:val="single" w:color="auto" w:sz="4" w:space="0"/>
-            <w:insideV w:val="single" w:color="auto" w:sz="4" w:space="0"/>
-          </w:tblBorders>
-          <w:tblCellMar>
-            <w:top w:w="0" w:type="dxa"/>
-            <w:left w:w="10" w:type="dxa"/>
-            <w:bottom w:w="0" w:type="dxa"/>
-            <w:right w:w="10" w:type="dxa"/>
-          </w:tblCellMar>
-        </w:tblPrEx>
-        <w:tc>
-          <w:tcPr>
-            <w:tcW w:w="1254" w:type="dxa"/>
-            <w:tcMar>
-              <w:top w:w="60" w:type="dxa"/>
-              <w:left w:w="120" w:type="dxa"/>
-              <w:bottom w:w="30" w:type="dxa"/>
-              <w:right w:w="120" w:type="dxa"/>
-            </w:tcMar>
-          </w:tcPr>
-          <w:p>
-            <w:pPr>
-              <w:spacing w:before="120" w:after="120" w:line="288" w:lineRule="auto"/>
-            </w:pPr>
-          </w:p>
-        </w:tc>
-        <w:tc>
-          <w:tcPr>
-            <w:tcW w:w="7230" w:type="dxa"/>
+        <w:trPr>
+          <w:trHeight w:val="0" w:hRule="atLeast"/>
+          <w:jc w:val="center"/>
+        </w:trPr>
+        <w:tc>
+          <w:tcPr>
+            <w:tcW w:w="952" w:type="dxa"/>
+            <w:tcMar>
+              <w:top w:w="60" w:type="dxa"/>
+              <w:left w:w="120" w:type="dxa"/>
+              <w:bottom w:w="30" w:type="dxa"/>
+              <w:right w:w="120" w:type="dxa"/>
+            </w:tcMar>
+            <w:vAlign w:val="center"/>
+          </w:tcPr>
+          <w:p>
+            <w:pPr>
+              <w:snapToGrid w:val="0"/>
+              <w:spacing w:before="120" w:after="120" w:line="240" w:lineRule="auto"/>
+              <w:ind w:left="0" w:leftChars="0" w:right="0" w:rightChars="0" w:firstLine="0" w:firstLineChars="0"/>
+              <w:jc w:val="center"/>
+              <w:rPr>
+                <w:rFonts w:ascii="微软雅黑" w:eastAsia="微软雅黑"/>
+                <w:b/>
+                <w:sz w:val="22"/>
+              </w:rPr>
+            </w:pPr>
+          </w:p>
+        </w:tc>
+        <w:tc>
+          <w:tcPr>
+            <w:tcW w:w="7569" w:type="dxa"/>
             <w:gridSpan w:val="3"/>
             <w:tcMar>
               <w:top w:w="60" w:type="dxa"/>
@@ -4651,11 +5533,19 @@
               <w:bottom w:w="30" w:type="dxa"/>
               <w:right w:w="120" w:type="dxa"/>
             </w:tcMar>
-          </w:tcPr>
-          <w:p>
-            <w:pPr>
-              <w:spacing w:before="120" w:after="120" w:line="288" w:lineRule="auto"/>
-              <w:jc w:val="both"/>
+            <w:vAlign w:val="center"/>
+          </w:tcPr>
+          <w:p>
+            <w:pPr>
+              <w:snapToGrid w:val="0"/>
+              <w:spacing w:before="120" w:after="120" w:line="240" w:lineRule="auto"/>
+              <w:ind w:left="0" w:leftChars="0" w:right="0" w:rightChars="0" w:firstLine="0" w:firstLineChars="0"/>
+              <w:jc w:val="center"/>
+              <w:rPr>
+                <w:rFonts w:ascii="微软雅黑" w:eastAsia="微软雅黑"/>
+                <w:b/>
+                <w:sz w:val="22"/>
+              </w:rPr>
             </w:pPr>
             <w:r>
               <w:rPr>
@@ -4674,7 +5564,7 @@
                 <w:sz w:val="22"/>
                 <w:lang w:val="en-US" w:eastAsia="zh-CN"/>
               </w:rPr>
-              <w:t xml:space="preserve">                                            78</w:t>
+              <w:t xml:space="preserve">                                            75</w:t>
             </w:r>
             <w:r>
               <w:rPr>
@@ -4839,12 +5729,6 @@
             <w:insideH w:val="single" w:color="auto" w:sz="4" w:space="0"/>
             <w:insideV w:val="single" w:color="auto" w:sz="4" w:space="0"/>
           </w:tblBorders>
-          <w:tblCellMar>
-            <w:top w:w="0" w:type="dxa"/>
-            <w:left w:w="10" w:type="dxa"/>
-            <w:bottom w:w="0" w:type="dxa"/>
-            <w:right w:w="10" w:type="dxa"/>
-          </w:tblCellMar>
         </w:tblPrEx>
         <w:tc>
           <w:tcPr>
@@ -5417,8 +6301,34 @@
           <w:rFonts w:hint="eastAsia" w:ascii="微软雅黑" w:hAnsi="微软雅黑" w:eastAsia="微软雅黑" w:cs="微软雅黑"/>
           <w:b/>
           <w:sz w:val="22"/>
+          <w:lang w:val="en-US" w:eastAsia="zh-CN"/>
         </w:rPr>
-        <w:t>22周（110个工作日）</w:t>
+        <w:t>18</w:t>
+      </w:r>
+      <w:r>
+        <w:rPr>
+          <w:rFonts w:hint="eastAsia" w:ascii="微软雅黑" w:hAnsi="微软雅黑" w:eastAsia="微软雅黑" w:cs="微软雅黑"/>
+          <w:b/>
+          <w:sz w:val="22"/>
+        </w:rPr>
+        <w:t>周（</w:t>
+      </w:r>
+      <w:r>
+        <w:rPr>
+          <w:rFonts w:hint="eastAsia" w:ascii="微软雅黑" w:hAnsi="微软雅黑" w:eastAsia="微软雅黑" w:cs="微软雅黑"/>
+          <w:b/>
+          <w:sz w:val="22"/>
+          <w:lang w:val="en-US" w:eastAsia="zh-CN"/>
+        </w:rPr>
+        <w:t>9</w:t>
+      </w:r>
+      <w:r>
+        <w:rPr>
+          <w:rFonts w:hint="eastAsia" w:ascii="微软雅黑" w:hAnsi="微软雅黑" w:eastAsia="微软雅黑" w:cs="微软雅黑"/>
+          <w:b/>
+          <w:sz w:val="22"/>
+        </w:rPr>
+        <w:t>0个工作日）</w:t>
       </w:r>
       <w:r>
         <w:rPr>
@@ -5782,7 +6692,37 @@
                 <w:rFonts w:hint="eastAsia" w:ascii="微软雅黑" w:hAnsi="微软雅黑" w:eastAsia="微软雅黑" w:cs="微软雅黑"/>
                 <w:sz w:val="22"/>
               </w:rPr>
-              <w:t>第3-15周</w:t>
+              <w:t>第</w:t>
+            </w:r>
+            <w:r>
+              <w:rPr>
+                <w:rFonts w:hint="eastAsia" w:ascii="微软雅黑" w:hAnsi="微软雅黑" w:eastAsia="微软雅黑" w:cs="微软雅黑"/>
+                <w:sz w:val="22"/>
+                <w:lang w:val="en-US" w:eastAsia="zh-CN"/>
+              </w:rPr>
+              <w:t>2</w:t>
+            </w:r>
+            <w:r>
+              <w:rPr>
+                <w:rFonts w:hint="eastAsia" w:ascii="微软雅黑" w:hAnsi="微软雅黑" w:eastAsia="微软雅黑" w:cs="微软雅黑"/>
+                <w:sz w:val="22"/>
+              </w:rPr>
+              <w:t>-</w:t>
+            </w:r>
+            <w:r>
+              <w:rPr>
+                <w:rFonts w:hint="eastAsia" w:ascii="微软雅黑" w:hAnsi="微软雅黑" w:eastAsia="微软雅黑" w:cs="微软雅黑"/>
+                <w:sz w:val="22"/>
+                <w:lang w:val="en-US" w:eastAsia="zh-CN"/>
+              </w:rPr>
+              <w:t>15</w:t>
+            </w:r>
+            <w:r>
+              <w:rPr>
+                <w:rFonts w:hint="eastAsia" w:ascii="微软雅黑" w:hAnsi="微软雅黑" w:eastAsia="微软雅黑" w:cs="微软雅黑"/>
+                <w:sz w:val="22"/>
+              </w:rPr>
+              <w:t>周</w:t>
             </w:r>
           </w:p>
         </w:tc>
@@ -5892,7 +6832,22 @@
                 <w:rFonts w:hint="eastAsia" w:ascii="微软雅黑" w:hAnsi="微软雅黑" w:eastAsia="微软雅黑" w:cs="微软雅黑"/>
                 <w:sz w:val="22"/>
               </w:rPr>
-              <w:t>第16-19周</w:t>
+              <w:t>第16-1</w:t>
+            </w:r>
+            <w:r>
+              <w:rPr>
+                <w:rFonts w:hint="eastAsia" w:ascii="微软雅黑" w:hAnsi="微软雅黑" w:eastAsia="微软雅黑" w:cs="微软雅黑"/>
+                <w:sz w:val="22"/>
+                <w:lang w:val="en-US" w:eastAsia="zh-CN"/>
+              </w:rPr>
+              <w:t>7</w:t>
+            </w:r>
+            <w:r>
+              <w:rPr>
+                <w:rFonts w:hint="eastAsia" w:ascii="微软雅黑" w:hAnsi="微软雅黑" w:eastAsia="微软雅黑" w:cs="微软雅黑"/>
+                <w:sz w:val="22"/>
+              </w:rPr>
+              <w:t>周</w:t>
             </w:r>
           </w:p>
         </w:tc>
@@ -6002,7 +6957,22 @@
                 <w:rFonts w:hint="eastAsia" w:ascii="微软雅黑" w:hAnsi="微软雅黑" w:eastAsia="微软雅黑" w:cs="微软雅黑"/>
                 <w:sz w:val="22"/>
               </w:rPr>
-              <w:t>第20-22周</w:t>
+              <w:t>第</w:t>
+            </w:r>
+            <w:r>
+              <w:rPr>
+                <w:rFonts w:hint="eastAsia" w:ascii="微软雅黑" w:hAnsi="微软雅黑" w:eastAsia="微软雅黑" w:cs="微软雅黑"/>
+                <w:sz w:val="22"/>
+                <w:lang w:val="en-US" w:eastAsia="zh-CN"/>
+              </w:rPr>
+              <w:t>18</w:t>
+            </w:r>
+            <w:r>
+              <w:rPr>
+                <w:rFonts w:hint="eastAsia" w:ascii="微软雅黑" w:hAnsi="微软雅黑" w:eastAsia="微软雅黑" w:cs="微软雅黑"/>
+                <w:sz w:val="22"/>
+              </w:rPr>
+              <w:t>周</w:t>
             </w:r>
           </w:p>
         </w:tc>
@@ -6070,7 +7040,7 @@
           <w:b/>
           <w:sz w:val="32"/>
         </w:rPr>
-        <w:t>四、实施步骤（精简版）</w:t>
+        <w:t>四、实施步骤</w:t>
       </w:r>
       <w:bookmarkEnd w:id="3"/>
     </w:p>
@@ -6950,7 +7920,7 @@
           <w:rFonts w:hint="eastAsia" w:ascii="微软雅黑" w:hAnsi="微软雅黑" w:eastAsia="微软雅黑" w:cs="微软雅黑"/>
           <w:sz w:val="22"/>
         </w:rPr>
-        <w:t>2. 运维续费：免费运维期结束后，可按需续费，年度运维服务费</w:t>
+        <w:t>2. 运维续费：免费运维期结束后，年度运维服务</w:t>
       </w:r>
       <w:r>
         <w:rPr>
@@ -6958,7 +7928,22 @@
           <w:sz w:val="22"/>
           <w:lang w:val="en-US" w:eastAsia="zh-CN"/>
         </w:rPr>
-        <w:t>5</w:t>
+        <w:t>和技术支撑</w:t>
+      </w:r>
+      <w:r>
+        <w:rPr>
+          <w:rFonts w:hint="eastAsia" w:ascii="微软雅黑" w:hAnsi="微软雅黑" w:eastAsia="微软雅黑" w:cs="微软雅黑"/>
+          <w:sz w:val="22"/>
+        </w:rPr>
+        <w:t>费</w:t>
+      </w:r>
+      <w:r>
+        <w:rPr>
+          <w:rFonts w:hint="eastAsia" w:ascii="微软雅黑" w:hAnsi="微软雅黑" w:eastAsia="微软雅黑" w:cs="微软雅黑"/>
+          <w:sz w:val="22"/>
+          <w:lang w:val="en-US" w:eastAsia="zh-CN"/>
+        </w:rPr>
+        <w:t>用5</w:t>
       </w:r>
       <w:r>
         <w:rPr>
@@ -6982,7 +7967,22 @@
           <w:rFonts w:hint="eastAsia" w:ascii="微软雅黑" w:hAnsi="微软雅黑" w:eastAsia="微软雅黑" w:cs="微软雅黑"/>
           <w:sz w:val="22"/>
         </w:rPr>
-        <w:t>3. 交付物清单：项目全款结清后，乙方交付全套源代码、数据库脚本、部署手册、操作手册、测试报告、UI源文件</w:t>
+        <w:t>3. 交付物清单：项目全款结清后，乙方交付全套源代码、</w:t>
+      </w:r>
+      <w:r>
+        <w:rPr>
+          <w:rFonts w:hint="eastAsia" w:ascii="微软雅黑" w:hAnsi="微软雅黑" w:eastAsia="微软雅黑" w:cs="微软雅黑"/>
+          <w:sz w:val="22"/>
+          <w:lang w:val="en-US" w:eastAsia="zh-CN"/>
+        </w:rPr>
+        <w:t>详细设计手册、</w:t>
+      </w:r>
+      <w:r>
+        <w:rPr>
+          <w:rFonts w:hint="eastAsia" w:ascii="微软雅黑" w:hAnsi="微软雅黑" w:eastAsia="微软雅黑" w:cs="微软雅黑"/>
+          <w:sz w:val="22"/>
+        </w:rPr>
+        <w:t>数据库脚本、部署手册、操作手册、测试报告、UI源文件</w:t>
       </w:r>
       <w:r>
         <w:rPr>
@@ -7014,7 +8014,17 @@
           <w:sz w:val="22"/>
           <w:lang w:val="en-US" w:eastAsia="zh-CN"/>
         </w:rPr>
-        <w:t>所有材料、代码等版权均归甲方所有。</w:t>
+        <w:t>所有材料</w:t>
+      </w:r>
+      <w:bookmarkStart w:id="5" w:name="_GoBack"/>
+      <w:bookmarkEnd w:id="5"/>
+      <w:r>
+        <w:rPr>
+          <w:rFonts w:hint="eastAsia" w:ascii="微软雅黑" w:hAnsi="微软雅黑" w:eastAsia="微软雅黑" w:cs="微软雅黑"/>
+          <w:sz w:val="22"/>
+          <w:lang w:val="en-US" w:eastAsia="zh-CN"/>
+        </w:rPr>
+        <w:t>版权均归甲方所有。</w:t>
       </w:r>
     </w:p>
     <w:sectPr>

--- a/pro_sanzhutraining/docs/平台开发方案.docx
+++ b/pro_sanzhutraining/docs/平台开发方案.docx
@@ -124,12 +124,6 @@
             <w:insideH w:val="single" w:color="auto" w:sz="4" w:space="0"/>
             <w:insideV w:val="single" w:color="auto" w:sz="4" w:space="0"/>
           </w:tblBorders>
-          <w:tblCellMar>
-            <w:top w:w="0" w:type="dxa"/>
-            <w:left w:w="10" w:type="dxa"/>
-            <w:bottom w:w="0" w:type="dxa"/>
-            <w:right w:w="10" w:type="dxa"/>
-          </w:tblCellMar>
         </w:tblPrEx>
         <w:tc>
           <w:tcPr>
@@ -795,7 +789,7 @@
                 <w:sz w:val="22"/>
                 <w:lang w:val="en-US" w:eastAsia="zh-CN"/>
               </w:rPr>
-              <w:t>40</w:t>
+              <w:t>35</w:t>
             </w:r>
             <w:r>
               <w:rPr>
@@ -950,7 +944,7 @@
                 <w:sz w:val="22"/>
                 <w:lang w:val="en-US" w:eastAsia="zh-CN"/>
               </w:rPr>
-              <w:t>20</w:t>
+              <w:t>15</w:t>
             </w:r>
             <w:r>
               <w:rPr>
@@ -1162,7 +1156,7 @@
                 <w:sz w:val="22"/>
                 <w:lang w:val="en-US" w:eastAsia="zh-CN"/>
               </w:rPr>
-              <w:t>30</w:t>
+              <w:t>25</w:t>
             </w:r>
             <w:r>
               <w:rPr>
@@ -1321,7 +1315,7 @@
                 <w:sz w:val="22"/>
                 <w:lang w:val="en-US" w:eastAsia="zh-CN"/>
               </w:rPr>
-              <w:t>30</w:t>
+              <w:t>25</w:t>
             </w:r>
             <w:r>
               <w:rPr>
@@ -1469,7 +1463,7 @@
                 <w:sz w:val="22"/>
                 <w:lang w:val="en-US" w:eastAsia="zh-CN"/>
               </w:rPr>
-              <w:t>10</w:t>
+              <w:t>15</w:t>
             </w:r>
             <w:r>
               <w:rPr>
@@ -1805,7 +1799,7 @@
                 <w:sz w:val="22"/>
                 <w:lang w:val="en-US" w:eastAsia="zh-CN"/>
               </w:rPr>
-              <w:t>2000</w:t>
+              <w:t>1500</w:t>
             </w:r>
           </w:p>
         </w:tc>
@@ -1946,7 +1940,7 @@
                 <w:sz w:val="22"/>
                 <w:lang w:val="en-US" w:eastAsia="zh-CN"/>
               </w:rPr>
-              <w:t>40</w:t>
+              <w:t>35</w:t>
             </w:r>
             <w:r>
               <w:rPr>
@@ -2094,14 +2088,14 @@
                 <w:sz w:val="22"/>
                 <w:lang w:val="en-US" w:eastAsia="zh-CN"/>
               </w:rPr>
-              <w:t>4</w:t>
-            </w:r>
-            <w:r>
-              <w:rPr>
-                <w:rFonts w:hint="eastAsia" w:ascii="微软雅黑" w:hAnsi="微软雅黑" w:eastAsia="微软雅黑" w:cs="微软雅黑"/>
-                <w:sz w:val="22"/>
-              </w:rPr>
-              <w:t>000</w:t>
+              <w:t>35</w:t>
+            </w:r>
+            <w:r>
+              <w:rPr>
+                <w:rFonts w:hint="eastAsia" w:ascii="微软雅黑" w:hAnsi="微软雅黑" w:eastAsia="微软雅黑" w:cs="微软雅黑"/>
+                <w:sz w:val="22"/>
+              </w:rPr>
+              <w:t>00</w:t>
             </w:r>
           </w:p>
         </w:tc>
@@ -2249,7 +2243,7 @@
                 <w:sz w:val="22"/>
                 <w:lang w:val="en-US" w:eastAsia="zh-CN"/>
               </w:rPr>
-              <w:t>5</w:t>
+              <w:t>0</w:t>
             </w:r>
             <w:r>
               <w:rPr>
@@ -2399,7 +2393,7 @@
                 <w:sz w:val="22"/>
                 <w:lang w:val="en-US" w:eastAsia="zh-CN"/>
               </w:rPr>
-              <w:t>2</w:t>
+              <w:t>1</w:t>
             </w:r>
             <w:r>
               <w:rPr>
@@ -2547,7 +2541,7 @@
                 <w:sz w:val="22"/>
                 <w:lang w:val="en-US" w:eastAsia="zh-CN"/>
               </w:rPr>
-              <w:t>15</w:t>
+              <w:t>10</w:t>
             </w:r>
             <w:r>
               <w:rPr>
@@ -2710,7 +2704,7 @@
                 <w:sz w:val="22"/>
                 <w:lang w:val="en-US" w:eastAsia="zh-CN"/>
               </w:rPr>
-              <w:t>15</w:t>
+              <w:t>10</w:t>
             </w:r>
             <w:r>
               <w:rPr>
@@ -2872,7 +2866,7 @@
                 <w:sz w:val="22"/>
                 <w:lang w:val="en-US" w:eastAsia="zh-CN"/>
               </w:rPr>
-              <w:t>1500</w:t>
+              <w:t>1000</w:t>
             </w:r>
           </w:p>
         </w:tc>
@@ -3019,7 +3013,7 @@
                 <w:sz w:val="22"/>
                 <w:lang w:val="en-US" w:eastAsia="zh-CN"/>
               </w:rPr>
-              <w:t>1500</w:t>
+              <w:t>1000</w:t>
             </w:r>
           </w:p>
         </w:tc>
@@ -3166,7 +3160,7 @@
                 <w:sz w:val="22"/>
                 <w:lang w:val="en-US" w:eastAsia="zh-CN"/>
               </w:rPr>
-              <w:t>1500</w:t>
+              <w:t>1000</w:t>
             </w:r>
           </w:p>
         </w:tc>
@@ -3313,7 +3307,7 @@
                 <w:sz w:val="22"/>
                 <w:lang w:val="en-US" w:eastAsia="zh-CN"/>
               </w:rPr>
-              <w:t>1500</w:t>
+              <w:t>1000</w:t>
             </w:r>
           </w:p>
         </w:tc>
@@ -3454,7 +3448,7 @@
                 <w:sz w:val="22"/>
                 <w:lang w:val="en-US" w:eastAsia="zh-CN"/>
               </w:rPr>
-              <w:t>15</w:t>
+              <w:t>10</w:t>
             </w:r>
             <w:r>
               <w:rPr>
@@ -3641,7 +3635,7 @@
                 <w:sz w:val="22"/>
                 <w:lang w:val="en-US" w:eastAsia="zh-CN"/>
               </w:rPr>
-              <w:t>25</w:t>
+              <w:t>20</w:t>
             </w:r>
             <w:r>
               <w:rPr>
@@ -3796,7 +3790,7 @@
                 <w:sz w:val="22"/>
                 <w:lang w:val="en-US" w:eastAsia="zh-CN"/>
               </w:rPr>
-              <w:t>35</w:t>
+              <w:t>25</w:t>
             </w:r>
             <w:r>
               <w:rPr>
@@ -3969,14 +3963,14 @@
                 <w:sz w:val="22"/>
                 <w:lang w:val="en-US" w:eastAsia="zh-CN"/>
               </w:rPr>
-              <w:t>4</w:t>
-            </w:r>
-            <w:r>
-              <w:rPr>
-                <w:rFonts w:hint="eastAsia" w:ascii="微软雅黑" w:hAnsi="微软雅黑" w:eastAsia="微软雅黑" w:cs="微软雅黑"/>
-                <w:sz w:val="22"/>
-              </w:rPr>
-              <w:t>500</w:t>
+              <w:t>40</w:t>
+            </w:r>
+            <w:r>
+              <w:rPr>
+                <w:rFonts w:hint="eastAsia" w:ascii="微软雅黑" w:hAnsi="微软雅黑" w:eastAsia="微软雅黑" w:cs="微软雅黑"/>
+                <w:sz w:val="22"/>
+              </w:rPr>
+              <w:t>00</w:t>
             </w:r>
           </w:p>
         </w:tc>
@@ -4103,7 +4097,16 @@
                 <w:rFonts w:hint="eastAsia" w:ascii="微软雅黑" w:hAnsi="微软雅黑" w:eastAsia="微软雅黑" w:cs="微软雅黑"/>
                 <w:sz w:val="22"/>
               </w:rPr>
-              <w:t>题库分类创建、题目新增/编辑、题目批量导入导出、题型管理（单选/多选/判断）、题目难度配置、学员刷题数据统计、错题数据监控</w:t>
+              <w:t>题库分类创建、题目新增/编辑、题目批量导入导出、题型管理（单选/多选/判断）、题目难度配置、学员刷题数据统计、错</w:t>
+            </w:r>
+            <w:bookmarkStart w:id="5" w:name="_GoBack"/>
+            <w:bookmarkEnd w:id="5"/>
+            <w:r>
+              <w:rPr>
+                <w:rFonts w:hint="eastAsia" w:ascii="微软雅黑" w:hAnsi="微软雅黑" w:eastAsia="微软雅黑" w:cs="微软雅黑"/>
+                <w:sz w:val="22"/>
+              </w:rPr>
+              <w:t>题数据监控</w:t>
             </w:r>
             <w:r>
               <w:rPr>
@@ -4144,7 +4147,7 @@
                 <w:sz w:val="22"/>
                 <w:lang w:val="en-US" w:eastAsia="zh-CN"/>
               </w:rPr>
-              <w:t>5500</w:t>
+              <w:t>4500</w:t>
             </w:r>
           </w:p>
         </w:tc>
@@ -4198,7 +4201,7 @@
         <w:tc>
           <w:tcPr>
             <w:tcW w:w="1393" w:type="dxa"/>
-            <w:shd w:val="clear"/>
+            <w:shd w:val="clear" w:color="auto" w:fill="auto"/>
             <w:tcMar>
               <w:top w:w="60" w:type="dxa"/>
               <w:left w:w="120" w:type="dxa"/>
@@ -4240,7 +4243,7 @@
         <w:tc>
           <w:tcPr>
             <w:tcW w:w="5011" w:type="dxa"/>
-            <w:shd w:val="clear"/>
+            <w:shd w:val="clear" w:color="auto" w:fill="auto"/>
             <w:tcMar>
               <w:top w:w="60" w:type="dxa"/>
               <w:left w:w="120" w:type="dxa"/>
@@ -4274,7 +4277,7 @@
         <w:tc>
           <w:tcPr>
             <w:tcW w:w="1165" w:type="dxa"/>
-            <w:shd w:val="clear"/>
+            <w:shd w:val="clear" w:color="auto" w:fill="auto"/>
             <w:tcMar>
               <w:top w:w="60" w:type="dxa"/>
               <w:left w:w="120" w:type="dxa"/>
@@ -4300,16 +4303,9 @@
               <w:rPr>
                 <w:rFonts w:hint="eastAsia" w:ascii="微软雅黑" w:hAnsi="微软雅黑" w:eastAsia="微软雅黑" w:cs="微软雅黑"/>
                 <w:sz w:val="22"/>
-              </w:rPr>
-              <w:t>3</w:t>
-            </w:r>
-            <w:r>
-              <w:rPr>
-                <w:rFonts w:hint="eastAsia" w:ascii="微软雅黑" w:hAnsi="微软雅黑" w:eastAsia="微软雅黑" w:cs="微软雅黑"/>
-                <w:sz w:val="22"/>
-                <w:lang w:val="en-US" w:eastAsia="zh-CN"/>
-              </w:rPr>
-              <w:t>5</w:t>
+                <w:lang w:val="en-US" w:eastAsia="zh-CN"/>
+              </w:rPr>
+              <w:t>25</w:t>
             </w:r>
             <w:r>
               <w:rPr>
@@ -4370,7 +4366,7 @@
         <w:tc>
           <w:tcPr>
             <w:tcW w:w="1393" w:type="dxa"/>
-            <w:shd w:val="clear"/>
+            <w:shd w:val="clear" w:color="auto" w:fill="auto"/>
             <w:tcMar>
               <w:top w:w="60" w:type="dxa"/>
               <w:left w:w="120" w:type="dxa"/>
@@ -4410,7 +4406,7 @@
         <w:tc>
           <w:tcPr>
             <w:tcW w:w="5011" w:type="dxa"/>
-            <w:shd w:val="clear"/>
+            <w:shd w:val="clear" w:color="auto" w:fill="auto"/>
             <w:tcMar>
               <w:top w:w="60" w:type="dxa"/>
               <w:left w:w="120" w:type="dxa"/>
@@ -4442,7 +4438,7 @@
         <w:tc>
           <w:tcPr>
             <w:tcW w:w="1165" w:type="dxa"/>
-            <w:shd w:val="clear"/>
+            <w:shd w:val="clear" w:color="auto" w:fill="auto"/>
             <w:tcMar>
               <w:top w:w="60" w:type="dxa"/>
               <w:left w:w="120" w:type="dxa"/>
@@ -4802,16 +4798,9 @@
               <w:rPr>
                 <w:rFonts w:hint="eastAsia" w:ascii="微软雅黑" w:hAnsi="微软雅黑" w:eastAsia="微软雅黑" w:cs="微软雅黑"/>
                 <w:sz w:val="22"/>
-              </w:rPr>
-              <w:t>2</w:t>
-            </w:r>
-            <w:r>
-              <w:rPr>
-                <w:rFonts w:hint="eastAsia" w:ascii="微软雅黑" w:hAnsi="微软雅黑" w:eastAsia="微软雅黑" w:cs="微软雅黑"/>
-                <w:sz w:val="22"/>
-                <w:lang w:val="en-US" w:eastAsia="zh-CN"/>
-              </w:rPr>
-              <w:t>5</w:t>
+                <w:lang w:val="en-US" w:eastAsia="zh-CN"/>
+              </w:rPr>
+              <w:t>25</w:t>
             </w:r>
             <w:r>
               <w:rPr>
@@ -4989,7 +4978,7 @@
                 <w:sz w:val="22"/>
                 <w:lang w:val="en-US" w:eastAsia="zh-CN"/>
               </w:rPr>
-              <w:t>7</w:t>
+              <w:t>6</w:t>
             </w:r>
             <w:r>
               <w:rPr>
@@ -5554,7 +5543,7 @@
                 <w:bCs/>
                 <w:sz w:val="22"/>
               </w:rPr>
-              <w:t>项目整体总报价约：</w:t>
+              <w:t>项目整体总报价：</w:t>
             </w:r>
             <w:r>
               <w:rPr>
@@ -5564,7 +5553,7 @@
                 <w:sz w:val="22"/>
                 <w:lang w:val="en-US" w:eastAsia="zh-CN"/>
               </w:rPr>
-              <w:t xml:space="preserve">                                            75</w:t>
+              <w:t xml:space="preserve">                                            65</w:t>
             </w:r>
             <w:r>
               <w:rPr>
@@ -5573,26 +5562,7 @@
                 <w:bCs/>
                 <w:sz w:val="22"/>
               </w:rPr>
-              <w:t>000 元~</w:t>
-            </w:r>
-            <w:r>
-              <w:rPr>
-                <w:rFonts w:hint="eastAsia" w:ascii="微软雅黑" w:hAnsi="微软雅黑" w:eastAsia="微软雅黑" w:cs="微软雅黑"/>
-                <w:b/>
-                <w:bCs/>
-                <w:sz w:val="22"/>
-                <w:lang w:val="en-US" w:eastAsia="zh-CN"/>
-              </w:rPr>
-              <w:t>9</w:t>
-            </w:r>
-            <w:r>
-              <w:rPr>
-                <w:rFonts w:hint="eastAsia" w:ascii="微软雅黑" w:hAnsi="微软雅黑" w:eastAsia="微软雅黑" w:cs="微软雅黑"/>
-                <w:b/>
-                <w:bCs/>
-                <w:sz w:val="22"/>
-              </w:rPr>
-              <w:t>8000元</w:t>
+              <w:t>000 元</w:t>
             </w:r>
           </w:p>
         </w:tc>
@@ -8014,17 +7984,7 @@
           <w:sz w:val="22"/>
           <w:lang w:val="en-US" w:eastAsia="zh-CN"/>
         </w:rPr>
-        <w:t>所有材料</w:t>
-      </w:r>
-      <w:bookmarkStart w:id="5" w:name="_GoBack"/>
-      <w:bookmarkEnd w:id="5"/>
-      <w:r>
-        <w:rPr>
-          <w:rFonts w:hint="eastAsia" w:ascii="微软雅黑" w:hAnsi="微软雅黑" w:eastAsia="微软雅黑" w:cs="微软雅黑"/>
-          <w:sz w:val="22"/>
-          <w:lang w:val="en-US" w:eastAsia="zh-CN"/>
-        </w:rPr>
-        <w:t>版权均归甲方所有。</w:t>
+        <w:t>所有材料版权均归甲方所有。</w:t>
       </w:r>
     </w:p>
     <w:sectPr>
